--- a/fastapi - cheat_sheet.docx
+++ b/fastapi - cheat_sheet.docx
@@ -2,6 +2,3546 @@
 <file path=word/document.xml><?xml version="1.0" encoding="utf-8"?>
 <w:document xmlns:wpc="http://schemas.microsoft.com/office/word/2010/wordprocessingCanvas" xmlns:cx="http://schemas.microsoft.com/office/drawing/2014/chartex" xmlns:cx1="http://schemas.microsoft.com/office/drawing/2015/9/8/chartex" xmlns:cx2="http://schemas.microsoft.com/office/drawing/2015/10/21/chartex" xmlns:cx3="http://schemas.microsoft.com/office/drawing/2016/5/9/chartex" xmlns:cx4="http://schemas.microsoft.com/office/drawing/2016/5/10/chartex" xmlns:cx5="http://schemas.microsoft.com/office/drawing/2016/5/11/chartex" xmlns:cx6="http://schemas.microsoft.com/office/drawing/2016/5/12/chartex" xmlns:cx7="http://schemas.microsoft.com/office/drawing/2016/5/13/chartex" xmlns:cx8="http://schemas.microsoft.com/office/drawing/2016/5/14/chartex" xmlns:mc="http://schemas.openxmlformats.org/markup-compatibility/2006" xmlns:aink="http://schemas.microsoft.com/office/drawing/2016/ink" xmlns:am3d="http://schemas.microsoft.com/office/drawing/2017/model3d" xmlns:o="urn:schemas-microsoft-com:office:office" xmlns:oel="http://schemas.microsoft.com/office/2019/extlst" xmlns:r="http://schemas.openxmlformats.org/officeDocument/2006/relationships" xmlns:m="http://schemas.openxmlformats.org/officeDocument/2006/math" xmlns:v="urn:schemas-microsoft-com:vml" xmlns:wp14="http://schemas.microsoft.com/office/word/2010/wordprocessingDrawing" xmlns:wp="http://schemas.openxmlformats.org/drawingml/2006/wordprocessingDrawing" xmlns:w10="urn:schemas-microsoft-com:office:word" xmlns:w="http://schemas.openxmlformats.org/wordprocessingml/2006/main" xmlns:w14="http://schemas.microsoft.com/office/word/2010/wordml" xmlns:w15="http://schemas.microsoft.com/office/word/2012/wordml" xmlns:w16cex="http://schemas.microsoft.com/office/word/2018/wordml/cex" xmlns:w16cid="http://schemas.microsoft.com/office/word/2016/wordml/cid" xmlns:w16="http://schemas.microsoft.com/office/word/2018/wordml" xmlns:w16du="http://schemas.microsoft.com/office/word/2023/wordml/word16du" xmlns:w16sdtdh="http://schemas.microsoft.com/office/word/2020/wordml/sdtdatahash" xmlns:w16sdtfl="http://schemas.microsoft.com/office/word/2024/wordml/sdtformatlock" xmlns:w16se="http://schemas.microsoft.com/office/word/2015/wordml/symex" xmlns:wpg="http://schemas.microsoft.com/office/word/2010/wordprocessingGroup" xmlns:wpi="http://schemas.microsoft.com/office/word/2010/wordprocessingInk" xmlns:wne="http://schemas.microsoft.com/office/word/2006/wordml" xmlns:wps="http://schemas.microsoft.com/office/word/2010/wordprocessingShape" mc:Ignorable="w14 w15 w16se w16cid w16 w16cex w16sdtdh w16sdtfl w16du wp14">
   <w:body>
+    <w:sdt>
+      <w:sdtPr>
+        <w:id w:val="-983076304"/>
+        <w:docPartObj>
+          <w:docPartGallery w:val="Table of Contents"/>
+          <w:docPartUnique/>
+        </w:docPartObj>
+      </w:sdtPr>
+      <w:sdtEndPr>
+        <w:rPr>
+          <w:rFonts w:asciiTheme="minorHAnsi" w:eastAsiaTheme="minorHAnsi" w:hAnsiTheme="minorHAnsi" w:cstheme="minorBidi"/>
+          <w:b/>
+          <w:bCs/>
+          <w:noProof/>
+          <w:color w:val="auto"/>
+          <w:kern w:val="2"/>
+          <w:sz w:val="22"/>
+          <w:szCs w:val="22"/>
+          <w:lang w:val="en-IN"/>
+          <w14:ligatures w14:val="standardContextual"/>
+        </w:rPr>
+      </w:sdtEndPr>
+      <w:sdtContent>
+        <w:p>
+          <w:pPr>
+            <w:pStyle w:val="TOCHeading"/>
+          </w:pPr>
+          <w:r>
+            <w:t>Contents</w:t>
+          </w:r>
+        </w:p>
+        <w:p>
+          <w:pPr>
+            <w:pStyle w:val="TOC1"/>
+            <w:tabs>
+              <w:tab w:val="right" w:leader="dot" w:pos="9016"/>
+            </w:tabs>
+            <w:rPr>
+              <w:noProof/>
+            </w:rPr>
+          </w:pPr>
+          <w:r>
+            <w:fldChar w:fldCharType="begin"/>
+          </w:r>
+          <w:r>
+            <w:instrText xml:space="preserve"> TOC \o "1-3" \h \z \u </w:instrText>
+          </w:r>
+          <w:r>
+            <w:fldChar w:fldCharType="separate"/>
+          </w:r>
+          <w:hyperlink w:anchor="_Toc226735714" w:history="1">
+            <w:r>
+              <w:rPr>
+                <w:rStyle w:val="Hyperlink"/>
+                <w:noProof/>
+              </w:rPr>
+              <w:t>PRODUCTION API LAYER DOCUMENT (FASTAPI)</w:t>
+            </w:r>
+            <w:r>
+              <w:rPr>
+                <w:noProof/>
+                <w:webHidden/>
+              </w:rPr>
+              <w:tab/>
+            </w:r>
+            <w:r>
+              <w:rPr>
+                <w:noProof/>
+                <w:webHidden/>
+              </w:rPr>
+              <w:fldChar w:fldCharType="begin"/>
+            </w:r>
+            <w:r>
+              <w:rPr>
+                <w:noProof/>
+                <w:webHidden/>
+              </w:rPr>
+              <w:instrText xml:space="preserve"> PAGEREF _Toc226735714 \h </w:instrText>
+            </w:r>
+            <w:r>
+              <w:rPr>
+                <w:noProof/>
+                <w:webHidden/>
+              </w:rPr>
+            </w:r>
+            <w:r>
+              <w:rPr>
+                <w:noProof/>
+                <w:webHidden/>
+              </w:rPr>
+              <w:fldChar w:fldCharType="separate"/>
+            </w:r>
+            <w:r>
+              <w:rPr>
+                <w:noProof/>
+                <w:webHidden/>
+              </w:rPr>
+              <w:t>1</w:t>
+            </w:r>
+            <w:r>
+              <w:rPr>
+                <w:noProof/>
+                <w:webHidden/>
+              </w:rPr>
+              <w:fldChar w:fldCharType="end"/>
+            </w:r>
+          </w:hyperlink>
+        </w:p>
+        <w:p>
+          <w:pPr>
+            <w:pStyle w:val="TOC2"/>
+            <w:tabs>
+              <w:tab w:val="right" w:leader="dot" w:pos="9016"/>
+            </w:tabs>
+            <w:rPr>
+              <w:noProof/>
+            </w:rPr>
+          </w:pPr>
+          <w:hyperlink w:anchor="_Toc226735715" w:history="1">
+            <w:r>
+              <w:rPr>
+                <w:rStyle w:val="Hyperlink"/>
+                <w:rFonts w:ascii="Segoe UI Emoji" w:hAnsi="Segoe UI Emoji" w:cs="Segoe UI Emoji"/>
+                <w:noProof/>
+              </w:rPr>
+              <w:t>🔷</w:t>
+            </w:r>
+            <w:r>
+              <w:rPr>
+                <w:rStyle w:val="Hyperlink"/>
+                <w:noProof/>
+              </w:rPr>
+              <w:t xml:space="preserve"> SECTION 1: SYSTEM OVERVIEW (BIG PICTURE)</w:t>
+            </w:r>
+            <w:r>
+              <w:rPr>
+                <w:noProof/>
+                <w:webHidden/>
+              </w:rPr>
+              <w:tab/>
+            </w:r>
+            <w:r>
+              <w:rPr>
+                <w:noProof/>
+                <w:webHidden/>
+              </w:rPr>
+              <w:fldChar w:fldCharType="begin"/>
+            </w:r>
+            <w:r>
+              <w:rPr>
+                <w:noProof/>
+                <w:webHidden/>
+              </w:rPr>
+              <w:instrText xml:space="preserve"> PAGEREF _Toc226735715 \h </w:instrText>
+            </w:r>
+            <w:r>
+              <w:rPr>
+                <w:noProof/>
+                <w:webHidden/>
+              </w:rPr>
+            </w:r>
+            <w:r>
+              <w:rPr>
+                <w:noProof/>
+                <w:webHidden/>
+              </w:rPr>
+              <w:fldChar w:fldCharType="separate"/>
+            </w:r>
+            <w:r>
+              <w:rPr>
+                <w:noProof/>
+                <w:webHidden/>
+              </w:rPr>
+              <w:t>1</w:t>
+            </w:r>
+            <w:r>
+              <w:rPr>
+                <w:noProof/>
+                <w:webHidden/>
+              </w:rPr>
+              <w:fldChar w:fldCharType="end"/>
+            </w:r>
+          </w:hyperlink>
+        </w:p>
+        <w:p>
+          <w:pPr>
+            <w:pStyle w:val="TOC3"/>
+            <w:tabs>
+              <w:tab w:val="right" w:leader="dot" w:pos="9016"/>
+            </w:tabs>
+            <w:rPr>
+              <w:noProof/>
+            </w:rPr>
+          </w:pPr>
+          <w:hyperlink w:anchor="_Toc226735716" w:history="1">
+            <w:r>
+              <w:rPr>
+                <w:rStyle w:val="Hyperlink"/>
+                <w:rFonts w:ascii="Segoe UI Emoji" w:hAnsi="Segoe UI Emoji" w:cs="Segoe UI Emoji"/>
+                <w:noProof/>
+              </w:rPr>
+              <w:t>🎯</w:t>
+            </w:r>
+            <w:r>
+              <w:rPr>
+                <w:rStyle w:val="Hyperlink"/>
+                <w:noProof/>
+              </w:rPr>
+              <w:t xml:space="preserve"> Purpose of API Layer</w:t>
+            </w:r>
+            <w:r>
+              <w:rPr>
+                <w:noProof/>
+                <w:webHidden/>
+              </w:rPr>
+              <w:tab/>
+            </w:r>
+            <w:r>
+              <w:rPr>
+                <w:noProof/>
+                <w:webHidden/>
+              </w:rPr>
+              <w:fldChar w:fldCharType="begin"/>
+            </w:r>
+            <w:r>
+              <w:rPr>
+                <w:noProof/>
+                <w:webHidden/>
+              </w:rPr>
+              <w:instrText xml:space="preserve"> PAGEREF _Toc226735716 \h </w:instrText>
+            </w:r>
+            <w:r>
+              <w:rPr>
+                <w:noProof/>
+                <w:webHidden/>
+              </w:rPr>
+            </w:r>
+            <w:r>
+              <w:rPr>
+                <w:noProof/>
+                <w:webHidden/>
+              </w:rPr>
+              <w:fldChar w:fldCharType="separate"/>
+            </w:r>
+            <w:r>
+              <w:rPr>
+                <w:noProof/>
+                <w:webHidden/>
+              </w:rPr>
+              <w:t>2</w:t>
+            </w:r>
+            <w:r>
+              <w:rPr>
+                <w:noProof/>
+                <w:webHidden/>
+              </w:rPr>
+              <w:fldChar w:fldCharType="end"/>
+            </w:r>
+          </w:hyperlink>
+        </w:p>
+        <w:p>
+          <w:pPr>
+            <w:pStyle w:val="TOC2"/>
+            <w:tabs>
+              <w:tab w:val="right" w:leader="dot" w:pos="9016"/>
+            </w:tabs>
+            <w:rPr>
+              <w:noProof/>
+            </w:rPr>
+          </w:pPr>
+          <w:hyperlink w:anchor="_Toc226735717" w:history="1">
+            <w:r>
+              <w:rPr>
+                <w:rStyle w:val="Hyperlink"/>
+                <w:rFonts w:ascii="Segoe UI Emoji" w:hAnsi="Segoe UI Emoji" w:cs="Segoe UI Emoji"/>
+                <w:noProof/>
+              </w:rPr>
+              <w:t>🔷</w:t>
+            </w:r>
+            <w:r>
+              <w:rPr>
+                <w:rStyle w:val="Hyperlink"/>
+                <w:noProof/>
+              </w:rPr>
+              <w:t xml:space="preserve"> SECTION 2: PHASE 1 — APP SETUP</w:t>
+            </w:r>
+            <w:r>
+              <w:rPr>
+                <w:noProof/>
+                <w:webHidden/>
+              </w:rPr>
+              <w:tab/>
+            </w:r>
+            <w:r>
+              <w:rPr>
+                <w:noProof/>
+                <w:webHidden/>
+              </w:rPr>
+              <w:fldChar w:fldCharType="begin"/>
+            </w:r>
+            <w:r>
+              <w:rPr>
+                <w:noProof/>
+                <w:webHidden/>
+              </w:rPr>
+              <w:instrText xml:space="preserve"> PAGEREF _Toc226735717 \h </w:instrText>
+            </w:r>
+            <w:r>
+              <w:rPr>
+                <w:noProof/>
+                <w:webHidden/>
+              </w:rPr>
+            </w:r>
+            <w:r>
+              <w:rPr>
+                <w:noProof/>
+                <w:webHidden/>
+              </w:rPr>
+              <w:fldChar w:fldCharType="separate"/>
+            </w:r>
+            <w:r>
+              <w:rPr>
+                <w:noProof/>
+                <w:webHidden/>
+              </w:rPr>
+              <w:t>2</w:t>
+            </w:r>
+            <w:r>
+              <w:rPr>
+                <w:noProof/>
+                <w:webHidden/>
+              </w:rPr>
+              <w:fldChar w:fldCharType="end"/>
+            </w:r>
+          </w:hyperlink>
+        </w:p>
+        <w:p>
+          <w:pPr>
+            <w:pStyle w:val="TOC3"/>
+            <w:tabs>
+              <w:tab w:val="right" w:leader="dot" w:pos="9016"/>
+            </w:tabs>
+            <w:rPr>
+              <w:noProof/>
+            </w:rPr>
+          </w:pPr>
+          <w:hyperlink w:anchor="_Toc226735718" w:history="1">
+            <w:r>
+              <w:rPr>
+                <w:rStyle w:val="Hyperlink"/>
+                <w:rFonts w:ascii="Segoe UI Emoji" w:hAnsi="Segoe UI Emoji" w:cs="Segoe UI Emoji"/>
+                <w:noProof/>
+              </w:rPr>
+              <w:t>📌</w:t>
+            </w:r>
+            <w:r>
+              <w:rPr>
+                <w:rStyle w:val="Hyperlink"/>
+                <w:noProof/>
+              </w:rPr>
+              <w:t xml:space="preserve"> Components</w:t>
+            </w:r>
+            <w:r>
+              <w:rPr>
+                <w:noProof/>
+                <w:webHidden/>
+              </w:rPr>
+              <w:tab/>
+            </w:r>
+            <w:r>
+              <w:rPr>
+                <w:noProof/>
+                <w:webHidden/>
+              </w:rPr>
+              <w:fldChar w:fldCharType="begin"/>
+            </w:r>
+            <w:r>
+              <w:rPr>
+                <w:noProof/>
+                <w:webHidden/>
+              </w:rPr>
+              <w:instrText xml:space="preserve"> PAGEREF _Toc226735718 \h </w:instrText>
+            </w:r>
+            <w:r>
+              <w:rPr>
+                <w:noProof/>
+                <w:webHidden/>
+              </w:rPr>
+            </w:r>
+            <w:r>
+              <w:rPr>
+                <w:noProof/>
+                <w:webHidden/>
+              </w:rPr>
+              <w:fldChar w:fldCharType="separate"/>
+            </w:r>
+            <w:r>
+              <w:rPr>
+                <w:noProof/>
+                <w:webHidden/>
+              </w:rPr>
+              <w:t>2</w:t>
+            </w:r>
+            <w:r>
+              <w:rPr>
+                <w:noProof/>
+                <w:webHidden/>
+              </w:rPr>
+              <w:fldChar w:fldCharType="end"/>
+            </w:r>
+          </w:hyperlink>
+        </w:p>
+        <w:p>
+          <w:pPr>
+            <w:pStyle w:val="TOC3"/>
+            <w:tabs>
+              <w:tab w:val="right" w:leader="dot" w:pos="9016"/>
+            </w:tabs>
+            <w:rPr>
+              <w:noProof/>
+            </w:rPr>
+          </w:pPr>
+          <w:hyperlink w:anchor="_Toc226735719" w:history="1">
+            <w:r>
+              <w:rPr>
+                <w:rStyle w:val="Hyperlink"/>
+                <w:rFonts w:ascii="Segoe UI Emoji" w:hAnsi="Segoe UI Emoji" w:cs="Segoe UI Emoji"/>
+                <w:noProof/>
+              </w:rPr>
+              <w:t>🔹</w:t>
+            </w:r>
+            <w:r>
+              <w:rPr>
+                <w:rStyle w:val="Hyperlink"/>
+                <w:noProof/>
+              </w:rPr>
+              <w:t xml:space="preserve"> Flow</w:t>
+            </w:r>
+            <w:r>
+              <w:rPr>
+                <w:noProof/>
+                <w:webHidden/>
+              </w:rPr>
+              <w:tab/>
+            </w:r>
+            <w:r>
+              <w:rPr>
+                <w:noProof/>
+                <w:webHidden/>
+              </w:rPr>
+              <w:fldChar w:fldCharType="begin"/>
+            </w:r>
+            <w:r>
+              <w:rPr>
+                <w:noProof/>
+                <w:webHidden/>
+              </w:rPr>
+              <w:instrText xml:space="preserve"> PAGEREF _Toc226735719 \h </w:instrText>
+            </w:r>
+            <w:r>
+              <w:rPr>
+                <w:noProof/>
+                <w:webHidden/>
+              </w:rPr>
+            </w:r>
+            <w:r>
+              <w:rPr>
+                <w:noProof/>
+                <w:webHidden/>
+              </w:rPr>
+              <w:fldChar w:fldCharType="separate"/>
+            </w:r>
+            <w:r>
+              <w:rPr>
+                <w:noProof/>
+                <w:webHidden/>
+              </w:rPr>
+              <w:t>2</w:t>
+            </w:r>
+            <w:r>
+              <w:rPr>
+                <w:noProof/>
+                <w:webHidden/>
+              </w:rPr>
+              <w:fldChar w:fldCharType="end"/>
+            </w:r>
+          </w:hyperlink>
+        </w:p>
+        <w:p>
+          <w:pPr>
+            <w:pStyle w:val="TOC3"/>
+            <w:tabs>
+              <w:tab w:val="right" w:leader="dot" w:pos="9016"/>
+            </w:tabs>
+            <w:rPr>
+              <w:noProof/>
+            </w:rPr>
+          </w:pPr>
+          <w:hyperlink w:anchor="_Toc226735720" w:history="1">
+            <w:r>
+              <w:rPr>
+                <w:rStyle w:val="Hyperlink"/>
+                <w:rFonts w:ascii="Segoe UI Emoji" w:hAnsi="Segoe UI Emoji" w:cs="Segoe UI Emoji"/>
+                <w:noProof/>
+              </w:rPr>
+              <w:t>🔹</w:t>
+            </w:r>
+            <w:r>
+              <w:rPr>
+                <w:rStyle w:val="Hyperlink"/>
+                <w:noProof/>
+              </w:rPr>
+              <w:t xml:space="preserve"> Key Concepts</w:t>
+            </w:r>
+            <w:r>
+              <w:rPr>
+                <w:noProof/>
+                <w:webHidden/>
+              </w:rPr>
+              <w:tab/>
+            </w:r>
+            <w:r>
+              <w:rPr>
+                <w:noProof/>
+                <w:webHidden/>
+              </w:rPr>
+              <w:fldChar w:fldCharType="begin"/>
+            </w:r>
+            <w:r>
+              <w:rPr>
+                <w:noProof/>
+                <w:webHidden/>
+              </w:rPr>
+              <w:instrText xml:space="preserve"> PAGEREF _Toc226735720 \h </w:instrText>
+            </w:r>
+            <w:r>
+              <w:rPr>
+                <w:noProof/>
+                <w:webHidden/>
+              </w:rPr>
+            </w:r>
+            <w:r>
+              <w:rPr>
+                <w:noProof/>
+                <w:webHidden/>
+              </w:rPr>
+              <w:fldChar w:fldCharType="separate"/>
+            </w:r>
+            <w:r>
+              <w:rPr>
+                <w:noProof/>
+                <w:webHidden/>
+              </w:rPr>
+              <w:t>2</w:t>
+            </w:r>
+            <w:r>
+              <w:rPr>
+                <w:noProof/>
+                <w:webHidden/>
+              </w:rPr>
+              <w:fldChar w:fldCharType="end"/>
+            </w:r>
+          </w:hyperlink>
+        </w:p>
+        <w:p>
+          <w:pPr>
+            <w:pStyle w:val="TOC2"/>
+            <w:tabs>
+              <w:tab w:val="right" w:leader="dot" w:pos="9016"/>
+            </w:tabs>
+            <w:rPr>
+              <w:noProof/>
+            </w:rPr>
+          </w:pPr>
+          <w:hyperlink w:anchor="_Toc226735721" w:history="1">
+            <w:r>
+              <w:rPr>
+                <w:rStyle w:val="Hyperlink"/>
+                <w:rFonts w:ascii="Segoe UI Emoji" w:hAnsi="Segoe UI Emoji" w:cs="Segoe UI Emoji"/>
+                <w:noProof/>
+              </w:rPr>
+              <w:t>🔷</w:t>
+            </w:r>
+            <w:r>
+              <w:rPr>
+                <w:rStyle w:val="Hyperlink"/>
+                <w:noProof/>
+              </w:rPr>
+              <w:t xml:space="preserve"> SECTION 3: PHASE 2 — REQUEST HANDLING &amp; VALIDATION</w:t>
+            </w:r>
+            <w:r>
+              <w:rPr>
+                <w:noProof/>
+                <w:webHidden/>
+              </w:rPr>
+              <w:tab/>
+            </w:r>
+            <w:r>
+              <w:rPr>
+                <w:noProof/>
+                <w:webHidden/>
+              </w:rPr>
+              <w:fldChar w:fldCharType="begin"/>
+            </w:r>
+            <w:r>
+              <w:rPr>
+                <w:noProof/>
+                <w:webHidden/>
+              </w:rPr>
+              <w:instrText xml:space="preserve"> PAGEREF _Toc226735721 \h </w:instrText>
+            </w:r>
+            <w:r>
+              <w:rPr>
+                <w:noProof/>
+                <w:webHidden/>
+              </w:rPr>
+            </w:r>
+            <w:r>
+              <w:rPr>
+                <w:noProof/>
+                <w:webHidden/>
+              </w:rPr>
+              <w:fldChar w:fldCharType="separate"/>
+            </w:r>
+            <w:r>
+              <w:rPr>
+                <w:noProof/>
+                <w:webHidden/>
+              </w:rPr>
+              <w:t>3</w:t>
+            </w:r>
+            <w:r>
+              <w:rPr>
+                <w:noProof/>
+                <w:webHidden/>
+              </w:rPr>
+              <w:fldChar w:fldCharType="end"/>
+            </w:r>
+          </w:hyperlink>
+        </w:p>
+        <w:p>
+          <w:pPr>
+            <w:pStyle w:val="TOC3"/>
+            <w:tabs>
+              <w:tab w:val="right" w:leader="dot" w:pos="9016"/>
+            </w:tabs>
+            <w:rPr>
+              <w:noProof/>
+            </w:rPr>
+          </w:pPr>
+          <w:hyperlink w:anchor="_Toc226735722" w:history="1">
+            <w:r>
+              <w:rPr>
+                <w:rStyle w:val="Hyperlink"/>
+                <w:rFonts w:ascii="Segoe UI Emoji" w:hAnsi="Segoe UI Emoji" w:cs="Segoe UI Emoji"/>
+                <w:noProof/>
+              </w:rPr>
+              <w:t>📌</w:t>
+            </w:r>
+            <w:r>
+              <w:rPr>
+                <w:rStyle w:val="Hyperlink"/>
+                <w:noProof/>
+              </w:rPr>
+              <w:t xml:space="preserve"> Flow</w:t>
+            </w:r>
+            <w:r>
+              <w:rPr>
+                <w:noProof/>
+                <w:webHidden/>
+              </w:rPr>
+              <w:tab/>
+            </w:r>
+            <w:r>
+              <w:rPr>
+                <w:noProof/>
+                <w:webHidden/>
+              </w:rPr>
+              <w:fldChar w:fldCharType="begin"/>
+            </w:r>
+            <w:r>
+              <w:rPr>
+                <w:noProof/>
+                <w:webHidden/>
+              </w:rPr>
+              <w:instrText xml:space="preserve"> PAGEREF _Toc226735722 \h </w:instrText>
+            </w:r>
+            <w:r>
+              <w:rPr>
+                <w:noProof/>
+                <w:webHidden/>
+              </w:rPr>
+            </w:r>
+            <w:r>
+              <w:rPr>
+                <w:noProof/>
+                <w:webHidden/>
+              </w:rPr>
+              <w:fldChar w:fldCharType="separate"/>
+            </w:r>
+            <w:r>
+              <w:rPr>
+                <w:noProof/>
+                <w:webHidden/>
+              </w:rPr>
+              <w:t>3</w:t>
+            </w:r>
+            <w:r>
+              <w:rPr>
+                <w:noProof/>
+                <w:webHidden/>
+              </w:rPr>
+              <w:fldChar w:fldCharType="end"/>
+            </w:r>
+          </w:hyperlink>
+        </w:p>
+        <w:p>
+          <w:pPr>
+            <w:pStyle w:val="TOC3"/>
+            <w:tabs>
+              <w:tab w:val="right" w:leader="dot" w:pos="9016"/>
+            </w:tabs>
+            <w:rPr>
+              <w:noProof/>
+            </w:rPr>
+          </w:pPr>
+          <w:hyperlink w:anchor="_Toc226735723" w:history="1">
+            <w:r>
+              <w:rPr>
+                <w:rStyle w:val="Hyperlink"/>
+                <w:rFonts w:ascii="Segoe UI Emoji" w:hAnsi="Segoe UI Emoji" w:cs="Segoe UI Emoji"/>
+                <w:noProof/>
+              </w:rPr>
+              <w:t>🔹</w:t>
+            </w:r>
+            <w:r>
+              <w:rPr>
+                <w:rStyle w:val="Hyperlink"/>
+                <w:noProof/>
+              </w:rPr>
+              <w:t xml:space="preserve"> Components</w:t>
+            </w:r>
+            <w:r>
+              <w:rPr>
+                <w:noProof/>
+                <w:webHidden/>
+              </w:rPr>
+              <w:tab/>
+            </w:r>
+            <w:r>
+              <w:rPr>
+                <w:noProof/>
+                <w:webHidden/>
+              </w:rPr>
+              <w:fldChar w:fldCharType="begin"/>
+            </w:r>
+            <w:r>
+              <w:rPr>
+                <w:noProof/>
+                <w:webHidden/>
+              </w:rPr>
+              <w:instrText xml:space="preserve"> PAGEREF _Toc226735723 \h </w:instrText>
+            </w:r>
+            <w:r>
+              <w:rPr>
+                <w:noProof/>
+                <w:webHidden/>
+              </w:rPr>
+            </w:r>
+            <w:r>
+              <w:rPr>
+                <w:noProof/>
+                <w:webHidden/>
+              </w:rPr>
+              <w:fldChar w:fldCharType="separate"/>
+            </w:r>
+            <w:r>
+              <w:rPr>
+                <w:noProof/>
+                <w:webHidden/>
+              </w:rPr>
+              <w:t>3</w:t>
+            </w:r>
+            <w:r>
+              <w:rPr>
+                <w:noProof/>
+                <w:webHidden/>
+              </w:rPr>
+              <w:fldChar w:fldCharType="end"/>
+            </w:r>
+          </w:hyperlink>
+        </w:p>
+        <w:p>
+          <w:pPr>
+            <w:pStyle w:val="TOC3"/>
+            <w:tabs>
+              <w:tab w:val="right" w:leader="dot" w:pos="9016"/>
+            </w:tabs>
+            <w:rPr>
+              <w:noProof/>
+            </w:rPr>
+          </w:pPr>
+          <w:hyperlink w:anchor="_Toc226735724" w:history="1">
+            <w:r>
+              <w:rPr>
+                <w:rStyle w:val="Hyperlink"/>
+                <w:rFonts w:ascii="Segoe UI Emoji" w:hAnsi="Segoe UI Emoji" w:cs="Segoe UI Emoji"/>
+                <w:noProof/>
+              </w:rPr>
+              <w:t>🔹</w:t>
+            </w:r>
+            <w:r>
+              <w:rPr>
+                <w:rStyle w:val="Hyperlink"/>
+                <w:noProof/>
+              </w:rPr>
+              <w:t xml:space="preserve"> Validation Rules</w:t>
+            </w:r>
+            <w:r>
+              <w:rPr>
+                <w:noProof/>
+                <w:webHidden/>
+              </w:rPr>
+              <w:tab/>
+            </w:r>
+            <w:r>
+              <w:rPr>
+                <w:noProof/>
+                <w:webHidden/>
+              </w:rPr>
+              <w:fldChar w:fldCharType="begin"/>
+            </w:r>
+            <w:r>
+              <w:rPr>
+                <w:noProof/>
+                <w:webHidden/>
+              </w:rPr>
+              <w:instrText xml:space="preserve"> PAGEREF _Toc226735724 \h </w:instrText>
+            </w:r>
+            <w:r>
+              <w:rPr>
+                <w:noProof/>
+                <w:webHidden/>
+              </w:rPr>
+            </w:r>
+            <w:r>
+              <w:rPr>
+                <w:noProof/>
+                <w:webHidden/>
+              </w:rPr>
+              <w:fldChar w:fldCharType="separate"/>
+            </w:r>
+            <w:r>
+              <w:rPr>
+                <w:noProof/>
+                <w:webHidden/>
+              </w:rPr>
+              <w:t>3</w:t>
+            </w:r>
+            <w:r>
+              <w:rPr>
+                <w:noProof/>
+                <w:webHidden/>
+              </w:rPr>
+              <w:fldChar w:fldCharType="end"/>
+            </w:r>
+          </w:hyperlink>
+        </w:p>
+        <w:p>
+          <w:pPr>
+            <w:pStyle w:val="TOC3"/>
+            <w:tabs>
+              <w:tab w:val="right" w:leader="dot" w:pos="9016"/>
+            </w:tabs>
+            <w:rPr>
+              <w:noProof/>
+            </w:rPr>
+          </w:pPr>
+          <w:hyperlink w:anchor="_Toc226735725" w:history="1">
+            <w:r>
+              <w:rPr>
+                <w:rStyle w:val="Hyperlink"/>
+                <w:rFonts w:ascii="Segoe UI Emoji" w:hAnsi="Segoe UI Emoji" w:cs="Segoe UI Emoji"/>
+                <w:noProof/>
+              </w:rPr>
+              <w:t>🔹</w:t>
+            </w:r>
+            <w:r>
+              <w:rPr>
+                <w:rStyle w:val="Hyperlink"/>
+                <w:noProof/>
+              </w:rPr>
+              <w:t xml:space="preserve"> Example Flow</w:t>
+            </w:r>
+            <w:r>
+              <w:rPr>
+                <w:noProof/>
+                <w:webHidden/>
+              </w:rPr>
+              <w:tab/>
+            </w:r>
+            <w:r>
+              <w:rPr>
+                <w:noProof/>
+                <w:webHidden/>
+              </w:rPr>
+              <w:fldChar w:fldCharType="begin"/>
+            </w:r>
+            <w:r>
+              <w:rPr>
+                <w:noProof/>
+                <w:webHidden/>
+              </w:rPr>
+              <w:instrText xml:space="preserve"> PAGEREF _Toc226735725 \h </w:instrText>
+            </w:r>
+            <w:r>
+              <w:rPr>
+                <w:noProof/>
+                <w:webHidden/>
+              </w:rPr>
+            </w:r>
+            <w:r>
+              <w:rPr>
+                <w:noProof/>
+                <w:webHidden/>
+              </w:rPr>
+              <w:fldChar w:fldCharType="separate"/>
+            </w:r>
+            <w:r>
+              <w:rPr>
+                <w:noProof/>
+                <w:webHidden/>
+              </w:rPr>
+              <w:t>3</w:t>
+            </w:r>
+            <w:r>
+              <w:rPr>
+                <w:noProof/>
+                <w:webHidden/>
+              </w:rPr>
+              <w:fldChar w:fldCharType="end"/>
+            </w:r>
+          </w:hyperlink>
+        </w:p>
+        <w:p>
+          <w:pPr>
+            <w:pStyle w:val="TOC2"/>
+            <w:tabs>
+              <w:tab w:val="right" w:leader="dot" w:pos="9016"/>
+            </w:tabs>
+            <w:rPr>
+              <w:noProof/>
+            </w:rPr>
+          </w:pPr>
+          <w:hyperlink w:anchor="_Toc226735726" w:history="1">
+            <w:r>
+              <w:rPr>
+                <w:rStyle w:val="Hyperlink"/>
+                <w:rFonts w:ascii="Segoe UI Emoji" w:hAnsi="Segoe UI Emoji" w:cs="Segoe UI Emoji"/>
+                <w:noProof/>
+              </w:rPr>
+              <w:t>🔷</w:t>
+            </w:r>
+            <w:r>
+              <w:rPr>
+                <w:rStyle w:val="Hyperlink"/>
+                <w:noProof/>
+              </w:rPr>
+              <w:t xml:space="preserve"> SECTION 4: PHASE 3 — SERVICE LAYER</w:t>
+            </w:r>
+            <w:r>
+              <w:rPr>
+                <w:noProof/>
+                <w:webHidden/>
+              </w:rPr>
+              <w:tab/>
+            </w:r>
+            <w:r>
+              <w:rPr>
+                <w:noProof/>
+                <w:webHidden/>
+              </w:rPr>
+              <w:fldChar w:fldCharType="begin"/>
+            </w:r>
+            <w:r>
+              <w:rPr>
+                <w:noProof/>
+                <w:webHidden/>
+              </w:rPr>
+              <w:instrText xml:space="preserve"> PAGEREF _Toc226735726 \h </w:instrText>
+            </w:r>
+            <w:r>
+              <w:rPr>
+                <w:noProof/>
+                <w:webHidden/>
+              </w:rPr>
+            </w:r>
+            <w:r>
+              <w:rPr>
+                <w:noProof/>
+                <w:webHidden/>
+              </w:rPr>
+              <w:fldChar w:fldCharType="separate"/>
+            </w:r>
+            <w:r>
+              <w:rPr>
+                <w:noProof/>
+                <w:webHidden/>
+              </w:rPr>
+              <w:t>3</w:t>
+            </w:r>
+            <w:r>
+              <w:rPr>
+                <w:noProof/>
+                <w:webHidden/>
+              </w:rPr>
+              <w:fldChar w:fldCharType="end"/>
+            </w:r>
+          </w:hyperlink>
+        </w:p>
+        <w:p>
+          <w:pPr>
+            <w:pStyle w:val="TOC3"/>
+            <w:tabs>
+              <w:tab w:val="right" w:leader="dot" w:pos="9016"/>
+            </w:tabs>
+            <w:rPr>
+              <w:noProof/>
+            </w:rPr>
+          </w:pPr>
+          <w:hyperlink w:anchor="_Toc226735727" w:history="1">
+            <w:r>
+              <w:rPr>
+                <w:rStyle w:val="Hyperlink"/>
+                <w:rFonts w:ascii="Segoe UI Emoji" w:hAnsi="Segoe UI Emoji" w:cs="Segoe UI Emoji"/>
+                <w:noProof/>
+              </w:rPr>
+              <w:t>📌</w:t>
+            </w:r>
+            <w:r>
+              <w:rPr>
+                <w:rStyle w:val="Hyperlink"/>
+                <w:noProof/>
+              </w:rPr>
+              <w:t xml:space="preserve"> Purpose</w:t>
+            </w:r>
+            <w:r>
+              <w:rPr>
+                <w:noProof/>
+                <w:webHidden/>
+              </w:rPr>
+              <w:tab/>
+            </w:r>
+            <w:r>
+              <w:rPr>
+                <w:noProof/>
+                <w:webHidden/>
+              </w:rPr>
+              <w:fldChar w:fldCharType="begin"/>
+            </w:r>
+            <w:r>
+              <w:rPr>
+                <w:noProof/>
+                <w:webHidden/>
+              </w:rPr>
+              <w:instrText xml:space="preserve"> PAGEREF _Toc226735727 \h </w:instrText>
+            </w:r>
+            <w:r>
+              <w:rPr>
+                <w:noProof/>
+                <w:webHidden/>
+              </w:rPr>
+            </w:r>
+            <w:r>
+              <w:rPr>
+                <w:noProof/>
+                <w:webHidden/>
+              </w:rPr>
+              <w:fldChar w:fldCharType="separate"/>
+            </w:r>
+            <w:r>
+              <w:rPr>
+                <w:noProof/>
+                <w:webHidden/>
+              </w:rPr>
+              <w:t>4</w:t>
+            </w:r>
+            <w:r>
+              <w:rPr>
+                <w:noProof/>
+                <w:webHidden/>
+              </w:rPr>
+              <w:fldChar w:fldCharType="end"/>
+            </w:r>
+          </w:hyperlink>
+        </w:p>
+        <w:p>
+          <w:pPr>
+            <w:pStyle w:val="TOC3"/>
+            <w:tabs>
+              <w:tab w:val="right" w:leader="dot" w:pos="9016"/>
+            </w:tabs>
+            <w:rPr>
+              <w:noProof/>
+            </w:rPr>
+          </w:pPr>
+          <w:hyperlink w:anchor="_Toc226735728" w:history="1">
+            <w:r>
+              <w:rPr>
+                <w:rStyle w:val="Hyperlink"/>
+                <w:rFonts w:ascii="Segoe UI Emoji" w:hAnsi="Segoe UI Emoji" w:cs="Segoe UI Emoji"/>
+                <w:noProof/>
+              </w:rPr>
+              <w:t>🔹</w:t>
+            </w:r>
+            <w:r>
+              <w:rPr>
+                <w:rStyle w:val="Hyperlink"/>
+                <w:noProof/>
+              </w:rPr>
+              <w:t xml:space="preserve"> Flow</w:t>
+            </w:r>
+            <w:r>
+              <w:rPr>
+                <w:noProof/>
+                <w:webHidden/>
+              </w:rPr>
+              <w:tab/>
+            </w:r>
+            <w:r>
+              <w:rPr>
+                <w:noProof/>
+                <w:webHidden/>
+              </w:rPr>
+              <w:fldChar w:fldCharType="begin"/>
+            </w:r>
+            <w:r>
+              <w:rPr>
+                <w:noProof/>
+                <w:webHidden/>
+              </w:rPr>
+              <w:instrText xml:space="preserve"> PAGEREF _Toc226735728 \h </w:instrText>
+            </w:r>
+            <w:r>
+              <w:rPr>
+                <w:noProof/>
+                <w:webHidden/>
+              </w:rPr>
+            </w:r>
+            <w:r>
+              <w:rPr>
+                <w:noProof/>
+                <w:webHidden/>
+              </w:rPr>
+              <w:fldChar w:fldCharType="separate"/>
+            </w:r>
+            <w:r>
+              <w:rPr>
+                <w:noProof/>
+                <w:webHidden/>
+              </w:rPr>
+              <w:t>4</w:t>
+            </w:r>
+            <w:r>
+              <w:rPr>
+                <w:noProof/>
+                <w:webHidden/>
+              </w:rPr>
+              <w:fldChar w:fldCharType="end"/>
+            </w:r>
+          </w:hyperlink>
+        </w:p>
+        <w:p>
+          <w:pPr>
+            <w:pStyle w:val="TOC3"/>
+            <w:tabs>
+              <w:tab w:val="right" w:leader="dot" w:pos="9016"/>
+            </w:tabs>
+            <w:rPr>
+              <w:noProof/>
+            </w:rPr>
+          </w:pPr>
+          <w:hyperlink w:anchor="_Toc226735729" w:history="1">
+            <w:r>
+              <w:rPr>
+                <w:rStyle w:val="Hyperlink"/>
+                <w:rFonts w:ascii="Segoe UI Emoji" w:hAnsi="Segoe UI Emoji" w:cs="Segoe UI Emoji"/>
+                <w:noProof/>
+              </w:rPr>
+              <w:t>🔹</w:t>
+            </w:r>
+            <w:r>
+              <w:rPr>
+                <w:rStyle w:val="Hyperlink"/>
+                <w:noProof/>
+              </w:rPr>
+              <w:t xml:space="preserve"> Responsibilities</w:t>
+            </w:r>
+            <w:r>
+              <w:rPr>
+                <w:noProof/>
+                <w:webHidden/>
+              </w:rPr>
+              <w:tab/>
+            </w:r>
+            <w:r>
+              <w:rPr>
+                <w:noProof/>
+                <w:webHidden/>
+              </w:rPr>
+              <w:fldChar w:fldCharType="begin"/>
+            </w:r>
+            <w:r>
+              <w:rPr>
+                <w:noProof/>
+                <w:webHidden/>
+              </w:rPr>
+              <w:instrText xml:space="preserve"> PAGEREF _Toc226735729 \h </w:instrText>
+            </w:r>
+            <w:r>
+              <w:rPr>
+                <w:noProof/>
+                <w:webHidden/>
+              </w:rPr>
+            </w:r>
+            <w:r>
+              <w:rPr>
+                <w:noProof/>
+                <w:webHidden/>
+              </w:rPr>
+              <w:fldChar w:fldCharType="separate"/>
+            </w:r>
+            <w:r>
+              <w:rPr>
+                <w:noProof/>
+                <w:webHidden/>
+              </w:rPr>
+              <w:t>4</w:t>
+            </w:r>
+            <w:r>
+              <w:rPr>
+                <w:noProof/>
+                <w:webHidden/>
+              </w:rPr>
+              <w:fldChar w:fldCharType="end"/>
+            </w:r>
+          </w:hyperlink>
+        </w:p>
+        <w:p>
+          <w:pPr>
+            <w:pStyle w:val="TOC3"/>
+            <w:tabs>
+              <w:tab w:val="right" w:leader="dot" w:pos="9016"/>
+            </w:tabs>
+            <w:rPr>
+              <w:noProof/>
+            </w:rPr>
+          </w:pPr>
+          <w:hyperlink w:anchor="_Toc226735730" w:history="1">
+            <w:r>
+              <w:rPr>
+                <w:rStyle w:val="Hyperlink"/>
+                <w:rFonts w:ascii="Segoe UI Emoji" w:hAnsi="Segoe UI Emoji" w:cs="Segoe UI Emoji"/>
+                <w:noProof/>
+              </w:rPr>
+              <w:t>🔹</w:t>
+            </w:r>
+            <w:r>
+              <w:rPr>
+                <w:rStyle w:val="Hyperlink"/>
+                <w:noProof/>
+              </w:rPr>
+              <w:t xml:space="preserve"> Structure</w:t>
+            </w:r>
+            <w:r>
+              <w:rPr>
+                <w:noProof/>
+                <w:webHidden/>
+              </w:rPr>
+              <w:tab/>
+            </w:r>
+            <w:r>
+              <w:rPr>
+                <w:noProof/>
+                <w:webHidden/>
+              </w:rPr>
+              <w:fldChar w:fldCharType="begin"/>
+            </w:r>
+            <w:r>
+              <w:rPr>
+                <w:noProof/>
+                <w:webHidden/>
+              </w:rPr>
+              <w:instrText xml:space="preserve"> PAGEREF _Toc226735730 \h </w:instrText>
+            </w:r>
+            <w:r>
+              <w:rPr>
+                <w:noProof/>
+                <w:webHidden/>
+              </w:rPr>
+            </w:r>
+            <w:r>
+              <w:rPr>
+                <w:noProof/>
+                <w:webHidden/>
+              </w:rPr>
+              <w:fldChar w:fldCharType="separate"/>
+            </w:r>
+            <w:r>
+              <w:rPr>
+                <w:noProof/>
+                <w:webHidden/>
+              </w:rPr>
+              <w:t>4</w:t>
+            </w:r>
+            <w:r>
+              <w:rPr>
+                <w:noProof/>
+                <w:webHidden/>
+              </w:rPr>
+              <w:fldChar w:fldCharType="end"/>
+            </w:r>
+          </w:hyperlink>
+        </w:p>
+        <w:p>
+          <w:pPr>
+            <w:pStyle w:val="TOC3"/>
+            <w:tabs>
+              <w:tab w:val="right" w:leader="dot" w:pos="9016"/>
+            </w:tabs>
+            <w:rPr>
+              <w:noProof/>
+            </w:rPr>
+          </w:pPr>
+          <w:hyperlink w:anchor="_Toc226735731" w:history="1">
+            <w:r>
+              <w:rPr>
+                <w:rStyle w:val="Hyperlink"/>
+                <w:rFonts w:ascii="Segoe UI Emoji" w:hAnsi="Segoe UI Emoji" w:cs="Segoe UI Emoji"/>
+                <w:noProof/>
+              </w:rPr>
+              <w:t>🔹</w:t>
+            </w:r>
+            <w:r>
+              <w:rPr>
+                <w:rStyle w:val="Hyperlink"/>
+                <w:noProof/>
+              </w:rPr>
+              <w:t xml:space="preserve"> Concept Used</w:t>
+            </w:r>
+            <w:r>
+              <w:rPr>
+                <w:noProof/>
+                <w:webHidden/>
+              </w:rPr>
+              <w:tab/>
+            </w:r>
+            <w:r>
+              <w:rPr>
+                <w:noProof/>
+                <w:webHidden/>
+              </w:rPr>
+              <w:fldChar w:fldCharType="begin"/>
+            </w:r>
+            <w:r>
+              <w:rPr>
+                <w:noProof/>
+                <w:webHidden/>
+              </w:rPr>
+              <w:instrText xml:space="preserve"> PAGEREF _Toc226735731 \h </w:instrText>
+            </w:r>
+            <w:r>
+              <w:rPr>
+                <w:noProof/>
+                <w:webHidden/>
+              </w:rPr>
+            </w:r>
+            <w:r>
+              <w:rPr>
+                <w:noProof/>
+                <w:webHidden/>
+              </w:rPr>
+              <w:fldChar w:fldCharType="separate"/>
+            </w:r>
+            <w:r>
+              <w:rPr>
+                <w:noProof/>
+                <w:webHidden/>
+              </w:rPr>
+              <w:t>4</w:t>
+            </w:r>
+            <w:r>
+              <w:rPr>
+                <w:noProof/>
+                <w:webHidden/>
+              </w:rPr>
+              <w:fldChar w:fldCharType="end"/>
+            </w:r>
+          </w:hyperlink>
+        </w:p>
+        <w:p>
+          <w:pPr>
+            <w:pStyle w:val="TOC2"/>
+            <w:tabs>
+              <w:tab w:val="right" w:leader="dot" w:pos="9016"/>
+            </w:tabs>
+            <w:rPr>
+              <w:noProof/>
+            </w:rPr>
+          </w:pPr>
+          <w:hyperlink w:anchor="_Toc226735732" w:history="1">
+            <w:r>
+              <w:rPr>
+                <w:rStyle w:val="Hyperlink"/>
+                <w:rFonts w:ascii="Segoe UI Emoji" w:hAnsi="Segoe UI Emoji" w:cs="Segoe UI Emoji"/>
+                <w:noProof/>
+              </w:rPr>
+              <w:t>🔷</w:t>
+            </w:r>
+            <w:r>
+              <w:rPr>
+                <w:rStyle w:val="Hyperlink"/>
+                <w:noProof/>
+              </w:rPr>
+              <w:t xml:space="preserve"> SECTION 5: PHASE 4 — ASYNC + CONCURRENCY</w:t>
+            </w:r>
+            <w:r>
+              <w:rPr>
+                <w:noProof/>
+                <w:webHidden/>
+              </w:rPr>
+              <w:tab/>
+            </w:r>
+            <w:r>
+              <w:rPr>
+                <w:noProof/>
+                <w:webHidden/>
+              </w:rPr>
+              <w:fldChar w:fldCharType="begin"/>
+            </w:r>
+            <w:r>
+              <w:rPr>
+                <w:noProof/>
+                <w:webHidden/>
+              </w:rPr>
+              <w:instrText xml:space="preserve"> PAGEREF _Toc226735732 \h </w:instrText>
+            </w:r>
+            <w:r>
+              <w:rPr>
+                <w:noProof/>
+                <w:webHidden/>
+              </w:rPr>
+            </w:r>
+            <w:r>
+              <w:rPr>
+                <w:noProof/>
+                <w:webHidden/>
+              </w:rPr>
+              <w:fldChar w:fldCharType="separate"/>
+            </w:r>
+            <w:r>
+              <w:rPr>
+                <w:noProof/>
+                <w:webHidden/>
+              </w:rPr>
+              <w:t>4</w:t>
+            </w:r>
+            <w:r>
+              <w:rPr>
+                <w:noProof/>
+                <w:webHidden/>
+              </w:rPr>
+              <w:fldChar w:fldCharType="end"/>
+            </w:r>
+          </w:hyperlink>
+        </w:p>
+        <w:p>
+          <w:pPr>
+            <w:pStyle w:val="TOC3"/>
+            <w:tabs>
+              <w:tab w:val="right" w:leader="dot" w:pos="9016"/>
+            </w:tabs>
+            <w:rPr>
+              <w:noProof/>
+            </w:rPr>
+          </w:pPr>
+          <w:hyperlink w:anchor="_Toc226735733" w:history="1">
+            <w:r>
+              <w:rPr>
+                <w:rStyle w:val="Hyperlink"/>
+                <w:rFonts w:ascii="Segoe UI Emoji" w:hAnsi="Segoe UI Emoji" w:cs="Segoe UI Emoji"/>
+                <w:noProof/>
+              </w:rPr>
+              <w:t>📌</w:t>
+            </w:r>
+            <w:r>
+              <w:rPr>
+                <w:rStyle w:val="Hyperlink"/>
+                <w:noProof/>
+              </w:rPr>
+              <w:t xml:space="preserve"> Problem</w:t>
+            </w:r>
+            <w:r>
+              <w:rPr>
+                <w:noProof/>
+                <w:webHidden/>
+              </w:rPr>
+              <w:tab/>
+            </w:r>
+            <w:r>
+              <w:rPr>
+                <w:noProof/>
+                <w:webHidden/>
+              </w:rPr>
+              <w:fldChar w:fldCharType="begin"/>
+            </w:r>
+            <w:r>
+              <w:rPr>
+                <w:noProof/>
+                <w:webHidden/>
+              </w:rPr>
+              <w:instrText xml:space="preserve"> PAGEREF _Toc226735733 \h </w:instrText>
+            </w:r>
+            <w:r>
+              <w:rPr>
+                <w:noProof/>
+                <w:webHidden/>
+              </w:rPr>
+            </w:r>
+            <w:r>
+              <w:rPr>
+                <w:noProof/>
+                <w:webHidden/>
+              </w:rPr>
+              <w:fldChar w:fldCharType="separate"/>
+            </w:r>
+            <w:r>
+              <w:rPr>
+                <w:noProof/>
+                <w:webHidden/>
+              </w:rPr>
+              <w:t>4</w:t>
+            </w:r>
+            <w:r>
+              <w:rPr>
+                <w:noProof/>
+                <w:webHidden/>
+              </w:rPr>
+              <w:fldChar w:fldCharType="end"/>
+            </w:r>
+          </w:hyperlink>
+        </w:p>
+        <w:p>
+          <w:pPr>
+            <w:pStyle w:val="TOC3"/>
+            <w:tabs>
+              <w:tab w:val="right" w:leader="dot" w:pos="9016"/>
+            </w:tabs>
+            <w:rPr>
+              <w:noProof/>
+            </w:rPr>
+          </w:pPr>
+          <w:hyperlink w:anchor="_Toc226735734" w:history="1">
+            <w:r>
+              <w:rPr>
+                <w:rStyle w:val="Hyperlink"/>
+                <w:rFonts w:ascii="Segoe UI Emoji" w:hAnsi="Segoe UI Emoji" w:cs="Segoe UI Emoji"/>
+                <w:noProof/>
+              </w:rPr>
+              <w:t>🔹</w:t>
+            </w:r>
+            <w:r>
+              <w:rPr>
+                <w:rStyle w:val="Hyperlink"/>
+                <w:noProof/>
+              </w:rPr>
+              <w:t xml:space="preserve"> Solution</w:t>
+            </w:r>
+            <w:r>
+              <w:rPr>
+                <w:noProof/>
+                <w:webHidden/>
+              </w:rPr>
+              <w:tab/>
+            </w:r>
+            <w:r>
+              <w:rPr>
+                <w:noProof/>
+                <w:webHidden/>
+              </w:rPr>
+              <w:fldChar w:fldCharType="begin"/>
+            </w:r>
+            <w:r>
+              <w:rPr>
+                <w:noProof/>
+                <w:webHidden/>
+              </w:rPr>
+              <w:instrText xml:space="preserve"> PAGEREF _Toc226735734 \h </w:instrText>
+            </w:r>
+            <w:r>
+              <w:rPr>
+                <w:noProof/>
+                <w:webHidden/>
+              </w:rPr>
+            </w:r>
+            <w:r>
+              <w:rPr>
+                <w:noProof/>
+                <w:webHidden/>
+              </w:rPr>
+              <w:fldChar w:fldCharType="separate"/>
+            </w:r>
+            <w:r>
+              <w:rPr>
+                <w:noProof/>
+                <w:webHidden/>
+              </w:rPr>
+              <w:t>4</w:t>
+            </w:r>
+            <w:r>
+              <w:rPr>
+                <w:noProof/>
+                <w:webHidden/>
+              </w:rPr>
+              <w:fldChar w:fldCharType="end"/>
+            </w:r>
+          </w:hyperlink>
+        </w:p>
+        <w:p>
+          <w:pPr>
+            <w:pStyle w:val="TOC3"/>
+            <w:tabs>
+              <w:tab w:val="right" w:leader="dot" w:pos="9016"/>
+            </w:tabs>
+            <w:rPr>
+              <w:noProof/>
+            </w:rPr>
+          </w:pPr>
+          <w:hyperlink w:anchor="_Toc226735735" w:history="1">
+            <w:r>
+              <w:rPr>
+                <w:rStyle w:val="Hyperlink"/>
+                <w:rFonts w:ascii="Segoe UI Emoji" w:hAnsi="Segoe UI Emoji" w:cs="Segoe UI Emoji"/>
+                <w:noProof/>
+              </w:rPr>
+              <w:t>🔹</w:t>
+            </w:r>
+            <w:r>
+              <w:rPr>
+                <w:rStyle w:val="Hyperlink"/>
+                <w:noProof/>
+              </w:rPr>
+              <w:t xml:space="preserve"> Flow</w:t>
+            </w:r>
+            <w:r>
+              <w:rPr>
+                <w:noProof/>
+                <w:webHidden/>
+              </w:rPr>
+              <w:tab/>
+            </w:r>
+            <w:r>
+              <w:rPr>
+                <w:noProof/>
+                <w:webHidden/>
+              </w:rPr>
+              <w:fldChar w:fldCharType="begin"/>
+            </w:r>
+            <w:r>
+              <w:rPr>
+                <w:noProof/>
+                <w:webHidden/>
+              </w:rPr>
+              <w:instrText xml:space="preserve"> PAGEREF _Toc226735735 \h </w:instrText>
+            </w:r>
+            <w:r>
+              <w:rPr>
+                <w:noProof/>
+                <w:webHidden/>
+              </w:rPr>
+            </w:r>
+            <w:r>
+              <w:rPr>
+                <w:noProof/>
+                <w:webHidden/>
+              </w:rPr>
+              <w:fldChar w:fldCharType="separate"/>
+            </w:r>
+            <w:r>
+              <w:rPr>
+                <w:noProof/>
+                <w:webHidden/>
+              </w:rPr>
+              <w:t>5</w:t>
+            </w:r>
+            <w:r>
+              <w:rPr>
+                <w:noProof/>
+                <w:webHidden/>
+              </w:rPr>
+              <w:fldChar w:fldCharType="end"/>
+            </w:r>
+          </w:hyperlink>
+        </w:p>
+        <w:p>
+          <w:pPr>
+            <w:pStyle w:val="TOC3"/>
+            <w:tabs>
+              <w:tab w:val="right" w:leader="dot" w:pos="9016"/>
+            </w:tabs>
+            <w:rPr>
+              <w:noProof/>
+            </w:rPr>
+          </w:pPr>
+          <w:hyperlink w:anchor="_Toc226735736" w:history="1">
+            <w:r>
+              <w:rPr>
+                <w:rStyle w:val="Hyperlink"/>
+                <w:rFonts w:ascii="Segoe UI Emoji" w:hAnsi="Segoe UI Emoji" w:cs="Segoe UI Emoji"/>
+                <w:noProof/>
+              </w:rPr>
+              <w:t>🔹</w:t>
+            </w:r>
+            <w:r>
+              <w:rPr>
+                <w:rStyle w:val="Hyperlink"/>
+                <w:noProof/>
+              </w:rPr>
+              <w:t xml:space="preserve"> Key Tools</w:t>
+            </w:r>
+            <w:r>
+              <w:rPr>
+                <w:noProof/>
+                <w:webHidden/>
+              </w:rPr>
+              <w:tab/>
+            </w:r>
+            <w:r>
+              <w:rPr>
+                <w:noProof/>
+                <w:webHidden/>
+              </w:rPr>
+              <w:fldChar w:fldCharType="begin"/>
+            </w:r>
+            <w:r>
+              <w:rPr>
+                <w:noProof/>
+                <w:webHidden/>
+              </w:rPr>
+              <w:instrText xml:space="preserve"> PAGEREF _Toc226735736 \h </w:instrText>
+            </w:r>
+            <w:r>
+              <w:rPr>
+                <w:noProof/>
+                <w:webHidden/>
+              </w:rPr>
+            </w:r>
+            <w:r>
+              <w:rPr>
+                <w:noProof/>
+                <w:webHidden/>
+              </w:rPr>
+              <w:fldChar w:fldCharType="separate"/>
+            </w:r>
+            <w:r>
+              <w:rPr>
+                <w:noProof/>
+                <w:webHidden/>
+              </w:rPr>
+              <w:t>5</w:t>
+            </w:r>
+            <w:r>
+              <w:rPr>
+                <w:noProof/>
+                <w:webHidden/>
+              </w:rPr>
+              <w:fldChar w:fldCharType="end"/>
+            </w:r>
+          </w:hyperlink>
+        </w:p>
+        <w:p>
+          <w:pPr>
+            <w:pStyle w:val="TOC2"/>
+            <w:tabs>
+              <w:tab w:val="right" w:leader="dot" w:pos="9016"/>
+            </w:tabs>
+            <w:rPr>
+              <w:noProof/>
+            </w:rPr>
+          </w:pPr>
+          <w:hyperlink w:anchor="_Toc226735737" w:history="1">
+            <w:r>
+              <w:rPr>
+                <w:rStyle w:val="Hyperlink"/>
+                <w:rFonts w:ascii="Segoe UI Emoji" w:hAnsi="Segoe UI Emoji" w:cs="Segoe UI Emoji"/>
+                <w:noProof/>
+              </w:rPr>
+              <w:t>🔷</w:t>
+            </w:r>
+            <w:r>
+              <w:rPr>
+                <w:rStyle w:val="Hyperlink"/>
+                <w:noProof/>
+              </w:rPr>
+              <w:t xml:space="preserve"> SECTION 6: PHASE 5 — SECURITY</w:t>
+            </w:r>
+            <w:r>
+              <w:rPr>
+                <w:noProof/>
+                <w:webHidden/>
+              </w:rPr>
+              <w:tab/>
+            </w:r>
+            <w:r>
+              <w:rPr>
+                <w:noProof/>
+                <w:webHidden/>
+              </w:rPr>
+              <w:fldChar w:fldCharType="begin"/>
+            </w:r>
+            <w:r>
+              <w:rPr>
+                <w:noProof/>
+                <w:webHidden/>
+              </w:rPr>
+              <w:instrText xml:space="preserve"> PAGEREF _Toc226735737 \h </w:instrText>
+            </w:r>
+            <w:r>
+              <w:rPr>
+                <w:noProof/>
+                <w:webHidden/>
+              </w:rPr>
+            </w:r>
+            <w:r>
+              <w:rPr>
+                <w:noProof/>
+                <w:webHidden/>
+              </w:rPr>
+              <w:fldChar w:fldCharType="separate"/>
+            </w:r>
+            <w:r>
+              <w:rPr>
+                <w:noProof/>
+                <w:webHidden/>
+              </w:rPr>
+              <w:t>5</w:t>
+            </w:r>
+            <w:r>
+              <w:rPr>
+                <w:noProof/>
+                <w:webHidden/>
+              </w:rPr>
+              <w:fldChar w:fldCharType="end"/>
+            </w:r>
+          </w:hyperlink>
+        </w:p>
+        <w:p>
+          <w:pPr>
+            <w:pStyle w:val="TOC3"/>
+            <w:tabs>
+              <w:tab w:val="right" w:leader="dot" w:pos="9016"/>
+            </w:tabs>
+            <w:rPr>
+              <w:noProof/>
+            </w:rPr>
+          </w:pPr>
+          <w:hyperlink w:anchor="_Toc226735738" w:history="1">
+            <w:r>
+              <w:rPr>
+                <w:rStyle w:val="Hyperlink"/>
+                <w:rFonts w:ascii="Segoe UI Emoji" w:hAnsi="Segoe UI Emoji" w:cs="Segoe UI Emoji"/>
+                <w:noProof/>
+              </w:rPr>
+              <w:t>📌</w:t>
+            </w:r>
+            <w:r>
+              <w:rPr>
+                <w:rStyle w:val="Hyperlink"/>
+                <w:noProof/>
+              </w:rPr>
+              <w:t xml:space="preserve"> Purpose</w:t>
+            </w:r>
+            <w:r>
+              <w:rPr>
+                <w:noProof/>
+                <w:webHidden/>
+              </w:rPr>
+              <w:tab/>
+            </w:r>
+            <w:r>
+              <w:rPr>
+                <w:noProof/>
+                <w:webHidden/>
+              </w:rPr>
+              <w:fldChar w:fldCharType="begin"/>
+            </w:r>
+            <w:r>
+              <w:rPr>
+                <w:noProof/>
+                <w:webHidden/>
+              </w:rPr>
+              <w:instrText xml:space="preserve"> PAGEREF _Toc226735738 \h </w:instrText>
+            </w:r>
+            <w:r>
+              <w:rPr>
+                <w:noProof/>
+                <w:webHidden/>
+              </w:rPr>
+            </w:r>
+            <w:r>
+              <w:rPr>
+                <w:noProof/>
+                <w:webHidden/>
+              </w:rPr>
+              <w:fldChar w:fldCharType="separate"/>
+            </w:r>
+            <w:r>
+              <w:rPr>
+                <w:noProof/>
+                <w:webHidden/>
+              </w:rPr>
+              <w:t>5</w:t>
+            </w:r>
+            <w:r>
+              <w:rPr>
+                <w:noProof/>
+                <w:webHidden/>
+              </w:rPr>
+              <w:fldChar w:fldCharType="end"/>
+            </w:r>
+          </w:hyperlink>
+        </w:p>
+        <w:p>
+          <w:pPr>
+            <w:pStyle w:val="TOC3"/>
+            <w:tabs>
+              <w:tab w:val="right" w:leader="dot" w:pos="9016"/>
+            </w:tabs>
+            <w:rPr>
+              <w:noProof/>
+            </w:rPr>
+          </w:pPr>
+          <w:hyperlink w:anchor="_Toc226735739" w:history="1">
+            <w:r>
+              <w:rPr>
+                <w:rStyle w:val="Hyperlink"/>
+                <w:rFonts w:ascii="Segoe UI Emoji" w:hAnsi="Segoe UI Emoji" w:cs="Segoe UI Emoji"/>
+                <w:noProof/>
+              </w:rPr>
+              <w:t>🔹</w:t>
+            </w:r>
+            <w:r>
+              <w:rPr>
+                <w:rStyle w:val="Hyperlink"/>
+                <w:noProof/>
+              </w:rPr>
+              <w:t xml:space="preserve"> Layers</w:t>
+            </w:r>
+            <w:r>
+              <w:rPr>
+                <w:noProof/>
+                <w:webHidden/>
+              </w:rPr>
+              <w:tab/>
+            </w:r>
+            <w:r>
+              <w:rPr>
+                <w:noProof/>
+                <w:webHidden/>
+              </w:rPr>
+              <w:fldChar w:fldCharType="begin"/>
+            </w:r>
+            <w:r>
+              <w:rPr>
+                <w:noProof/>
+                <w:webHidden/>
+              </w:rPr>
+              <w:instrText xml:space="preserve"> PAGEREF _Toc226735739 \h </w:instrText>
+            </w:r>
+            <w:r>
+              <w:rPr>
+                <w:noProof/>
+                <w:webHidden/>
+              </w:rPr>
+            </w:r>
+            <w:r>
+              <w:rPr>
+                <w:noProof/>
+                <w:webHidden/>
+              </w:rPr>
+              <w:fldChar w:fldCharType="separate"/>
+            </w:r>
+            <w:r>
+              <w:rPr>
+                <w:noProof/>
+                <w:webHidden/>
+              </w:rPr>
+              <w:t>5</w:t>
+            </w:r>
+            <w:r>
+              <w:rPr>
+                <w:noProof/>
+                <w:webHidden/>
+              </w:rPr>
+              <w:fldChar w:fldCharType="end"/>
+            </w:r>
+          </w:hyperlink>
+        </w:p>
+        <w:p>
+          <w:pPr>
+            <w:pStyle w:val="TOC2"/>
+            <w:tabs>
+              <w:tab w:val="right" w:leader="dot" w:pos="9016"/>
+            </w:tabs>
+            <w:rPr>
+              <w:noProof/>
+            </w:rPr>
+          </w:pPr>
+          <w:hyperlink w:anchor="_Toc226735740" w:history="1">
+            <w:r>
+              <w:rPr>
+                <w:rStyle w:val="Hyperlink"/>
+                <w:rFonts w:ascii="Segoe UI Emoji" w:hAnsi="Segoe UI Emoji" w:cs="Segoe UI Emoji"/>
+                <w:noProof/>
+              </w:rPr>
+              <w:t>🔷</w:t>
+            </w:r>
+            <w:r>
+              <w:rPr>
+                <w:rStyle w:val="Hyperlink"/>
+                <w:noProof/>
+              </w:rPr>
+              <w:t xml:space="preserve"> SECTION 7: PHASE 6 — CONFIG + ENV</w:t>
+            </w:r>
+            <w:r>
+              <w:rPr>
+                <w:noProof/>
+                <w:webHidden/>
+              </w:rPr>
+              <w:tab/>
+            </w:r>
+            <w:r>
+              <w:rPr>
+                <w:noProof/>
+                <w:webHidden/>
+              </w:rPr>
+              <w:fldChar w:fldCharType="begin"/>
+            </w:r>
+            <w:r>
+              <w:rPr>
+                <w:noProof/>
+                <w:webHidden/>
+              </w:rPr>
+              <w:instrText xml:space="preserve"> PAGEREF _Toc226735740 \h </w:instrText>
+            </w:r>
+            <w:r>
+              <w:rPr>
+                <w:noProof/>
+                <w:webHidden/>
+              </w:rPr>
+            </w:r>
+            <w:r>
+              <w:rPr>
+                <w:noProof/>
+                <w:webHidden/>
+              </w:rPr>
+              <w:fldChar w:fldCharType="separate"/>
+            </w:r>
+            <w:r>
+              <w:rPr>
+                <w:noProof/>
+                <w:webHidden/>
+              </w:rPr>
+              <w:t>6</w:t>
+            </w:r>
+            <w:r>
+              <w:rPr>
+                <w:noProof/>
+                <w:webHidden/>
+              </w:rPr>
+              <w:fldChar w:fldCharType="end"/>
+            </w:r>
+          </w:hyperlink>
+        </w:p>
+        <w:p>
+          <w:pPr>
+            <w:pStyle w:val="TOC3"/>
+            <w:tabs>
+              <w:tab w:val="right" w:leader="dot" w:pos="9016"/>
+            </w:tabs>
+            <w:rPr>
+              <w:noProof/>
+            </w:rPr>
+          </w:pPr>
+          <w:hyperlink w:anchor="_Toc226735741" w:history="1">
+            <w:r>
+              <w:rPr>
+                <w:rStyle w:val="Hyperlink"/>
+                <w:rFonts w:ascii="Segoe UI Emoji" w:hAnsi="Segoe UI Emoji" w:cs="Segoe UI Emoji"/>
+                <w:noProof/>
+              </w:rPr>
+              <w:t>🔹</w:t>
+            </w:r>
+            <w:r>
+              <w:rPr>
+                <w:rStyle w:val="Hyperlink"/>
+                <w:noProof/>
+              </w:rPr>
+              <w:t xml:space="preserve"> Flow</w:t>
+            </w:r>
+            <w:r>
+              <w:rPr>
+                <w:noProof/>
+                <w:webHidden/>
+              </w:rPr>
+              <w:tab/>
+            </w:r>
+            <w:r>
+              <w:rPr>
+                <w:noProof/>
+                <w:webHidden/>
+              </w:rPr>
+              <w:fldChar w:fldCharType="begin"/>
+            </w:r>
+            <w:r>
+              <w:rPr>
+                <w:noProof/>
+                <w:webHidden/>
+              </w:rPr>
+              <w:instrText xml:space="preserve"> PAGEREF _Toc226735741 \h </w:instrText>
+            </w:r>
+            <w:r>
+              <w:rPr>
+                <w:noProof/>
+                <w:webHidden/>
+              </w:rPr>
+            </w:r>
+            <w:r>
+              <w:rPr>
+                <w:noProof/>
+                <w:webHidden/>
+              </w:rPr>
+              <w:fldChar w:fldCharType="separate"/>
+            </w:r>
+            <w:r>
+              <w:rPr>
+                <w:noProof/>
+                <w:webHidden/>
+              </w:rPr>
+              <w:t>6</w:t>
+            </w:r>
+            <w:r>
+              <w:rPr>
+                <w:noProof/>
+                <w:webHidden/>
+              </w:rPr>
+              <w:fldChar w:fldCharType="end"/>
+            </w:r>
+          </w:hyperlink>
+        </w:p>
+        <w:p>
+          <w:pPr>
+            <w:pStyle w:val="TOC3"/>
+            <w:tabs>
+              <w:tab w:val="right" w:leader="dot" w:pos="9016"/>
+            </w:tabs>
+            <w:rPr>
+              <w:noProof/>
+            </w:rPr>
+          </w:pPr>
+          <w:hyperlink w:anchor="_Toc226735742" w:history="1">
+            <w:r>
+              <w:rPr>
+                <w:rStyle w:val="Hyperlink"/>
+                <w:rFonts w:ascii="Segoe UI Emoji" w:hAnsi="Segoe UI Emoji" w:cs="Segoe UI Emoji"/>
+                <w:noProof/>
+              </w:rPr>
+              <w:t>🔹</w:t>
+            </w:r>
+            <w:r>
+              <w:rPr>
+                <w:rStyle w:val="Hyperlink"/>
+                <w:noProof/>
+              </w:rPr>
+              <w:t xml:space="preserve"> Example Config</w:t>
+            </w:r>
+            <w:r>
+              <w:rPr>
+                <w:noProof/>
+                <w:webHidden/>
+              </w:rPr>
+              <w:tab/>
+            </w:r>
+            <w:r>
+              <w:rPr>
+                <w:noProof/>
+                <w:webHidden/>
+              </w:rPr>
+              <w:fldChar w:fldCharType="begin"/>
+            </w:r>
+            <w:r>
+              <w:rPr>
+                <w:noProof/>
+                <w:webHidden/>
+              </w:rPr>
+              <w:instrText xml:space="preserve"> PAGEREF _Toc226735742 \h </w:instrText>
+            </w:r>
+            <w:r>
+              <w:rPr>
+                <w:noProof/>
+                <w:webHidden/>
+              </w:rPr>
+            </w:r>
+            <w:r>
+              <w:rPr>
+                <w:noProof/>
+                <w:webHidden/>
+              </w:rPr>
+              <w:fldChar w:fldCharType="separate"/>
+            </w:r>
+            <w:r>
+              <w:rPr>
+                <w:noProof/>
+                <w:webHidden/>
+              </w:rPr>
+              <w:t>6</w:t>
+            </w:r>
+            <w:r>
+              <w:rPr>
+                <w:noProof/>
+                <w:webHidden/>
+              </w:rPr>
+              <w:fldChar w:fldCharType="end"/>
+            </w:r>
+          </w:hyperlink>
+        </w:p>
+        <w:p>
+          <w:pPr>
+            <w:pStyle w:val="TOC3"/>
+            <w:tabs>
+              <w:tab w:val="right" w:leader="dot" w:pos="9016"/>
+            </w:tabs>
+            <w:rPr>
+              <w:noProof/>
+            </w:rPr>
+          </w:pPr>
+          <w:hyperlink w:anchor="_Toc226735743" w:history="1">
+            <w:r>
+              <w:rPr>
+                <w:rStyle w:val="Hyperlink"/>
+                <w:rFonts w:ascii="Segoe UI Emoji" w:hAnsi="Segoe UI Emoji" w:cs="Segoe UI Emoji"/>
+                <w:noProof/>
+              </w:rPr>
+              <w:t>🔹</w:t>
+            </w:r>
+            <w:r>
+              <w:rPr>
+                <w:rStyle w:val="Hyperlink"/>
+                <w:noProof/>
+              </w:rPr>
+              <w:t xml:space="preserve"> Used In</w:t>
+            </w:r>
+            <w:r>
+              <w:rPr>
+                <w:noProof/>
+                <w:webHidden/>
+              </w:rPr>
+              <w:tab/>
+            </w:r>
+            <w:r>
+              <w:rPr>
+                <w:noProof/>
+                <w:webHidden/>
+              </w:rPr>
+              <w:fldChar w:fldCharType="begin"/>
+            </w:r>
+            <w:r>
+              <w:rPr>
+                <w:noProof/>
+                <w:webHidden/>
+              </w:rPr>
+              <w:instrText xml:space="preserve"> PAGEREF _Toc226735743 \h </w:instrText>
+            </w:r>
+            <w:r>
+              <w:rPr>
+                <w:noProof/>
+                <w:webHidden/>
+              </w:rPr>
+            </w:r>
+            <w:r>
+              <w:rPr>
+                <w:noProof/>
+                <w:webHidden/>
+              </w:rPr>
+              <w:fldChar w:fldCharType="separate"/>
+            </w:r>
+            <w:r>
+              <w:rPr>
+                <w:noProof/>
+                <w:webHidden/>
+              </w:rPr>
+              <w:t>7</w:t>
+            </w:r>
+            <w:r>
+              <w:rPr>
+                <w:noProof/>
+                <w:webHidden/>
+              </w:rPr>
+              <w:fldChar w:fldCharType="end"/>
+            </w:r>
+          </w:hyperlink>
+        </w:p>
+        <w:p>
+          <w:pPr>
+            <w:pStyle w:val="TOC2"/>
+            <w:tabs>
+              <w:tab w:val="right" w:leader="dot" w:pos="9016"/>
+            </w:tabs>
+            <w:rPr>
+              <w:noProof/>
+            </w:rPr>
+          </w:pPr>
+          <w:hyperlink w:anchor="_Toc226735744" w:history="1">
+            <w:r>
+              <w:rPr>
+                <w:rStyle w:val="Hyperlink"/>
+                <w:rFonts w:ascii="Segoe UI Emoji" w:hAnsi="Segoe UI Emoji" w:cs="Segoe UI Emoji"/>
+                <w:noProof/>
+              </w:rPr>
+              <w:t>🔷</w:t>
+            </w:r>
+            <w:r>
+              <w:rPr>
+                <w:rStyle w:val="Hyperlink"/>
+                <w:noProof/>
+              </w:rPr>
+              <w:t xml:space="preserve"> SECTION 8: PHASE 7 — API → API COMMUNICATION</w:t>
+            </w:r>
+            <w:r>
+              <w:rPr>
+                <w:noProof/>
+                <w:webHidden/>
+              </w:rPr>
+              <w:tab/>
+            </w:r>
+            <w:r>
+              <w:rPr>
+                <w:noProof/>
+                <w:webHidden/>
+              </w:rPr>
+              <w:fldChar w:fldCharType="begin"/>
+            </w:r>
+            <w:r>
+              <w:rPr>
+                <w:noProof/>
+                <w:webHidden/>
+              </w:rPr>
+              <w:instrText xml:space="preserve"> PAGEREF _Toc226735744 \h </w:instrText>
+            </w:r>
+            <w:r>
+              <w:rPr>
+                <w:noProof/>
+                <w:webHidden/>
+              </w:rPr>
+            </w:r>
+            <w:r>
+              <w:rPr>
+                <w:noProof/>
+                <w:webHidden/>
+              </w:rPr>
+              <w:fldChar w:fldCharType="separate"/>
+            </w:r>
+            <w:r>
+              <w:rPr>
+                <w:noProof/>
+                <w:webHidden/>
+              </w:rPr>
+              <w:t>7</w:t>
+            </w:r>
+            <w:r>
+              <w:rPr>
+                <w:noProof/>
+                <w:webHidden/>
+              </w:rPr>
+              <w:fldChar w:fldCharType="end"/>
+            </w:r>
+          </w:hyperlink>
+        </w:p>
+        <w:p>
+          <w:pPr>
+            <w:pStyle w:val="TOC3"/>
+            <w:tabs>
+              <w:tab w:val="right" w:leader="dot" w:pos="9016"/>
+            </w:tabs>
+            <w:rPr>
+              <w:noProof/>
+            </w:rPr>
+          </w:pPr>
+          <w:hyperlink w:anchor="_Toc226735745" w:history="1">
+            <w:r>
+              <w:rPr>
+                <w:rStyle w:val="Hyperlink"/>
+                <w:rFonts w:ascii="Segoe UI Emoji" w:hAnsi="Segoe UI Emoji" w:cs="Segoe UI Emoji"/>
+                <w:noProof/>
+              </w:rPr>
+              <w:t>📌</w:t>
+            </w:r>
+            <w:r>
+              <w:rPr>
+                <w:rStyle w:val="Hyperlink"/>
+                <w:noProof/>
+              </w:rPr>
+              <w:t xml:space="preserve"> Purpose</w:t>
+            </w:r>
+            <w:r>
+              <w:rPr>
+                <w:noProof/>
+                <w:webHidden/>
+              </w:rPr>
+              <w:tab/>
+            </w:r>
+            <w:r>
+              <w:rPr>
+                <w:noProof/>
+                <w:webHidden/>
+              </w:rPr>
+              <w:fldChar w:fldCharType="begin"/>
+            </w:r>
+            <w:r>
+              <w:rPr>
+                <w:noProof/>
+                <w:webHidden/>
+              </w:rPr>
+              <w:instrText xml:space="preserve"> PAGEREF _Toc226735745 \h </w:instrText>
+            </w:r>
+            <w:r>
+              <w:rPr>
+                <w:noProof/>
+                <w:webHidden/>
+              </w:rPr>
+            </w:r>
+            <w:r>
+              <w:rPr>
+                <w:noProof/>
+                <w:webHidden/>
+              </w:rPr>
+              <w:fldChar w:fldCharType="separate"/>
+            </w:r>
+            <w:r>
+              <w:rPr>
+                <w:noProof/>
+                <w:webHidden/>
+              </w:rPr>
+              <w:t>7</w:t>
+            </w:r>
+            <w:r>
+              <w:rPr>
+                <w:noProof/>
+                <w:webHidden/>
+              </w:rPr>
+              <w:fldChar w:fldCharType="end"/>
+            </w:r>
+          </w:hyperlink>
+        </w:p>
+        <w:p>
+          <w:pPr>
+            <w:pStyle w:val="TOC3"/>
+            <w:tabs>
+              <w:tab w:val="right" w:leader="dot" w:pos="9016"/>
+            </w:tabs>
+            <w:rPr>
+              <w:noProof/>
+            </w:rPr>
+          </w:pPr>
+          <w:hyperlink w:anchor="_Toc226735746" w:history="1">
+            <w:r>
+              <w:rPr>
+                <w:rStyle w:val="Hyperlink"/>
+                <w:rFonts w:ascii="Segoe UI Emoji" w:hAnsi="Segoe UI Emoji" w:cs="Segoe UI Emoji"/>
+                <w:noProof/>
+              </w:rPr>
+              <w:t>🔹</w:t>
+            </w:r>
+            <w:r>
+              <w:rPr>
+                <w:rStyle w:val="Hyperlink"/>
+                <w:noProof/>
+              </w:rPr>
+              <w:t xml:space="preserve"> Flow</w:t>
+            </w:r>
+            <w:r>
+              <w:rPr>
+                <w:noProof/>
+                <w:webHidden/>
+              </w:rPr>
+              <w:tab/>
+            </w:r>
+            <w:r>
+              <w:rPr>
+                <w:noProof/>
+                <w:webHidden/>
+              </w:rPr>
+              <w:fldChar w:fldCharType="begin"/>
+            </w:r>
+            <w:r>
+              <w:rPr>
+                <w:noProof/>
+                <w:webHidden/>
+              </w:rPr>
+              <w:instrText xml:space="preserve"> PAGEREF _Toc226735746 \h </w:instrText>
+            </w:r>
+            <w:r>
+              <w:rPr>
+                <w:noProof/>
+                <w:webHidden/>
+              </w:rPr>
+            </w:r>
+            <w:r>
+              <w:rPr>
+                <w:noProof/>
+                <w:webHidden/>
+              </w:rPr>
+              <w:fldChar w:fldCharType="separate"/>
+            </w:r>
+            <w:r>
+              <w:rPr>
+                <w:noProof/>
+                <w:webHidden/>
+              </w:rPr>
+              <w:t>7</w:t>
+            </w:r>
+            <w:r>
+              <w:rPr>
+                <w:noProof/>
+                <w:webHidden/>
+              </w:rPr>
+              <w:fldChar w:fldCharType="end"/>
+            </w:r>
+          </w:hyperlink>
+        </w:p>
+        <w:p>
+          <w:pPr>
+            <w:pStyle w:val="TOC3"/>
+            <w:tabs>
+              <w:tab w:val="right" w:leader="dot" w:pos="9016"/>
+            </w:tabs>
+            <w:rPr>
+              <w:noProof/>
+            </w:rPr>
+          </w:pPr>
+          <w:hyperlink w:anchor="_Toc226735747" w:history="1">
+            <w:r>
+              <w:rPr>
+                <w:rStyle w:val="Hyperlink"/>
+                <w:rFonts w:ascii="Segoe UI Emoji" w:hAnsi="Segoe UI Emoji" w:cs="Segoe UI Emoji"/>
+                <w:noProof/>
+              </w:rPr>
+              <w:t>🔹</w:t>
+            </w:r>
+            <w:r>
+              <w:rPr>
+                <w:rStyle w:val="Hyperlink"/>
+                <w:noProof/>
+              </w:rPr>
+              <w:t xml:space="preserve"> Tool</w:t>
+            </w:r>
+            <w:r>
+              <w:rPr>
+                <w:noProof/>
+                <w:webHidden/>
+              </w:rPr>
+              <w:tab/>
+            </w:r>
+            <w:r>
+              <w:rPr>
+                <w:noProof/>
+                <w:webHidden/>
+              </w:rPr>
+              <w:fldChar w:fldCharType="begin"/>
+            </w:r>
+            <w:r>
+              <w:rPr>
+                <w:noProof/>
+                <w:webHidden/>
+              </w:rPr>
+              <w:instrText xml:space="preserve"> PAGEREF _Toc226735747 \h </w:instrText>
+            </w:r>
+            <w:r>
+              <w:rPr>
+                <w:noProof/>
+                <w:webHidden/>
+              </w:rPr>
+            </w:r>
+            <w:r>
+              <w:rPr>
+                <w:noProof/>
+                <w:webHidden/>
+              </w:rPr>
+              <w:fldChar w:fldCharType="separate"/>
+            </w:r>
+            <w:r>
+              <w:rPr>
+                <w:noProof/>
+                <w:webHidden/>
+              </w:rPr>
+              <w:t>7</w:t>
+            </w:r>
+            <w:r>
+              <w:rPr>
+                <w:noProof/>
+                <w:webHidden/>
+              </w:rPr>
+              <w:fldChar w:fldCharType="end"/>
+            </w:r>
+          </w:hyperlink>
+        </w:p>
+        <w:p>
+          <w:pPr>
+            <w:pStyle w:val="TOC3"/>
+            <w:tabs>
+              <w:tab w:val="right" w:leader="dot" w:pos="9016"/>
+            </w:tabs>
+            <w:rPr>
+              <w:noProof/>
+            </w:rPr>
+          </w:pPr>
+          <w:hyperlink w:anchor="_Toc226735748" w:history="1">
+            <w:r>
+              <w:rPr>
+                <w:rStyle w:val="Hyperlink"/>
+                <w:rFonts w:ascii="Segoe UI Emoji" w:hAnsi="Segoe UI Emoji" w:cs="Segoe UI Emoji"/>
+                <w:noProof/>
+              </w:rPr>
+              <w:t>🔹</w:t>
+            </w:r>
+            <w:r>
+              <w:rPr>
+                <w:rStyle w:val="Hyperlink"/>
+                <w:noProof/>
+              </w:rPr>
+              <w:t xml:space="preserve"> Benefits</w:t>
+            </w:r>
+            <w:r>
+              <w:rPr>
+                <w:noProof/>
+                <w:webHidden/>
+              </w:rPr>
+              <w:tab/>
+            </w:r>
+            <w:r>
+              <w:rPr>
+                <w:noProof/>
+                <w:webHidden/>
+              </w:rPr>
+              <w:fldChar w:fldCharType="begin"/>
+            </w:r>
+            <w:r>
+              <w:rPr>
+                <w:noProof/>
+                <w:webHidden/>
+              </w:rPr>
+              <w:instrText xml:space="preserve"> PAGEREF _Toc226735748 \h </w:instrText>
+            </w:r>
+            <w:r>
+              <w:rPr>
+                <w:noProof/>
+                <w:webHidden/>
+              </w:rPr>
+            </w:r>
+            <w:r>
+              <w:rPr>
+                <w:noProof/>
+                <w:webHidden/>
+              </w:rPr>
+              <w:fldChar w:fldCharType="separate"/>
+            </w:r>
+            <w:r>
+              <w:rPr>
+                <w:noProof/>
+                <w:webHidden/>
+              </w:rPr>
+              <w:t>7</w:t>
+            </w:r>
+            <w:r>
+              <w:rPr>
+                <w:noProof/>
+                <w:webHidden/>
+              </w:rPr>
+              <w:fldChar w:fldCharType="end"/>
+            </w:r>
+          </w:hyperlink>
+        </w:p>
+        <w:p>
+          <w:pPr>
+            <w:pStyle w:val="TOC3"/>
+            <w:tabs>
+              <w:tab w:val="right" w:leader="dot" w:pos="9016"/>
+            </w:tabs>
+            <w:rPr>
+              <w:noProof/>
+            </w:rPr>
+          </w:pPr>
+          <w:hyperlink w:anchor="_Toc226735749" w:history="1">
+            <w:r>
+              <w:rPr>
+                <w:rStyle w:val="Hyperlink"/>
+                <w:rFonts w:ascii="Segoe UI Emoji" w:hAnsi="Segoe UI Emoji" w:cs="Segoe UI Emoji"/>
+                <w:noProof/>
+              </w:rPr>
+              <w:t>🔹</w:t>
+            </w:r>
+            <w:r>
+              <w:rPr>
+                <w:rStyle w:val="Hyperlink"/>
+                <w:noProof/>
+              </w:rPr>
+              <w:t xml:space="preserve"> Architecture</w:t>
+            </w:r>
+            <w:r>
+              <w:rPr>
+                <w:noProof/>
+                <w:webHidden/>
+              </w:rPr>
+              <w:tab/>
+            </w:r>
+            <w:r>
+              <w:rPr>
+                <w:noProof/>
+                <w:webHidden/>
+              </w:rPr>
+              <w:fldChar w:fldCharType="begin"/>
+            </w:r>
+            <w:r>
+              <w:rPr>
+                <w:noProof/>
+                <w:webHidden/>
+              </w:rPr>
+              <w:instrText xml:space="preserve"> PAGEREF _Toc226735749 \h </w:instrText>
+            </w:r>
+            <w:r>
+              <w:rPr>
+                <w:noProof/>
+                <w:webHidden/>
+              </w:rPr>
+            </w:r>
+            <w:r>
+              <w:rPr>
+                <w:noProof/>
+                <w:webHidden/>
+              </w:rPr>
+              <w:fldChar w:fldCharType="separate"/>
+            </w:r>
+            <w:r>
+              <w:rPr>
+                <w:noProof/>
+                <w:webHidden/>
+              </w:rPr>
+              <w:t>7</w:t>
+            </w:r>
+            <w:r>
+              <w:rPr>
+                <w:noProof/>
+                <w:webHidden/>
+              </w:rPr>
+              <w:fldChar w:fldCharType="end"/>
+            </w:r>
+          </w:hyperlink>
+        </w:p>
+        <w:p>
+          <w:pPr>
+            <w:pStyle w:val="TOC2"/>
+            <w:tabs>
+              <w:tab w:val="right" w:leader="dot" w:pos="9016"/>
+            </w:tabs>
+            <w:rPr>
+              <w:noProof/>
+            </w:rPr>
+          </w:pPr>
+          <w:hyperlink w:anchor="_Toc226735750" w:history="1">
+            <w:r>
+              <w:rPr>
+                <w:rStyle w:val="Hyperlink"/>
+                <w:rFonts w:ascii="Segoe UI Emoji" w:hAnsi="Segoe UI Emoji" w:cs="Segoe UI Emoji"/>
+                <w:noProof/>
+              </w:rPr>
+              <w:t>🔷</w:t>
+            </w:r>
+            <w:r>
+              <w:rPr>
+                <w:rStyle w:val="Hyperlink"/>
+                <w:noProof/>
+              </w:rPr>
+              <w:t xml:space="preserve"> SECTION 9: PHASE 8 — MONITORING &amp; OBSERVABILITY</w:t>
+            </w:r>
+            <w:r>
+              <w:rPr>
+                <w:noProof/>
+                <w:webHidden/>
+              </w:rPr>
+              <w:tab/>
+            </w:r>
+            <w:r>
+              <w:rPr>
+                <w:noProof/>
+                <w:webHidden/>
+              </w:rPr>
+              <w:fldChar w:fldCharType="begin"/>
+            </w:r>
+            <w:r>
+              <w:rPr>
+                <w:noProof/>
+                <w:webHidden/>
+              </w:rPr>
+              <w:instrText xml:space="preserve"> PAGEREF _Toc226735750 \h </w:instrText>
+            </w:r>
+            <w:r>
+              <w:rPr>
+                <w:noProof/>
+                <w:webHidden/>
+              </w:rPr>
+            </w:r>
+            <w:r>
+              <w:rPr>
+                <w:noProof/>
+                <w:webHidden/>
+              </w:rPr>
+              <w:fldChar w:fldCharType="separate"/>
+            </w:r>
+            <w:r>
+              <w:rPr>
+                <w:noProof/>
+                <w:webHidden/>
+              </w:rPr>
+              <w:t>8</w:t>
+            </w:r>
+            <w:r>
+              <w:rPr>
+                <w:noProof/>
+                <w:webHidden/>
+              </w:rPr>
+              <w:fldChar w:fldCharType="end"/>
+            </w:r>
+          </w:hyperlink>
+        </w:p>
+        <w:p>
+          <w:pPr>
+            <w:pStyle w:val="TOC3"/>
+            <w:tabs>
+              <w:tab w:val="right" w:leader="dot" w:pos="9016"/>
+            </w:tabs>
+            <w:rPr>
+              <w:noProof/>
+            </w:rPr>
+          </w:pPr>
+          <w:hyperlink w:anchor="_Toc226735751" w:history="1">
+            <w:r>
+              <w:rPr>
+                <w:rStyle w:val="Hyperlink"/>
+                <w:rFonts w:ascii="Segoe UI Emoji" w:hAnsi="Segoe UI Emoji" w:cs="Segoe UI Emoji"/>
+                <w:noProof/>
+              </w:rPr>
+              <w:t>📌</w:t>
+            </w:r>
+            <w:r>
+              <w:rPr>
+                <w:rStyle w:val="Hyperlink"/>
+                <w:noProof/>
+              </w:rPr>
+              <w:t xml:space="preserve"> Purpose</w:t>
+            </w:r>
+            <w:r>
+              <w:rPr>
+                <w:noProof/>
+                <w:webHidden/>
+              </w:rPr>
+              <w:tab/>
+            </w:r>
+            <w:r>
+              <w:rPr>
+                <w:noProof/>
+                <w:webHidden/>
+              </w:rPr>
+              <w:fldChar w:fldCharType="begin"/>
+            </w:r>
+            <w:r>
+              <w:rPr>
+                <w:noProof/>
+                <w:webHidden/>
+              </w:rPr>
+              <w:instrText xml:space="preserve"> PAGEREF _Toc226735751 \h </w:instrText>
+            </w:r>
+            <w:r>
+              <w:rPr>
+                <w:noProof/>
+                <w:webHidden/>
+              </w:rPr>
+            </w:r>
+            <w:r>
+              <w:rPr>
+                <w:noProof/>
+                <w:webHidden/>
+              </w:rPr>
+              <w:fldChar w:fldCharType="separate"/>
+            </w:r>
+            <w:r>
+              <w:rPr>
+                <w:noProof/>
+                <w:webHidden/>
+              </w:rPr>
+              <w:t>8</w:t>
+            </w:r>
+            <w:r>
+              <w:rPr>
+                <w:noProof/>
+                <w:webHidden/>
+              </w:rPr>
+              <w:fldChar w:fldCharType="end"/>
+            </w:r>
+          </w:hyperlink>
+        </w:p>
+        <w:p>
+          <w:pPr>
+            <w:pStyle w:val="TOC3"/>
+            <w:tabs>
+              <w:tab w:val="right" w:leader="dot" w:pos="9016"/>
+            </w:tabs>
+            <w:rPr>
+              <w:noProof/>
+            </w:rPr>
+          </w:pPr>
+          <w:hyperlink w:anchor="_Toc226735752" w:history="1">
+            <w:r>
+              <w:rPr>
+                <w:rStyle w:val="Hyperlink"/>
+                <w:rFonts w:ascii="Segoe UI Emoji" w:hAnsi="Segoe UI Emoji" w:cs="Segoe UI Emoji"/>
+                <w:noProof/>
+              </w:rPr>
+              <w:t>🔹</w:t>
+            </w:r>
+            <w:r>
+              <w:rPr>
+                <w:rStyle w:val="Hyperlink"/>
+                <w:noProof/>
+              </w:rPr>
+              <w:t xml:space="preserve"> 3 Pillars</w:t>
+            </w:r>
+            <w:r>
+              <w:rPr>
+                <w:noProof/>
+                <w:webHidden/>
+              </w:rPr>
+              <w:tab/>
+            </w:r>
+            <w:r>
+              <w:rPr>
+                <w:noProof/>
+                <w:webHidden/>
+              </w:rPr>
+              <w:fldChar w:fldCharType="begin"/>
+            </w:r>
+            <w:r>
+              <w:rPr>
+                <w:noProof/>
+                <w:webHidden/>
+              </w:rPr>
+              <w:instrText xml:space="preserve"> PAGEREF _Toc226735752 \h </w:instrText>
+            </w:r>
+            <w:r>
+              <w:rPr>
+                <w:noProof/>
+                <w:webHidden/>
+              </w:rPr>
+            </w:r>
+            <w:r>
+              <w:rPr>
+                <w:noProof/>
+                <w:webHidden/>
+              </w:rPr>
+              <w:fldChar w:fldCharType="separate"/>
+            </w:r>
+            <w:r>
+              <w:rPr>
+                <w:noProof/>
+                <w:webHidden/>
+              </w:rPr>
+              <w:t>8</w:t>
+            </w:r>
+            <w:r>
+              <w:rPr>
+                <w:noProof/>
+                <w:webHidden/>
+              </w:rPr>
+              <w:fldChar w:fldCharType="end"/>
+            </w:r>
+          </w:hyperlink>
+        </w:p>
+        <w:p>
+          <w:pPr>
+            <w:pStyle w:val="TOC3"/>
+            <w:tabs>
+              <w:tab w:val="right" w:leader="dot" w:pos="9016"/>
+            </w:tabs>
+            <w:rPr>
+              <w:noProof/>
+            </w:rPr>
+          </w:pPr>
+          <w:hyperlink w:anchor="_Toc226735753" w:history="1">
+            <w:r>
+              <w:rPr>
+                <w:rStyle w:val="Hyperlink"/>
+                <w:rFonts w:ascii="Segoe UI Emoji" w:hAnsi="Segoe UI Emoji" w:cs="Segoe UI Emoji"/>
+                <w:noProof/>
+              </w:rPr>
+              <w:t>🔹</w:t>
+            </w:r>
+            <w:r>
+              <w:rPr>
+                <w:rStyle w:val="Hyperlink"/>
+                <w:noProof/>
+              </w:rPr>
+              <w:t xml:space="preserve"> Flow</w:t>
+            </w:r>
+            <w:r>
+              <w:rPr>
+                <w:noProof/>
+                <w:webHidden/>
+              </w:rPr>
+              <w:tab/>
+            </w:r>
+            <w:r>
+              <w:rPr>
+                <w:noProof/>
+                <w:webHidden/>
+              </w:rPr>
+              <w:fldChar w:fldCharType="begin"/>
+            </w:r>
+            <w:r>
+              <w:rPr>
+                <w:noProof/>
+                <w:webHidden/>
+              </w:rPr>
+              <w:instrText xml:space="preserve"> PAGEREF _Toc226735753 \h </w:instrText>
+            </w:r>
+            <w:r>
+              <w:rPr>
+                <w:noProof/>
+                <w:webHidden/>
+              </w:rPr>
+            </w:r>
+            <w:r>
+              <w:rPr>
+                <w:noProof/>
+                <w:webHidden/>
+              </w:rPr>
+              <w:fldChar w:fldCharType="separate"/>
+            </w:r>
+            <w:r>
+              <w:rPr>
+                <w:noProof/>
+                <w:webHidden/>
+              </w:rPr>
+              <w:t>8</w:t>
+            </w:r>
+            <w:r>
+              <w:rPr>
+                <w:noProof/>
+                <w:webHidden/>
+              </w:rPr>
+              <w:fldChar w:fldCharType="end"/>
+            </w:r>
+          </w:hyperlink>
+        </w:p>
+        <w:p>
+          <w:pPr>
+            <w:pStyle w:val="TOC3"/>
+            <w:tabs>
+              <w:tab w:val="right" w:leader="dot" w:pos="9016"/>
+            </w:tabs>
+            <w:rPr>
+              <w:noProof/>
+            </w:rPr>
+          </w:pPr>
+          <w:hyperlink w:anchor="_Toc226735754" w:history="1">
+            <w:r>
+              <w:rPr>
+                <w:rStyle w:val="Hyperlink"/>
+                <w:rFonts w:ascii="Segoe UI Emoji" w:hAnsi="Segoe UI Emoji" w:cs="Segoe UI Emoji"/>
+                <w:noProof/>
+              </w:rPr>
+              <w:t>🔹</w:t>
+            </w:r>
+            <w:r>
+              <w:rPr>
+                <w:rStyle w:val="Hyperlink"/>
+                <w:noProof/>
+              </w:rPr>
+              <w:t xml:space="preserve"> Tools</w:t>
+            </w:r>
+            <w:r>
+              <w:rPr>
+                <w:noProof/>
+                <w:webHidden/>
+              </w:rPr>
+              <w:tab/>
+            </w:r>
+            <w:r>
+              <w:rPr>
+                <w:noProof/>
+                <w:webHidden/>
+              </w:rPr>
+              <w:fldChar w:fldCharType="begin"/>
+            </w:r>
+            <w:r>
+              <w:rPr>
+                <w:noProof/>
+                <w:webHidden/>
+              </w:rPr>
+              <w:instrText xml:space="preserve"> PAGEREF _Toc226735754 \h </w:instrText>
+            </w:r>
+            <w:r>
+              <w:rPr>
+                <w:noProof/>
+                <w:webHidden/>
+              </w:rPr>
+            </w:r>
+            <w:r>
+              <w:rPr>
+                <w:noProof/>
+                <w:webHidden/>
+              </w:rPr>
+              <w:fldChar w:fldCharType="separate"/>
+            </w:r>
+            <w:r>
+              <w:rPr>
+                <w:noProof/>
+                <w:webHidden/>
+              </w:rPr>
+              <w:t>8</w:t>
+            </w:r>
+            <w:r>
+              <w:rPr>
+                <w:noProof/>
+                <w:webHidden/>
+              </w:rPr>
+              <w:fldChar w:fldCharType="end"/>
+            </w:r>
+          </w:hyperlink>
+        </w:p>
+        <w:p>
+          <w:pPr>
+            <w:pStyle w:val="TOC2"/>
+            <w:tabs>
+              <w:tab w:val="right" w:leader="dot" w:pos="9016"/>
+            </w:tabs>
+            <w:rPr>
+              <w:noProof/>
+            </w:rPr>
+          </w:pPr>
+          <w:hyperlink w:anchor="_Toc226735755" w:history="1">
+            <w:r>
+              <w:rPr>
+                <w:rStyle w:val="Hyperlink"/>
+                <w:rFonts w:ascii="Segoe UI Emoji" w:hAnsi="Segoe UI Emoji" w:cs="Segoe UI Emoji"/>
+                <w:noProof/>
+              </w:rPr>
+              <w:t>🔷</w:t>
+            </w:r>
+            <w:r>
+              <w:rPr>
+                <w:rStyle w:val="Hyperlink"/>
+                <w:noProof/>
+              </w:rPr>
+              <w:t xml:space="preserve"> SECTION 10: PHASE 9 — DEPLOYMENT &amp; SCALING</w:t>
+            </w:r>
+            <w:r>
+              <w:rPr>
+                <w:noProof/>
+                <w:webHidden/>
+              </w:rPr>
+              <w:tab/>
+            </w:r>
+            <w:r>
+              <w:rPr>
+                <w:noProof/>
+                <w:webHidden/>
+              </w:rPr>
+              <w:fldChar w:fldCharType="begin"/>
+            </w:r>
+            <w:r>
+              <w:rPr>
+                <w:noProof/>
+                <w:webHidden/>
+              </w:rPr>
+              <w:instrText xml:space="preserve"> PAGEREF _Toc226735755 \h </w:instrText>
+            </w:r>
+            <w:r>
+              <w:rPr>
+                <w:noProof/>
+                <w:webHidden/>
+              </w:rPr>
+            </w:r>
+            <w:r>
+              <w:rPr>
+                <w:noProof/>
+                <w:webHidden/>
+              </w:rPr>
+              <w:fldChar w:fldCharType="separate"/>
+            </w:r>
+            <w:r>
+              <w:rPr>
+                <w:noProof/>
+                <w:webHidden/>
+              </w:rPr>
+              <w:t>8</w:t>
+            </w:r>
+            <w:r>
+              <w:rPr>
+                <w:noProof/>
+                <w:webHidden/>
+              </w:rPr>
+              <w:fldChar w:fldCharType="end"/>
+            </w:r>
+          </w:hyperlink>
+        </w:p>
+        <w:p>
+          <w:pPr>
+            <w:pStyle w:val="TOC3"/>
+            <w:tabs>
+              <w:tab w:val="right" w:leader="dot" w:pos="9016"/>
+            </w:tabs>
+            <w:rPr>
+              <w:noProof/>
+            </w:rPr>
+          </w:pPr>
+          <w:hyperlink w:anchor="_Toc226735756" w:history="1">
+            <w:r>
+              <w:rPr>
+                <w:rStyle w:val="Hyperlink"/>
+                <w:rFonts w:ascii="Segoe UI Emoji" w:hAnsi="Segoe UI Emoji" w:cs="Segoe UI Emoji"/>
+                <w:noProof/>
+              </w:rPr>
+              <w:t>📌</w:t>
+            </w:r>
+            <w:r>
+              <w:rPr>
+                <w:rStyle w:val="Hyperlink"/>
+                <w:noProof/>
+              </w:rPr>
+              <w:t xml:space="preserve"> Purpose</w:t>
+            </w:r>
+            <w:r>
+              <w:rPr>
+                <w:noProof/>
+                <w:webHidden/>
+              </w:rPr>
+              <w:tab/>
+            </w:r>
+            <w:r>
+              <w:rPr>
+                <w:noProof/>
+                <w:webHidden/>
+              </w:rPr>
+              <w:fldChar w:fldCharType="begin"/>
+            </w:r>
+            <w:r>
+              <w:rPr>
+                <w:noProof/>
+                <w:webHidden/>
+              </w:rPr>
+              <w:instrText xml:space="preserve"> PAGEREF _Toc226735756 \h </w:instrText>
+            </w:r>
+            <w:r>
+              <w:rPr>
+                <w:noProof/>
+                <w:webHidden/>
+              </w:rPr>
+            </w:r>
+            <w:r>
+              <w:rPr>
+                <w:noProof/>
+                <w:webHidden/>
+              </w:rPr>
+              <w:fldChar w:fldCharType="separate"/>
+            </w:r>
+            <w:r>
+              <w:rPr>
+                <w:noProof/>
+                <w:webHidden/>
+              </w:rPr>
+              <w:t>9</w:t>
+            </w:r>
+            <w:r>
+              <w:rPr>
+                <w:noProof/>
+                <w:webHidden/>
+              </w:rPr>
+              <w:fldChar w:fldCharType="end"/>
+            </w:r>
+          </w:hyperlink>
+        </w:p>
+        <w:p>
+          <w:pPr>
+            <w:pStyle w:val="TOC3"/>
+            <w:tabs>
+              <w:tab w:val="right" w:leader="dot" w:pos="9016"/>
+            </w:tabs>
+            <w:rPr>
+              <w:noProof/>
+            </w:rPr>
+          </w:pPr>
+          <w:hyperlink w:anchor="_Toc226735757" w:history="1">
+            <w:r>
+              <w:rPr>
+                <w:rStyle w:val="Hyperlink"/>
+                <w:rFonts w:ascii="Segoe UI Emoji" w:hAnsi="Segoe UI Emoji" w:cs="Segoe UI Emoji"/>
+                <w:noProof/>
+              </w:rPr>
+              <w:t>🔹</w:t>
+            </w:r>
+            <w:r>
+              <w:rPr>
+                <w:rStyle w:val="Hyperlink"/>
+                <w:noProof/>
+              </w:rPr>
+              <w:t xml:space="preserve"> Steps</w:t>
+            </w:r>
+            <w:r>
+              <w:rPr>
+                <w:noProof/>
+                <w:webHidden/>
+              </w:rPr>
+              <w:tab/>
+            </w:r>
+            <w:r>
+              <w:rPr>
+                <w:noProof/>
+                <w:webHidden/>
+              </w:rPr>
+              <w:fldChar w:fldCharType="begin"/>
+            </w:r>
+            <w:r>
+              <w:rPr>
+                <w:noProof/>
+                <w:webHidden/>
+              </w:rPr>
+              <w:instrText xml:space="preserve"> PAGEREF _Toc226735757 \h </w:instrText>
+            </w:r>
+            <w:r>
+              <w:rPr>
+                <w:noProof/>
+                <w:webHidden/>
+              </w:rPr>
+            </w:r>
+            <w:r>
+              <w:rPr>
+                <w:noProof/>
+                <w:webHidden/>
+              </w:rPr>
+              <w:fldChar w:fldCharType="separate"/>
+            </w:r>
+            <w:r>
+              <w:rPr>
+                <w:noProof/>
+                <w:webHidden/>
+              </w:rPr>
+              <w:t>9</w:t>
+            </w:r>
+            <w:r>
+              <w:rPr>
+                <w:noProof/>
+                <w:webHidden/>
+              </w:rPr>
+              <w:fldChar w:fldCharType="end"/>
+            </w:r>
+          </w:hyperlink>
+        </w:p>
+        <w:p>
+          <w:pPr>
+            <w:pStyle w:val="TOC1"/>
+            <w:tabs>
+              <w:tab w:val="right" w:leader="dot" w:pos="9016"/>
+            </w:tabs>
+            <w:rPr>
+              <w:noProof/>
+            </w:rPr>
+          </w:pPr>
+          <w:hyperlink w:anchor="_Toc226735758" w:history="1">
+            <w:r>
+              <w:rPr>
+                <w:rStyle w:val="Hyperlink"/>
+                <w:rFonts w:ascii="Segoe UI Emoji" w:hAnsi="Segoe UI Emoji" w:cs="Segoe UI Emoji"/>
+                <w:noProof/>
+              </w:rPr>
+              <w:t>🔷</w:t>
+            </w:r>
+            <w:r>
+              <w:rPr>
+                <w:rStyle w:val="Hyperlink"/>
+                <w:noProof/>
+              </w:rPr>
+              <w:t xml:space="preserve"> FINAL PRODUCTION ARCHITECTURE</w:t>
+            </w:r>
+            <w:r>
+              <w:rPr>
+                <w:noProof/>
+                <w:webHidden/>
+              </w:rPr>
+              <w:tab/>
+            </w:r>
+            <w:r>
+              <w:rPr>
+                <w:noProof/>
+                <w:webHidden/>
+              </w:rPr>
+              <w:fldChar w:fldCharType="begin"/>
+            </w:r>
+            <w:r>
+              <w:rPr>
+                <w:noProof/>
+                <w:webHidden/>
+              </w:rPr>
+              <w:instrText xml:space="preserve"> PAGEREF _Toc226735758 \h </w:instrText>
+            </w:r>
+            <w:r>
+              <w:rPr>
+                <w:noProof/>
+                <w:webHidden/>
+              </w:rPr>
+            </w:r>
+            <w:r>
+              <w:rPr>
+                <w:noProof/>
+                <w:webHidden/>
+              </w:rPr>
+              <w:fldChar w:fldCharType="separate"/>
+            </w:r>
+            <w:r>
+              <w:rPr>
+                <w:noProof/>
+                <w:webHidden/>
+              </w:rPr>
+              <w:t>9</w:t>
+            </w:r>
+            <w:r>
+              <w:rPr>
+                <w:noProof/>
+                <w:webHidden/>
+              </w:rPr>
+              <w:fldChar w:fldCharType="end"/>
+            </w:r>
+          </w:hyperlink>
+        </w:p>
+        <w:p>
+          <w:pPr>
+            <w:pStyle w:val="TOC1"/>
+            <w:tabs>
+              <w:tab w:val="right" w:leader="dot" w:pos="9016"/>
+            </w:tabs>
+            <w:rPr>
+              <w:noProof/>
+            </w:rPr>
+          </w:pPr>
+          <w:hyperlink w:anchor="_Toc226735759" w:history="1">
+            <w:r>
+              <w:rPr>
+                <w:rStyle w:val="Hyperlink"/>
+                <w:rFonts w:ascii="Segoe UI Emoji" w:hAnsi="Segoe UI Emoji" w:cs="Segoe UI Emoji"/>
+                <w:noProof/>
+              </w:rPr>
+              <w:t>🔷</w:t>
+            </w:r>
+            <w:r>
+              <w:rPr>
+                <w:rStyle w:val="Hyperlink"/>
+                <w:noProof/>
+              </w:rPr>
+              <w:t xml:space="preserve"> FINAL SUMMARY (IMPORTANT)</w:t>
+            </w:r>
+            <w:r>
+              <w:rPr>
+                <w:noProof/>
+                <w:webHidden/>
+              </w:rPr>
+              <w:tab/>
+            </w:r>
+            <w:r>
+              <w:rPr>
+                <w:noProof/>
+                <w:webHidden/>
+              </w:rPr>
+              <w:fldChar w:fldCharType="begin"/>
+            </w:r>
+            <w:r>
+              <w:rPr>
+                <w:noProof/>
+                <w:webHidden/>
+              </w:rPr>
+              <w:instrText xml:space="preserve"> PAGEREF _Toc226735759 \h </w:instrText>
+            </w:r>
+            <w:r>
+              <w:rPr>
+                <w:noProof/>
+                <w:webHidden/>
+              </w:rPr>
+            </w:r>
+            <w:r>
+              <w:rPr>
+                <w:noProof/>
+                <w:webHidden/>
+              </w:rPr>
+              <w:fldChar w:fldCharType="separate"/>
+            </w:r>
+            <w:r>
+              <w:rPr>
+                <w:noProof/>
+                <w:webHidden/>
+              </w:rPr>
+              <w:t>10</w:t>
+            </w:r>
+            <w:r>
+              <w:rPr>
+                <w:noProof/>
+                <w:webHidden/>
+              </w:rPr>
+              <w:fldChar w:fldCharType="end"/>
+            </w:r>
+          </w:hyperlink>
+        </w:p>
+        <w:p>
+          <w:r>
+            <w:rPr>
+              <w:b/>
+              <w:bCs/>
+              <w:noProof/>
+            </w:rPr>
+            <w:fldChar w:fldCharType="end"/>
+          </w:r>
+        </w:p>
+      </w:sdtContent>
+    </w:sdt>
     <w:p>
       <w:pPr>
         <w:rPr>
@@ -52,7 +3592,15 @@
         <w:t>Retries:</w:t>
       </w:r>
       <w:r>
-        <w:t xml:space="preserve"> If the Groq API times out, does your code try again automatically?</w:t>
+        <w:t xml:space="preserve"> If the </w:t>
+      </w:r>
+      <w:proofErr w:type="spellStart"/>
+      <w:r>
+        <w:t>Groq</w:t>
+      </w:r>
+      <w:proofErr w:type="spellEnd"/>
+      <w:r>
+        <w:t xml:space="preserve"> API times out, does your code try again automatically?</w:t>
       </w:r>
     </w:p>
     <w:p>
@@ -88,7 +3636,23 @@
         <w:t>Validation:</w:t>
       </w:r>
       <w:r>
-        <w:t xml:space="preserve"> Ensuring the data coming from the UI (Streamlit) is exactly what the backend expects using Pydantic.</w:t>
+        <w:t xml:space="preserve"> Ensuring the data coming from the UI (</w:t>
+      </w:r>
+      <w:proofErr w:type="spellStart"/>
+      <w:r>
+        <w:t>Streamlit</w:t>
+      </w:r>
+      <w:proofErr w:type="spellEnd"/>
+      <w:r>
+        <w:t xml:space="preserve">) is exactly what the backend expects using </w:t>
+      </w:r>
+      <w:proofErr w:type="spellStart"/>
+      <w:r>
+        <w:t>Pydantic</w:t>
+      </w:r>
+      <w:proofErr w:type="spellEnd"/>
+      <w:r>
+        <w:t>.</w:t>
       </w:r>
     </w:p>
     <w:p>
@@ -169,7 +3733,23 @@
           <w:b/>
           <w:bCs/>
         </w:rPr>
-        <w:t>Authentication (AuthN):</w:t>
+        <w:t>Authentication (</w:t>
+      </w:r>
+      <w:proofErr w:type="spellStart"/>
+      <w:r>
+        <w:rPr>
+          <w:b/>
+          <w:bCs/>
+        </w:rPr>
+        <w:t>AuthN</w:t>
+      </w:r>
+      <w:proofErr w:type="spellEnd"/>
+      <w:r>
+        <w:rPr>
+          <w:b/>
+          <w:bCs/>
+        </w:rPr>
+        <w:t>):</w:t>
       </w:r>
       <w:r>
         <w:t xml:space="preserve"> Who are you? (API Keys, JWT Tokens).</w:t>
@@ -187,10 +3767,34 @@
           <w:b/>
           <w:bCs/>
         </w:rPr>
-        <w:t>Authorization (AuthZ):</w:t>
-      </w:r>
-      <w:r>
-        <w:t xml:space="preserve"> What are you allowed to do? (Can this user access this specific session_id?).</w:t>
+        <w:t>Authorization (</w:t>
+      </w:r>
+      <w:proofErr w:type="spellStart"/>
+      <w:r>
+        <w:rPr>
+          <w:b/>
+          <w:bCs/>
+        </w:rPr>
+        <w:t>AuthZ</w:t>
+      </w:r>
+      <w:proofErr w:type="spellEnd"/>
+      <w:r>
+        <w:rPr>
+          <w:b/>
+          <w:bCs/>
+        </w:rPr>
+        <w:t>):</w:t>
+      </w:r>
+      <w:r>
+        <w:t xml:space="preserve"> What are you allowed to do? (Can this user access this specific </w:t>
+      </w:r>
+      <w:proofErr w:type="spellStart"/>
+      <w:r>
+        <w:t>session_id</w:t>
+      </w:r>
+      <w:proofErr w:type="spellEnd"/>
+      <w:r>
+        <w:t>?).</w:t>
       </w:r>
     </w:p>
     <w:p>
@@ -248,6 +3852,7 @@
           <w:b/>
           <w:bCs/>
         </w:rPr>
+        <w:lastRenderedPageBreak/>
         <w:t>Logging:</w:t>
       </w:r>
       <w:r>
@@ -294,15 +3899,32 @@
           <w:numId w:val="5"/>
         </w:numPr>
       </w:pPr>
+      <w:proofErr w:type="spellStart"/>
       <w:r>
         <w:rPr>
           <w:b/>
           <w:bCs/>
         </w:rPr>
-        <w:t>OpenAPI (Swagger):</w:t>
-      </w:r>
-      <w:r>
-        <w:t xml:space="preserve"> FastAPI generates this automatically. A senior ensures the descriptions and tags are clean so other teams can use the API without asking questions.</w:t>
+        <w:t>OpenAPI</w:t>
+      </w:r>
+      <w:proofErr w:type="spellEnd"/>
+      <w:r>
+        <w:rPr>
+          <w:b/>
+          <w:bCs/>
+        </w:rPr>
+        <w:t xml:space="preserve"> (Swagger):</w:t>
+      </w:r>
+      <w:r>
+        <w:t xml:space="preserve"> </w:t>
+      </w:r>
+      <w:proofErr w:type="spellStart"/>
+      <w:r>
+        <w:t>FastAPI</w:t>
+      </w:r>
+      <w:proofErr w:type="spellEnd"/>
+      <w:r>
+        <w:t xml:space="preserve"> generates this automatically. A senior ensures the descriptions and tags are clean so other teams can use the API without asking questions.</w:t>
       </w:r>
     </w:p>
     <w:p>
@@ -328,14 +3950,16 @@
       <w:pPr>
         <w:pStyle w:val="Heading1"/>
       </w:pPr>
+      <w:bookmarkStart w:id="0" w:name="_Toc226735714"/>
       <w:r>
         <w:t>PRODUCTION API LAYER DOCUMENT (FASTAPI)</w:t>
       </w:r>
+      <w:bookmarkEnd w:id="0"/>
     </w:p>
     <w:p>
       <w:r>
         <w:pict w14:anchorId="59461BB3">
-          <v:rect id="_x0000_i1493" style="width:0;height:1.5pt" o:hralign="center" o:hrstd="t" o:hr="t" fillcolor="#a0a0a0" stroked="f"/>
+          <v:rect id="_x0000_i1025" style="width:0;height:1.5pt" o:hralign="center" o:hrstd="t" o:hr="t" fillcolor="#a0a0a0" stroked="f"/>
         </w:pict>
       </w:r>
     </w:p>
@@ -343,6 +3967,7 @@
       <w:pPr>
         <w:pStyle w:val="Heading2"/>
       </w:pPr>
+      <w:bookmarkStart w:id="1" w:name="_Toc226735715"/>
       <w:r>
         <w:rPr>
           <w:rFonts w:ascii="Segoe UI Emoji" w:hAnsi="Segoe UI Emoji" w:cs="Segoe UI Emoji"/>
@@ -352,6 +3977,7 @@
       <w:r>
         <w:t xml:space="preserve"> SECTION 1: SYSTEM OVERVIEW (BIG PICTURE)</w:t>
       </w:r>
+      <w:bookmarkEnd w:id="1"/>
     </w:p>
     <w:p>
       <w:r>
@@ -363,10 +3989,15 @@
       </w:r>
       <w:r>
         <w:br/>
-      </w:r>
-      <w:r>
-        <w:lastRenderedPageBreak/>
-        <w:t>API Layer (FastAPI)</w:t>
+        <w:t>API Layer (</w:t>
+      </w:r>
+      <w:proofErr w:type="spellStart"/>
+      <w:r>
+        <w:t>FastAPI</w:t>
+      </w:r>
+      <w:proofErr w:type="spellEnd"/>
+      <w:r>
+        <w:t>)</w:t>
       </w:r>
       <w:r>
         <w:br/>
@@ -396,7 +4027,7 @@
     <w:p>
       <w:r>
         <w:pict w14:anchorId="71A18A8D">
-          <v:rect id="_x0000_i1494" style="width:0;height:1.5pt" o:hralign="center" o:hrstd="t" o:hr="t" fillcolor="#a0a0a0" stroked="f"/>
+          <v:rect id="_x0000_i1026" style="width:0;height:1.5pt" o:hralign="center" o:hrstd="t" o:hr="t" fillcolor="#a0a0a0" stroked="f"/>
         </w:pict>
       </w:r>
     </w:p>
@@ -404,6 +4035,7 @@
       <w:pPr>
         <w:pStyle w:val="Heading3"/>
       </w:pPr>
+      <w:bookmarkStart w:id="2" w:name="_Toc226735716"/>
       <w:r>
         <w:rPr>
           <w:rFonts w:ascii="Segoe UI Emoji" w:hAnsi="Segoe UI Emoji" w:cs="Segoe UI Emoji"/>
@@ -413,6 +4045,7 @@
       <w:r>
         <w:t xml:space="preserve"> Purpose of API Layer</w:t>
       </w:r>
+      <w:bookmarkEnd w:id="2"/>
     </w:p>
     <w:p>
       <w:pPr>
@@ -472,14 +4105,14 @@
     <w:p>
       <w:r>
         <w:pict w14:anchorId="5D4D2BF9">
-          <v:rect id="_x0000_i1495" style="width:0;height:1.5pt" o:hralign="center" o:hrstd="t" o:hr="t" fillcolor="#a0a0a0" stroked="f"/>
+          <v:rect id="_x0000_i1027" style="width:0;height:1.5pt" o:hralign="center" o:hrstd="t" o:hr="t" fillcolor="#a0a0a0" stroked="f"/>
         </w:pict>
       </w:r>
     </w:p>
     <w:p>
       <w:r>
         <w:pict w14:anchorId="749CC6E5">
-          <v:rect id="_x0000_i1496" style="width:0;height:1.5pt" o:hralign="center" o:hrstd="t" o:hr="t" fillcolor="#a0a0a0" stroked="f"/>
+          <v:rect id="_x0000_i1028" style="width:0;height:1.5pt" o:hralign="center" o:hrstd="t" o:hr="t" fillcolor="#a0a0a0" stroked="f"/>
         </w:pict>
       </w:r>
     </w:p>
@@ -487,6 +4120,7 @@
       <w:pPr>
         <w:pStyle w:val="Heading2"/>
       </w:pPr>
+      <w:bookmarkStart w:id="3" w:name="_Toc226735717"/>
       <w:r>
         <w:rPr>
           <w:rFonts w:ascii="Segoe UI Emoji" w:hAnsi="Segoe UI Emoji" w:cs="Segoe UI Emoji"/>
@@ -496,11 +4130,12 @@
       <w:r>
         <w:t xml:space="preserve"> SECTION 2: PHASE 1 — APP SETUP</w:t>
       </w:r>
+      <w:bookmarkEnd w:id="3"/>
     </w:p>
     <w:p>
       <w:r>
         <w:pict w14:anchorId="3D873E6C">
-          <v:rect id="_x0000_i1497" style="width:0;height:1.5pt" o:hralign="center" o:hrstd="t" o:hr="t" fillcolor="#a0a0a0" stroked="f"/>
+          <v:rect id="_x0000_i1029" style="width:0;height:1.5pt" o:hralign="center" o:hrstd="t" o:hr="t" fillcolor="#a0a0a0" stroked="f"/>
         </w:pict>
       </w:r>
     </w:p>
@@ -508,19 +4143,27 @@
       <w:pPr>
         <w:pStyle w:val="Heading3"/>
       </w:pPr>
+      <w:bookmarkStart w:id="4" w:name="_Toc226735718"/>
       <w:r>
         <w:rPr>
           <w:rFonts w:ascii="Segoe UI Emoji" w:hAnsi="Segoe UI Emoji" w:cs="Segoe UI Emoji"/>
         </w:rPr>
+        <w:lastRenderedPageBreak/>
         <w:t>📌</w:t>
       </w:r>
       <w:r>
         <w:t xml:space="preserve"> Components</w:t>
       </w:r>
-    </w:p>
-    <w:p>
-      <w:r>
-        <w:t>FastAPI App</w:t>
+      <w:bookmarkEnd w:id="4"/>
+    </w:p>
+    <w:p>
+      <w:proofErr w:type="spellStart"/>
+      <w:r>
+        <w:t>FastAPI</w:t>
+      </w:r>
+      <w:proofErr w:type="spellEnd"/>
+      <w:r>
+        <w:t xml:space="preserve"> App</w:t>
       </w:r>
       <w:r>
         <w:br/>
@@ -538,7 +4181,7 @@
     <w:p>
       <w:r>
         <w:pict w14:anchorId="08727933">
-          <v:rect id="_x0000_i1498" style="width:0;height:1.5pt" o:hralign="center" o:hrstd="t" o:hr="t" fillcolor="#a0a0a0" stroked="f"/>
+          <v:rect id="_x0000_i1030" style="width:0;height:1.5pt" o:hralign="center" o:hrstd="t" o:hr="t" fillcolor="#a0a0a0" stroked="f"/>
         </w:pict>
       </w:r>
     </w:p>
@@ -546,6 +4189,7 @@
       <w:pPr>
         <w:pStyle w:val="Heading3"/>
       </w:pPr>
+      <w:bookmarkStart w:id="5" w:name="_Toc226735719"/>
       <w:r>
         <w:rPr>
           <w:rFonts w:ascii="Segoe UI Emoji" w:hAnsi="Segoe UI Emoji" w:cs="Segoe UI Emoji"/>
@@ -555,6 +4199,7 @@
       <w:r>
         <w:t xml:space="preserve"> Flow</w:t>
       </w:r>
+      <w:bookmarkEnd w:id="5"/>
     </w:p>
     <w:p>
       <w:r>
@@ -580,7 +4225,7 @@
     <w:p>
       <w:r>
         <w:pict w14:anchorId="2AA04357">
-          <v:rect id="_x0000_i1499" style="width:0;height:1.5pt" o:hralign="center" o:hrstd="t" o:hr="t" fillcolor="#a0a0a0" stroked="f"/>
+          <v:rect id="_x0000_i1031" style="width:0;height:1.5pt" o:hralign="center" o:hrstd="t" o:hr="t" fillcolor="#a0a0a0" stroked="f"/>
         </w:pict>
       </w:r>
     </w:p>
@@ -588,6 +4233,7 @@
       <w:pPr>
         <w:pStyle w:val="Heading3"/>
       </w:pPr>
+      <w:bookmarkStart w:id="6" w:name="_Toc226735720"/>
       <w:r>
         <w:rPr>
           <w:rFonts w:ascii="Segoe UI Emoji" w:hAnsi="Segoe UI Emoji" w:cs="Segoe UI Emoji"/>
@@ -597,6 +4243,7 @@
       <w:r>
         <w:t xml:space="preserve"> Key Concepts</w:t>
       </w:r>
+      <w:bookmarkEnd w:id="6"/>
     </w:p>
     <w:p>
       <w:pPr>
@@ -605,8 +4252,18 @@
           <w:numId w:val="7"/>
         </w:numPr>
       </w:pPr>
-      <w:r>
-        <w:t xml:space="preserve">FastAPI() → creates app </w:t>
+      <w:proofErr w:type="spellStart"/>
+      <w:proofErr w:type="gramStart"/>
+      <w:r>
+        <w:t>FastAPI</w:t>
+      </w:r>
+      <w:proofErr w:type="spellEnd"/>
+      <w:r>
+        <w:t>(</w:t>
+      </w:r>
+      <w:proofErr w:type="gramEnd"/>
+      <w:r>
+        <w:t xml:space="preserve">) → creates app </w:t>
       </w:r>
     </w:p>
     <w:p>
@@ -638,22 +4295,26 @@
           <w:numId w:val="7"/>
         </w:numPr>
       </w:pPr>
-      <w:r>
-        <w:lastRenderedPageBreak/>
-        <w:t xml:space="preserve">startup_event → initialize objects </w:t>
+      <w:proofErr w:type="spellStart"/>
+      <w:r>
+        <w:t>startup_event</w:t>
+      </w:r>
+      <w:proofErr w:type="spellEnd"/>
+      <w:r>
+        <w:t xml:space="preserve"> → initialize objects </w:t>
       </w:r>
     </w:p>
     <w:p>
       <w:r>
         <w:pict w14:anchorId="614421B7">
-          <v:rect id="_x0000_i1500" style="width:0;height:1.5pt" o:hralign="center" o:hrstd="t" o:hr="t" fillcolor="#a0a0a0" stroked="f"/>
+          <v:rect id="_x0000_i1032" style="width:0;height:1.5pt" o:hralign="center" o:hrstd="t" o:hr="t" fillcolor="#a0a0a0" stroked="f"/>
         </w:pict>
       </w:r>
     </w:p>
     <w:p>
       <w:r>
         <w:pict w14:anchorId="0DCE63C4">
-          <v:rect id="_x0000_i1501" style="width:0;height:1.5pt" o:hralign="center" o:hrstd="t" o:hr="t" fillcolor="#a0a0a0" stroked="f"/>
+          <v:rect id="_x0000_i1033" style="width:0;height:1.5pt" o:hralign="center" o:hrstd="t" o:hr="t" fillcolor="#a0a0a0" stroked="f"/>
         </w:pict>
       </w:r>
     </w:p>
@@ -661,6 +4322,7 @@
       <w:pPr>
         <w:pStyle w:val="Heading2"/>
       </w:pPr>
+      <w:bookmarkStart w:id="7" w:name="_Toc226735721"/>
       <w:r>
         <w:rPr>
           <w:rFonts w:ascii="Segoe UI Emoji" w:hAnsi="Segoe UI Emoji" w:cs="Segoe UI Emoji"/>
@@ -670,11 +4332,12 @@
       <w:r>
         <w:t xml:space="preserve"> SECTION 3: PHASE 2 — REQUEST HANDLING &amp; VALIDATION</w:t>
       </w:r>
+      <w:bookmarkEnd w:id="7"/>
     </w:p>
     <w:p>
       <w:r>
         <w:pict w14:anchorId="41D61A77">
-          <v:rect id="_x0000_i1502" style="width:0;height:1.5pt" o:hralign="center" o:hrstd="t" o:hr="t" fillcolor="#a0a0a0" stroked="f"/>
+          <v:rect id="_x0000_i1034" style="width:0;height:1.5pt" o:hralign="center" o:hrstd="t" o:hr="t" fillcolor="#a0a0a0" stroked="f"/>
         </w:pict>
       </w:r>
     </w:p>
@@ -682,6 +4345,7 @@
       <w:pPr>
         <w:pStyle w:val="Heading3"/>
       </w:pPr>
+      <w:bookmarkStart w:id="8" w:name="_Toc226735722"/>
       <w:r>
         <w:rPr>
           <w:rFonts w:ascii="Segoe UI Emoji" w:hAnsi="Segoe UI Emoji" w:cs="Segoe UI Emoji"/>
@@ -691,6 +4355,7 @@
       <w:r>
         <w:t xml:space="preserve"> Flow</w:t>
       </w:r>
+      <w:bookmarkEnd w:id="8"/>
     </w:p>
     <w:p>
       <w:r>
@@ -710,7 +4375,14 @@
       </w:r>
       <w:r>
         <w:br/>
-        <w:t>Pydantic validates input</w:t>
+      </w:r>
+      <w:proofErr w:type="spellStart"/>
+      <w:r>
+        <w:t>Pydantic</w:t>
+      </w:r>
+      <w:proofErr w:type="spellEnd"/>
+      <w:r>
+        <w:t xml:space="preserve"> validates input</w:t>
       </w:r>
       <w:r>
         <w:br/>
@@ -724,7 +4396,7 @@
     <w:p>
       <w:r>
         <w:pict w14:anchorId="4DC20CEA">
-          <v:rect id="_x0000_i1503" style="width:0;height:1.5pt" o:hralign="center" o:hrstd="t" o:hr="t" fillcolor="#a0a0a0" stroked="f"/>
+          <v:rect id="_x0000_i1035" style="width:0;height:1.5pt" o:hralign="center" o:hrstd="t" o:hr="t" fillcolor="#a0a0a0" stroked="f"/>
         </w:pict>
       </w:r>
     </w:p>
@@ -732,6 +4404,7 @@
       <w:pPr>
         <w:pStyle w:val="Heading3"/>
       </w:pPr>
+      <w:bookmarkStart w:id="9" w:name="_Toc226735723"/>
       <w:r>
         <w:rPr>
           <w:rFonts w:ascii="Segoe UI Emoji" w:hAnsi="Segoe UI Emoji" w:cs="Segoe UI Emoji"/>
@@ -741,14 +4414,38 @@
       <w:r>
         <w:t xml:space="preserve"> Components</w:t>
       </w:r>
-    </w:p>
-    <w:p>
-      <w:r>
-        <w:t>Route (/api/v1/ask)</w:t>
+      <w:bookmarkEnd w:id="9"/>
+    </w:p>
+    <w:p>
+      <w:r>
+        <w:t>Route (/</w:t>
+      </w:r>
+      <w:proofErr w:type="spellStart"/>
+      <w:r>
+        <w:t>api</w:t>
+      </w:r>
+      <w:proofErr w:type="spellEnd"/>
+      <w:r>
+        <w:t>/v1/ask)</w:t>
       </w:r>
       <w:r>
         <w:br/>
-        <w:t>Pydantic Model (QueryRequest)</w:t>
+      </w:r>
+      <w:proofErr w:type="spellStart"/>
+      <w:r>
+        <w:t>Pydantic</w:t>
+      </w:r>
+      <w:proofErr w:type="spellEnd"/>
+      <w:r>
+        <w:t xml:space="preserve"> Model (</w:t>
+      </w:r>
+      <w:proofErr w:type="spellStart"/>
+      <w:r>
+        <w:t>QueryRequest</w:t>
+      </w:r>
+      <w:proofErr w:type="spellEnd"/>
+      <w:r>
+        <w:t>)</w:t>
       </w:r>
       <w:r>
         <w:br/>
@@ -758,7 +4455,7 @@
     <w:p>
       <w:r>
         <w:pict w14:anchorId="28764400">
-          <v:rect id="_x0000_i1504" style="width:0;height:1.5pt" o:hralign="center" o:hrstd="t" o:hr="t" fillcolor="#a0a0a0" stroked="f"/>
+          <v:rect id="_x0000_i1036" style="width:0;height:1.5pt" o:hralign="center" o:hrstd="t" o:hr="t" fillcolor="#a0a0a0" stroked="f"/>
         </w:pict>
       </w:r>
     </w:p>
@@ -766,15 +4463,18 @@
       <w:pPr>
         <w:pStyle w:val="Heading3"/>
       </w:pPr>
+      <w:bookmarkStart w:id="10" w:name="_Toc226735724"/>
       <w:r>
         <w:rPr>
           <w:rFonts w:ascii="Segoe UI Emoji" w:hAnsi="Segoe UI Emoji" w:cs="Segoe UI Emoji"/>
         </w:rPr>
+        <w:lastRenderedPageBreak/>
         <w:t>🔹</w:t>
       </w:r>
       <w:r>
         <w:t xml:space="preserve"> Validation Rules</w:t>
       </w:r>
+      <w:bookmarkEnd w:id="10"/>
     </w:p>
     <w:p>
       <w:pPr>
@@ -812,7 +4512,7 @@
     <w:p>
       <w:r>
         <w:pict w14:anchorId="5C1B896B">
-          <v:rect id="_x0000_i1505" style="width:0;height:1.5pt" o:hralign="center" o:hrstd="t" o:hr="t" fillcolor="#a0a0a0" stroked="f"/>
+          <v:rect id="_x0000_i1037" style="width:0;height:1.5pt" o:hralign="center" o:hrstd="t" o:hr="t" fillcolor="#a0a0a0" stroked="f"/>
         </w:pict>
       </w:r>
     </w:p>
@@ -820,6 +4520,7 @@
       <w:pPr>
         <w:pStyle w:val="Heading3"/>
       </w:pPr>
+      <w:bookmarkStart w:id="11" w:name="_Toc226735725"/>
       <w:r>
         <w:rPr>
           <w:rFonts w:ascii="Segoe UI Emoji" w:hAnsi="Segoe UI Emoji" w:cs="Segoe UI Emoji"/>
@@ -829,10 +4530,19 @@
       <w:r>
         <w:t xml:space="preserve"> Example Flow</w:t>
       </w:r>
-    </w:p>
-    <w:p>
-      <w:r>
-        <w:t>POST /api/v1/ask</w:t>
+      <w:bookmarkEnd w:id="11"/>
+    </w:p>
+    <w:p>
+      <w:r>
+        <w:t>POST /</w:t>
+      </w:r>
+      <w:proofErr w:type="spellStart"/>
+      <w:r>
+        <w:t>api</w:t>
+      </w:r>
+      <w:proofErr w:type="spellEnd"/>
+      <w:r>
+        <w:t>/v1/ask</w:t>
       </w:r>
       <w:r>
         <w:br/>
@@ -854,14 +4564,14 @@
     <w:p>
       <w:r>
         <w:pict w14:anchorId="2773AA69">
-          <v:rect id="_x0000_i1506" style="width:0;height:1.5pt" o:hralign="center" o:hrstd="t" o:hr="t" fillcolor="#a0a0a0" stroked="f"/>
+          <v:rect id="_x0000_i1038" style="width:0;height:1.5pt" o:hralign="center" o:hrstd="t" o:hr="t" fillcolor="#a0a0a0" stroked="f"/>
         </w:pict>
       </w:r>
     </w:p>
     <w:p>
       <w:r>
         <w:pict w14:anchorId="1B5D3E23">
-          <v:rect id="_x0000_i1507" style="width:0;height:1.5pt" o:hralign="center" o:hrstd="t" o:hr="t" fillcolor="#a0a0a0" stroked="f"/>
+          <v:rect id="_x0000_i1039" style="width:0;height:1.5pt" o:hralign="center" o:hrstd="t" o:hr="t" fillcolor="#a0a0a0" stroked="f"/>
         </w:pict>
       </w:r>
     </w:p>
@@ -869,6 +4579,7 @@
       <w:pPr>
         <w:pStyle w:val="Heading2"/>
       </w:pPr>
+      <w:bookmarkStart w:id="12" w:name="_Toc226735726"/>
       <w:r>
         <w:rPr>
           <w:rFonts w:ascii="Segoe UI Emoji" w:hAnsi="Segoe UI Emoji" w:cs="Segoe UI Emoji"/>
@@ -878,11 +4589,12 @@
       <w:r>
         <w:t xml:space="preserve"> SECTION 4: PHASE 3 — SERVICE LAYER</w:t>
       </w:r>
+      <w:bookmarkEnd w:id="12"/>
     </w:p>
     <w:p>
       <w:r>
         <w:pict w14:anchorId="63257CD6">
-          <v:rect id="_x0000_i1508" style="width:0;height:1.5pt" o:hralign="center" o:hrstd="t" o:hr="t" fillcolor="#a0a0a0" stroked="f"/>
+          <v:rect id="_x0000_i1040" style="width:0;height:1.5pt" o:hralign="center" o:hrstd="t" o:hr="t" fillcolor="#a0a0a0" stroked="f"/>
         </w:pict>
       </w:r>
     </w:p>
@@ -890,16 +4602,17 @@
       <w:pPr>
         <w:pStyle w:val="Heading3"/>
       </w:pPr>
+      <w:bookmarkStart w:id="13" w:name="_Toc226735727"/>
       <w:r>
         <w:rPr>
           <w:rFonts w:ascii="Segoe UI Emoji" w:hAnsi="Segoe UI Emoji" w:cs="Segoe UI Emoji"/>
         </w:rPr>
-        <w:lastRenderedPageBreak/>
         <w:t>📌</w:t>
       </w:r>
       <w:r>
         <w:t xml:space="preserve"> Purpose</w:t>
       </w:r>
+      <w:bookmarkEnd w:id="13"/>
     </w:p>
     <w:p>
       <w:r>
@@ -909,7 +4622,7 @@
     <w:p>
       <w:r>
         <w:pict w14:anchorId="3032F975">
-          <v:rect id="_x0000_i1509" style="width:0;height:1.5pt" o:hralign="center" o:hrstd="t" o:hr="t" fillcolor="#a0a0a0" stroked="f"/>
+          <v:rect id="_x0000_i1041" style="width:0;height:1.5pt" o:hralign="center" o:hrstd="t" o:hr="t" fillcolor="#a0a0a0" stroked="f"/>
         </w:pict>
       </w:r>
     </w:p>
@@ -917,6 +4630,7 @@
       <w:pPr>
         <w:pStyle w:val="Heading3"/>
       </w:pPr>
+      <w:bookmarkStart w:id="14" w:name="_Toc226735728"/>
       <w:r>
         <w:rPr>
           <w:rFonts w:ascii="Segoe UI Emoji" w:hAnsi="Segoe UI Emoji" w:cs="Segoe UI Emoji"/>
@@ -926,6 +4640,7 @@
       <w:r>
         <w:t xml:space="preserve"> Flow</w:t>
       </w:r>
+      <w:bookmarkEnd w:id="14"/>
     </w:p>
     <w:p>
       <w:r>
@@ -935,7 +4650,7 @@
     <w:p>
       <w:r>
         <w:pict w14:anchorId="2E98BD92">
-          <v:rect id="_x0000_i1510" style="width:0;height:1.5pt" o:hralign="center" o:hrstd="t" o:hr="t" fillcolor="#a0a0a0" stroked="f"/>
+          <v:rect id="_x0000_i1042" style="width:0;height:1.5pt" o:hralign="center" o:hrstd="t" o:hr="t" fillcolor="#a0a0a0" stroked="f"/>
         </w:pict>
       </w:r>
     </w:p>
@@ -943,6 +4658,7 @@
       <w:pPr>
         <w:pStyle w:val="Heading3"/>
       </w:pPr>
+      <w:bookmarkStart w:id="15" w:name="_Toc226735729"/>
       <w:r>
         <w:rPr>
           <w:rFonts w:ascii="Segoe UI Emoji" w:hAnsi="Segoe UI Emoji" w:cs="Segoe UI Emoji"/>
@@ -952,6 +4668,7 @@
       <w:r>
         <w:t xml:space="preserve"> Responsibilities</w:t>
       </w:r>
+      <w:bookmarkEnd w:id="15"/>
     </w:p>
     <w:p>
       <w:pPr>
@@ -1000,7 +4717,7 @@
     <w:p>
       <w:r>
         <w:pict w14:anchorId="34AD4921">
-          <v:rect id="_x0000_i1511" style="width:0;height:1.5pt" o:hralign="center" o:hrstd="t" o:hr="t" fillcolor="#a0a0a0" stroked="f"/>
+          <v:rect id="_x0000_i1043" style="width:0;height:1.5pt" o:hralign="center" o:hrstd="t" o:hr="t" fillcolor="#a0a0a0" stroked="f"/>
         </w:pict>
       </w:r>
     </w:p>
@@ -1008,6 +4725,7 @@
       <w:pPr>
         <w:pStyle w:val="Heading3"/>
       </w:pPr>
+      <w:bookmarkStart w:id="16" w:name="_Toc226735730"/>
       <w:r>
         <w:rPr>
           <w:rFonts w:ascii="Segoe UI Emoji" w:hAnsi="Segoe UI Emoji" w:cs="Segoe UI Emoji"/>
@@ -1017,6 +4735,7 @@
       <w:r>
         <w:t xml:space="preserve"> Structure</w:t>
       </w:r>
+      <w:bookmarkEnd w:id="16"/>
     </w:p>
     <w:p>
       <w:r>
@@ -1030,7 +4749,7 @@
     <w:p>
       <w:r>
         <w:pict w14:anchorId="76DB4E94">
-          <v:rect id="_x0000_i1512" style="width:0;height:1.5pt" o:hralign="center" o:hrstd="t" o:hr="t" fillcolor="#a0a0a0" stroked="f"/>
+          <v:rect id="_x0000_i1044" style="width:0;height:1.5pt" o:hralign="center" o:hrstd="t" o:hr="t" fillcolor="#a0a0a0" stroked="f"/>
         </w:pict>
       </w:r>
     </w:p>
@@ -1038,15 +4757,18 @@
       <w:pPr>
         <w:pStyle w:val="Heading3"/>
       </w:pPr>
+      <w:bookmarkStart w:id="17" w:name="_Toc226735731"/>
       <w:r>
         <w:rPr>
           <w:rFonts w:ascii="Segoe UI Emoji" w:hAnsi="Segoe UI Emoji" w:cs="Segoe UI Emoji"/>
         </w:rPr>
+        <w:lastRenderedPageBreak/>
         <w:t>🔹</w:t>
       </w:r>
       <w:r>
         <w:t xml:space="preserve"> Concept Used</w:t>
       </w:r>
+      <w:bookmarkEnd w:id="17"/>
     </w:p>
     <w:p>
       <w:r>
@@ -1064,14 +4786,14 @@
     <w:p>
       <w:r>
         <w:pict w14:anchorId="56626A91">
-          <v:rect id="_x0000_i1513" style="width:0;height:1.5pt" o:hralign="center" o:hrstd="t" o:hr="t" fillcolor="#a0a0a0" stroked="f"/>
+          <v:rect id="_x0000_i1045" style="width:0;height:1.5pt" o:hralign="center" o:hrstd="t" o:hr="t" fillcolor="#a0a0a0" stroked="f"/>
         </w:pict>
       </w:r>
     </w:p>
     <w:p>
       <w:r>
         <w:pict w14:anchorId="189F1E9C">
-          <v:rect id="_x0000_i1514" style="width:0;height:1.5pt" o:hralign="center" o:hrstd="t" o:hr="t" fillcolor="#a0a0a0" stroked="f"/>
+          <v:rect id="_x0000_i1046" style="width:0;height:1.5pt" o:hralign="center" o:hrstd="t" o:hr="t" fillcolor="#a0a0a0" stroked="f"/>
         </w:pict>
       </w:r>
     </w:p>
@@ -1079,6 +4801,7 @@
       <w:pPr>
         <w:pStyle w:val="Heading2"/>
       </w:pPr>
+      <w:bookmarkStart w:id="18" w:name="_Toc226735732"/>
       <w:r>
         <w:rPr>
           <w:rFonts w:ascii="Segoe UI Emoji" w:hAnsi="Segoe UI Emoji" w:cs="Segoe UI Emoji"/>
@@ -1088,11 +4811,12 @@
       <w:r>
         <w:t xml:space="preserve"> SECTION 5: PHASE 4 — ASYNC + CONCURRENCY</w:t>
       </w:r>
+      <w:bookmarkEnd w:id="18"/>
     </w:p>
     <w:p>
       <w:r>
         <w:pict w14:anchorId="2B6609A9">
-          <v:rect id="_x0000_i1515" style="width:0;height:1.5pt" o:hralign="center" o:hrstd="t" o:hr="t" fillcolor="#a0a0a0" stroked="f"/>
+          <v:rect id="_x0000_i1047" style="width:0;height:1.5pt" o:hralign="center" o:hrstd="t" o:hr="t" fillcolor="#a0a0a0" stroked="f"/>
         </w:pict>
       </w:r>
     </w:p>
@@ -1100,6 +4824,7 @@
       <w:pPr>
         <w:pStyle w:val="Heading3"/>
       </w:pPr>
+      <w:bookmarkStart w:id="19" w:name="_Toc226735733"/>
       <w:r>
         <w:rPr>
           <w:rFonts w:ascii="Segoe UI Emoji" w:hAnsi="Segoe UI Emoji" w:cs="Segoe UI Emoji"/>
@@ -1109,6 +4834,7 @@
       <w:r>
         <w:t xml:space="preserve"> Problem</w:t>
       </w:r>
+      <w:bookmarkEnd w:id="19"/>
     </w:p>
     <w:p>
       <w:r>
@@ -1118,7 +4844,7 @@
     <w:p>
       <w:r>
         <w:pict w14:anchorId="048D5AB6">
-          <v:rect id="_x0000_i1516" style="width:0;height:1.5pt" o:hralign="center" o:hrstd="t" o:hr="t" fillcolor="#a0a0a0" stroked="f"/>
+          <v:rect id="_x0000_i1048" style="width:0;height:1.5pt" o:hralign="center" o:hrstd="t" o:hr="t" fillcolor="#a0a0a0" stroked="f"/>
         </w:pict>
       </w:r>
     </w:p>
@@ -1126,6 +4852,7 @@
       <w:pPr>
         <w:pStyle w:val="Heading3"/>
       </w:pPr>
+      <w:bookmarkStart w:id="20" w:name="_Toc226735734"/>
       <w:r>
         <w:rPr>
           <w:rFonts w:ascii="Segoe UI Emoji" w:hAnsi="Segoe UI Emoji" w:cs="Segoe UI Emoji"/>
@@ -1135,6 +4862,7 @@
       <w:r>
         <w:t xml:space="preserve"> Solution</w:t>
       </w:r>
+      <w:bookmarkEnd w:id="20"/>
     </w:p>
     <w:p>
       <w:r>
@@ -1152,7 +4880,7 @@
     <w:p>
       <w:r>
         <w:pict w14:anchorId="3DDDA214">
-          <v:rect id="_x0000_i1517" style="width:0;height:1.5pt" o:hralign="center" o:hrstd="t" o:hr="t" fillcolor="#a0a0a0" stroked="f"/>
+          <v:rect id="_x0000_i1049" style="width:0;height:1.5pt" o:hralign="center" o:hrstd="t" o:hr="t" fillcolor="#a0a0a0" stroked="f"/>
         </w:pict>
       </w:r>
     </w:p>
@@ -1160,16 +4888,17 @@
       <w:pPr>
         <w:pStyle w:val="Heading3"/>
       </w:pPr>
+      <w:bookmarkStart w:id="21" w:name="_Toc226735735"/>
       <w:r>
         <w:rPr>
           <w:rFonts w:ascii="Segoe UI Emoji" w:hAnsi="Segoe UI Emoji" w:cs="Segoe UI Emoji"/>
         </w:rPr>
-        <w:lastRenderedPageBreak/>
         <w:t>🔹</w:t>
       </w:r>
       <w:r>
         <w:t xml:space="preserve"> Flow</w:t>
       </w:r>
+      <w:bookmarkEnd w:id="21"/>
     </w:p>
     <w:p>
       <w:r>
@@ -1199,7 +4928,7 @@
     <w:p>
       <w:r>
         <w:pict w14:anchorId="7A9FA850">
-          <v:rect id="_x0000_i1518" style="width:0;height:1.5pt" o:hralign="center" o:hrstd="t" o:hr="t" fillcolor="#a0a0a0" stroked="f"/>
+          <v:rect id="_x0000_i1050" style="width:0;height:1.5pt" o:hralign="center" o:hrstd="t" o:hr="t" fillcolor="#a0a0a0" stroked="f"/>
         </w:pict>
       </w:r>
     </w:p>
@@ -1207,6 +4936,7 @@
       <w:pPr>
         <w:pStyle w:val="Heading3"/>
       </w:pPr>
+      <w:bookmarkStart w:id="22" w:name="_Toc226735736"/>
       <w:r>
         <w:rPr>
           <w:rFonts w:ascii="Segoe UI Emoji" w:hAnsi="Segoe UI Emoji" w:cs="Segoe UI Emoji"/>
@@ -1216,6 +4946,7 @@
       <w:r>
         <w:t xml:space="preserve"> Key Tools</w:t>
       </w:r>
+      <w:bookmarkEnd w:id="22"/>
     </w:p>
     <w:p>
       <w:pPr>
@@ -1246,8 +4977,21 @@
           <w:numId w:val="10"/>
         </w:numPr>
       </w:pPr>
-      <w:r>
-        <w:t xml:space="preserve">asyncio.to_thread() </w:t>
+      <w:proofErr w:type="spellStart"/>
+      <w:r>
+        <w:t>asyncio.to_</w:t>
+      </w:r>
+      <w:proofErr w:type="gramStart"/>
+      <w:r>
+        <w:t>thread</w:t>
+      </w:r>
+      <w:proofErr w:type="spellEnd"/>
+      <w:r>
+        <w:t>(</w:t>
+      </w:r>
+      <w:proofErr w:type="gramEnd"/>
+      <w:r>
+        <w:t xml:space="preserve">) </w:t>
       </w:r>
     </w:p>
     <w:p>
@@ -1257,21 +5001,26 @@
           <w:numId w:val="10"/>
         </w:numPr>
       </w:pPr>
-      <w:r>
-        <w:t xml:space="preserve">uvicorn --workers </w:t>
+      <w:proofErr w:type="spellStart"/>
+      <w:r>
+        <w:t>uvicorn</w:t>
+      </w:r>
+      <w:proofErr w:type="spellEnd"/>
+      <w:r>
+        <w:t xml:space="preserve"> --workers </w:t>
       </w:r>
     </w:p>
     <w:p>
       <w:r>
         <w:pict w14:anchorId="5A08F71A">
-          <v:rect id="_x0000_i1519" style="width:0;height:1.5pt" o:hralign="center" o:hrstd="t" o:hr="t" fillcolor="#a0a0a0" stroked="f"/>
+          <v:rect id="_x0000_i1051" style="width:0;height:1.5pt" o:hralign="center" o:hrstd="t" o:hr="t" fillcolor="#a0a0a0" stroked="f"/>
         </w:pict>
       </w:r>
     </w:p>
     <w:p>
       <w:r>
         <w:pict w14:anchorId="24FC8BF8">
-          <v:rect id="_x0000_i1520" style="width:0;height:1.5pt" o:hralign="center" o:hrstd="t" o:hr="t" fillcolor="#a0a0a0" stroked="f"/>
+          <v:rect id="_x0000_i1052" style="width:0;height:1.5pt" o:hralign="center" o:hrstd="t" o:hr="t" fillcolor="#a0a0a0" stroked="f"/>
         </w:pict>
       </w:r>
     </w:p>
@@ -1279,6 +5028,7 @@
       <w:pPr>
         <w:pStyle w:val="Heading2"/>
       </w:pPr>
+      <w:bookmarkStart w:id="23" w:name="_Toc226735737"/>
       <w:r>
         <w:rPr>
           <w:rFonts w:ascii="Segoe UI Emoji" w:hAnsi="Segoe UI Emoji" w:cs="Segoe UI Emoji"/>
@@ -1288,11 +5038,12 @@
       <w:r>
         <w:t xml:space="preserve"> SECTION 6: PHASE 5 — SECURITY</w:t>
       </w:r>
+      <w:bookmarkEnd w:id="23"/>
     </w:p>
     <w:p>
       <w:r>
         <w:pict w14:anchorId="079275AD">
-          <v:rect id="_x0000_i1521" style="width:0;height:1.5pt" o:hralign="center" o:hrstd="t" o:hr="t" fillcolor="#a0a0a0" stroked="f"/>
+          <v:rect id="_x0000_i1053" style="width:0;height:1.5pt" o:hralign="center" o:hrstd="t" o:hr="t" fillcolor="#a0a0a0" stroked="f"/>
         </w:pict>
       </w:r>
     </w:p>
@@ -1300,15 +5051,18 @@
       <w:pPr>
         <w:pStyle w:val="Heading3"/>
       </w:pPr>
+      <w:bookmarkStart w:id="24" w:name="_Toc226735738"/>
       <w:r>
         <w:rPr>
           <w:rFonts w:ascii="Segoe UI Emoji" w:hAnsi="Segoe UI Emoji" w:cs="Segoe UI Emoji"/>
         </w:rPr>
+        <w:lastRenderedPageBreak/>
         <w:t>📌</w:t>
       </w:r>
       <w:r>
         <w:t xml:space="preserve"> Purpose</w:t>
       </w:r>
+      <w:bookmarkEnd w:id="24"/>
     </w:p>
     <w:p>
       <w:r>
@@ -1318,7 +5072,7 @@
     <w:p>
       <w:r>
         <w:pict w14:anchorId="18B91364">
-          <v:rect id="_x0000_i1522" style="width:0;height:1.5pt" o:hralign="center" o:hrstd="t" o:hr="t" fillcolor="#a0a0a0" stroked="f"/>
+          <v:rect id="_x0000_i1054" style="width:0;height:1.5pt" o:hralign="center" o:hrstd="t" o:hr="t" fillcolor="#a0a0a0" stroked="f"/>
         </w:pict>
       </w:r>
     </w:p>
@@ -1326,6 +5080,7 @@
       <w:pPr>
         <w:pStyle w:val="Heading3"/>
       </w:pPr>
+      <w:bookmarkStart w:id="25" w:name="_Toc226735739"/>
       <w:r>
         <w:rPr>
           <w:rFonts w:ascii="Segoe UI Emoji" w:hAnsi="Segoe UI Emoji" w:cs="Segoe UI Emoji"/>
@@ -1335,11 +5090,12 @@
       <w:r>
         <w:t xml:space="preserve"> Layers</w:t>
       </w:r>
+      <w:bookmarkEnd w:id="25"/>
     </w:p>
     <w:p>
       <w:r>
         <w:pict w14:anchorId="0F2996E2">
-          <v:rect id="_x0000_i1523" style="width:0;height:1.5pt" o:hralign="center" o:hrstd="t" o:hr="t" fillcolor="#a0a0a0" stroked="f"/>
+          <v:rect id="_x0000_i1055" style="width:0;height:1.5pt" o:hralign="center" o:hrstd="t" o:hr="t" fillcolor="#a0a0a0" stroked="f"/>
         </w:pict>
       </w:r>
     </w:p>
@@ -1370,7 +5126,7 @@
     <w:p>
       <w:r>
         <w:pict w14:anchorId="498E0E61">
-          <v:rect id="_x0000_i1524" style="width:0;height:1.5pt" o:hralign="center" o:hrstd="t" o:hr="t" fillcolor="#a0a0a0" stroked="f"/>
+          <v:rect id="_x0000_i1056" style="width:0;height:1.5pt" o:hralign="center" o:hrstd="t" o:hr="t" fillcolor="#a0a0a0" stroked="f"/>
         </w:pict>
       </w:r>
     </w:p>
@@ -1401,7 +5157,7 @@
     <w:p>
       <w:r>
         <w:pict w14:anchorId="69CA7481">
-          <v:rect id="_x0000_i1525" style="width:0;height:1.5pt" o:hralign="center" o:hrstd="t" o:hr="t" fillcolor="#a0a0a0" stroked="f"/>
+          <v:rect id="_x0000_i1057" style="width:0;height:1.5pt" o:hralign="center" o:hrstd="t" o:hr="t" fillcolor="#a0a0a0" stroked="f"/>
         </w:pict>
       </w:r>
     </w:p>
@@ -1428,7 +5184,7 @@
     <w:p>
       <w:r>
         <w:pict w14:anchorId="16E46DD4">
-          <v:rect id="_x0000_i1526" style="width:0;height:1.5pt" o:hralign="center" o:hrstd="t" o:hr="t" fillcolor="#a0a0a0" stroked="f"/>
+          <v:rect id="_x0000_i1058" style="width:0;height:1.5pt" o:hralign="center" o:hrstd="t" o:hr="t" fillcolor="#a0a0a0" stroked="f"/>
         </w:pict>
       </w:r>
     </w:p>
@@ -1444,7 +5200,6 @@
           <w:b/>
           <w:bCs/>
         </w:rPr>
-        <w:lastRenderedPageBreak/>
         <w:t>4. HTTPS</w:t>
       </w:r>
     </w:p>
@@ -1456,7 +5211,7 @@
     <w:p>
       <w:r>
         <w:pict w14:anchorId="5456263F">
-          <v:rect id="_x0000_i1527" style="width:0;height:1.5pt" o:hralign="center" o:hrstd="t" o:hr="t" fillcolor="#a0a0a0" stroked="f"/>
+          <v:rect id="_x0000_i1059" style="width:0;height:1.5pt" o:hralign="center" o:hrstd="t" o:hr="t" fillcolor="#a0a0a0" stroked="f"/>
         </w:pict>
       </w:r>
     </w:p>
@@ -1483,7 +5238,7 @@
     <w:p>
       <w:r>
         <w:pict w14:anchorId="08061CA0">
-          <v:rect id="_x0000_i1528" style="width:0;height:1.5pt" o:hralign="center" o:hrstd="t" o:hr="t" fillcolor="#a0a0a0" stroked="f"/>
+          <v:rect id="_x0000_i1060" style="width:0;height:1.5pt" o:hralign="center" o:hrstd="t" o:hr="t" fillcolor="#a0a0a0" stroked="f"/>
         </w:pict>
       </w:r>
     </w:p>
@@ -1510,7 +5265,7 @@
     <w:p>
       <w:r>
         <w:pict w14:anchorId="6D84E284">
-          <v:rect id="_x0000_i1529" style="width:0;height:1.5pt" o:hralign="center" o:hrstd="t" o:hr="t" fillcolor="#a0a0a0" stroked="f"/>
+          <v:rect id="_x0000_i1061" style="width:0;height:1.5pt" o:hralign="center" o:hrstd="t" o:hr="t" fillcolor="#a0a0a0" stroked="f"/>
         </w:pict>
       </w:r>
     </w:p>
@@ -1530,14 +5285,19 @@
       </w:r>
     </w:p>
     <w:p>
-      <w:r>
-        <w:t>Pydantic validation</w:t>
+      <w:proofErr w:type="spellStart"/>
+      <w:r>
+        <w:t>Pydantic</w:t>
+      </w:r>
+      <w:proofErr w:type="spellEnd"/>
+      <w:r>
+        <w:t xml:space="preserve"> validation</w:t>
       </w:r>
     </w:p>
     <w:p>
       <w:r>
         <w:pict w14:anchorId="1DF2CB3B">
-          <v:rect id="_x0000_i1530" style="width:0;height:1.5pt" o:hralign="center" o:hrstd="t" o:hr="t" fillcolor="#a0a0a0" stroked="f"/>
+          <v:rect id="_x0000_i1062" style="width:0;height:1.5pt" o:hralign="center" o:hrstd="t" o:hr="t" fillcolor="#a0a0a0" stroked="f"/>
         </w:pict>
       </w:r>
     </w:p>
@@ -1557,21 +5317,27 @@
       </w:r>
     </w:p>
     <w:p>
-      <w:r>
-        <w:t>.env / Secret Manager</w:t>
+      <w:proofErr w:type="gramStart"/>
+      <w:r>
+        <w:t>.env</w:t>
+      </w:r>
+      <w:proofErr w:type="gramEnd"/>
+      <w:r>
+        <w:t xml:space="preserve"> / Secret Manager</w:t>
       </w:r>
     </w:p>
     <w:p>
       <w:r>
         <w:pict w14:anchorId="066B51DB">
-          <v:rect id="_x0000_i1531" style="width:0;height:1.5pt" o:hralign="center" o:hrstd="t" o:hr="t" fillcolor="#a0a0a0" stroked="f"/>
+          <v:rect id="_x0000_i1063" style="width:0;height:1.5pt" o:hralign="center" o:hrstd="t" o:hr="t" fillcolor="#a0a0a0" stroked="f"/>
         </w:pict>
       </w:r>
     </w:p>
     <w:p>
       <w:r>
+        <w:lastRenderedPageBreak/>
         <w:pict w14:anchorId="5E2FF39B">
-          <v:rect id="_x0000_i1532" style="width:0;height:1.5pt" o:hralign="center" o:hrstd="t" o:hr="t" fillcolor="#a0a0a0" stroked="f"/>
+          <v:rect id="_x0000_i1064" style="width:0;height:1.5pt" o:hralign="center" o:hrstd="t" o:hr="t" fillcolor="#a0a0a0" stroked="f"/>
         </w:pict>
       </w:r>
     </w:p>
@@ -1579,6 +5345,7 @@
       <w:pPr>
         <w:pStyle w:val="Heading2"/>
       </w:pPr>
+      <w:bookmarkStart w:id="26" w:name="_Toc226735740"/>
       <w:r>
         <w:rPr>
           <w:rFonts w:ascii="Segoe UI Emoji" w:hAnsi="Segoe UI Emoji" w:cs="Segoe UI Emoji"/>
@@ -1588,11 +5355,12 @@
       <w:r>
         <w:t xml:space="preserve"> SECTION 7: PHASE 6 — CONFIG + ENV</w:t>
       </w:r>
+      <w:bookmarkEnd w:id="26"/>
     </w:p>
     <w:p>
       <w:r>
         <w:pict w14:anchorId="70A17239">
-          <v:rect id="_x0000_i1533" style="width:0;height:1.5pt" o:hralign="center" o:hrstd="t" o:hr="t" fillcolor="#a0a0a0" stroked="f"/>
+          <v:rect id="_x0000_i1065" style="width:0;height:1.5pt" o:hralign="center" o:hrstd="t" o:hr="t" fillcolor="#a0a0a0" stroked="f"/>
         </w:pict>
       </w:r>
     </w:p>
@@ -1637,7 +5405,7 @@
     <w:p>
       <w:r>
         <w:pict w14:anchorId="7CA7EAA4">
-          <v:rect id="_x0000_i1534" style="width:0;height:1.5pt" o:hralign="center" o:hrstd="t" o:hr="t" fillcolor="#a0a0a0" stroked="f"/>
+          <v:rect id="_x0000_i1066" style="width:0;height:1.5pt" o:hralign="center" o:hrstd="t" o:hr="t" fillcolor="#a0a0a0" stroked="f"/>
         </w:pict>
       </w:r>
     </w:p>
@@ -1645,6 +5413,7 @@
       <w:pPr>
         <w:pStyle w:val="Heading3"/>
       </w:pPr>
+      <w:bookmarkStart w:id="27" w:name="_Toc226735741"/>
       <w:r>
         <w:rPr>
           <w:rFonts w:ascii="Segoe UI Emoji" w:hAnsi="Segoe UI Emoji" w:cs="Segoe UI Emoji"/>
@@ -1654,16 +5423,22 @@
       <w:r>
         <w:t xml:space="preserve"> Flow</w:t>
       </w:r>
-    </w:p>
-    <w:p>
-      <w:r>
-        <w:t>.env → config.py → used across system</w:t>
+      <w:bookmarkEnd w:id="27"/>
+    </w:p>
+    <w:p>
+      <w:proofErr w:type="gramStart"/>
+      <w:r>
+        <w:t>.env</w:t>
+      </w:r>
+      <w:proofErr w:type="gramEnd"/>
+      <w:r>
+        <w:t xml:space="preserve"> → config.py → used across system</w:t>
       </w:r>
     </w:p>
     <w:p>
       <w:r>
         <w:pict w14:anchorId="50E1922F">
-          <v:rect id="_x0000_i1535" style="width:0;height:1.5pt" o:hralign="center" o:hrstd="t" o:hr="t" fillcolor="#a0a0a0" stroked="f"/>
+          <v:rect id="_x0000_i1067" style="width:0;height:1.5pt" o:hralign="center" o:hrstd="t" o:hr="t" fillcolor="#a0a0a0" stroked="f"/>
         </w:pict>
       </w:r>
     </w:p>
@@ -1671,6 +5446,7 @@
       <w:pPr>
         <w:pStyle w:val="Heading3"/>
       </w:pPr>
+      <w:bookmarkStart w:id="28" w:name="_Toc226735742"/>
       <w:r>
         <w:rPr>
           <w:rFonts w:ascii="Segoe UI Emoji" w:hAnsi="Segoe UI Emoji" w:cs="Segoe UI Emoji"/>
@@ -1680,6 +5456,7 @@
       <w:r>
         <w:t xml:space="preserve"> Example Config</w:t>
       </w:r>
+      <w:bookmarkEnd w:id="28"/>
     </w:p>
     <w:p>
       <w:r>
@@ -1705,7 +5482,7 @@
     <w:p>
       <w:r>
         <w:pict w14:anchorId="78B1F19C">
-          <v:rect id="_x0000_i1536" style="width:0;height:1.5pt" o:hralign="center" o:hrstd="t" o:hr="t" fillcolor="#a0a0a0" stroked="f"/>
+          <v:rect id="_x0000_i1068" style="width:0;height:1.5pt" o:hralign="center" o:hrstd="t" o:hr="t" fillcolor="#a0a0a0" stroked="f"/>
         </w:pict>
       </w:r>
     </w:p>
@@ -1713,16 +5490,17 @@
       <w:pPr>
         <w:pStyle w:val="Heading3"/>
       </w:pPr>
+      <w:bookmarkStart w:id="29" w:name="_Toc226735743"/>
       <w:r>
         <w:rPr>
           <w:rFonts w:ascii="Segoe UI Emoji" w:hAnsi="Segoe UI Emoji" w:cs="Segoe UI Emoji"/>
         </w:rPr>
-        <w:lastRenderedPageBreak/>
         <w:t>🔹</w:t>
       </w:r>
       <w:r>
         <w:t xml:space="preserve"> Used In</w:t>
       </w:r>
+      <w:bookmarkEnd w:id="29"/>
     </w:p>
     <w:p>
       <w:r>
@@ -1744,14 +5522,14 @@
     <w:p>
       <w:r>
         <w:pict w14:anchorId="5D8ED406">
-          <v:rect id="_x0000_i1537" style="width:0;height:1.5pt" o:hralign="center" o:hrstd="t" o:hr="t" fillcolor="#a0a0a0" stroked="f"/>
+          <v:rect id="_x0000_i1069" style="width:0;height:1.5pt" o:hralign="center" o:hrstd="t" o:hr="t" fillcolor="#a0a0a0" stroked="f"/>
         </w:pict>
       </w:r>
     </w:p>
     <w:p>
       <w:r>
         <w:pict w14:anchorId="4B68C8D0">
-          <v:rect id="_x0000_i1538" style="width:0;height:1.5pt" o:hralign="center" o:hrstd="t" o:hr="t" fillcolor="#a0a0a0" stroked="f"/>
+          <v:rect id="_x0000_i1070" style="width:0;height:1.5pt" o:hralign="center" o:hrstd="t" o:hr="t" fillcolor="#a0a0a0" stroked="f"/>
         </w:pict>
       </w:r>
     </w:p>
@@ -1759,6 +5537,7 @@
       <w:pPr>
         <w:pStyle w:val="Heading2"/>
       </w:pPr>
+      <w:bookmarkStart w:id="30" w:name="_Toc226735744"/>
       <w:r>
         <w:rPr>
           <w:rFonts w:ascii="Segoe UI Emoji" w:hAnsi="Segoe UI Emoji" w:cs="Segoe UI Emoji"/>
@@ -1768,11 +5547,12 @@
       <w:r>
         <w:t xml:space="preserve"> SECTION 8: PHASE 7 — API → API COMMUNICATION</w:t>
       </w:r>
+      <w:bookmarkEnd w:id="30"/>
     </w:p>
     <w:p>
       <w:r>
         <w:pict w14:anchorId="0DECBD37">
-          <v:rect id="_x0000_i1539" style="width:0;height:1.5pt" o:hralign="center" o:hrstd="t" o:hr="t" fillcolor="#a0a0a0" stroked="f"/>
+          <v:rect id="_x0000_i1071" style="width:0;height:1.5pt" o:hralign="center" o:hrstd="t" o:hr="t" fillcolor="#a0a0a0" stroked="f"/>
         </w:pict>
       </w:r>
     </w:p>
@@ -1780,6 +5560,7 @@
       <w:pPr>
         <w:pStyle w:val="Heading3"/>
       </w:pPr>
+      <w:bookmarkStart w:id="31" w:name="_Toc226735745"/>
       <w:r>
         <w:rPr>
           <w:rFonts w:ascii="Segoe UI Emoji" w:hAnsi="Segoe UI Emoji" w:cs="Segoe UI Emoji"/>
@@ -1789,6 +5570,7 @@
       <w:r>
         <w:t xml:space="preserve"> Purpose</w:t>
       </w:r>
+      <w:bookmarkEnd w:id="31"/>
     </w:p>
     <w:p>
       <w:r>
@@ -1798,7 +5580,7 @@
     <w:p>
       <w:r>
         <w:pict w14:anchorId="4E239ECD">
-          <v:rect id="_x0000_i1540" style="width:0;height:1.5pt" o:hralign="center" o:hrstd="t" o:hr="t" fillcolor="#a0a0a0" stroked="f"/>
+          <v:rect id="_x0000_i1072" style="width:0;height:1.5pt" o:hralign="center" o:hrstd="t" o:hr="t" fillcolor="#a0a0a0" stroked="f"/>
         </w:pict>
       </w:r>
     </w:p>
@@ -1806,6 +5588,7 @@
       <w:pPr>
         <w:pStyle w:val="Heading3"/>
       </w:pPr>
+      <w:bookmarkStart w:id="32" w:name="_Toc226735746"/>
       <w:r>
         <w:rPr>
           <w:rFonts w:ascii="Segoe UI Emoji" w:hAnsi="Segoe UI Emoji" w:cs="Segoe UI Emoji"/>
@@ -1815,6 +5598,7 @@
       <w:r>
         <w:t xml:space="preserve"> Flow</w:t>
       </w:r>
+      <w:bookmarkEnd w:id="32"/>
     </w:p>
     <w:p>
       <w:r>
@@ -1834,6 +5618,9 @@
       </w:r>
       <w:r>
         <w:br/>
+      </w:r>
+      <w:r>
+        <w:lastRenderedPageBreak/>
         <w:t>Call Generator API</w:t>
       </w:r>
       <w:r>
@@ -1848,7 +5635,7 @@
     <w:p>
       <w:r>
         <w:pict w14:anchorId="479004AD">
-          <v:rect id="_x0000_i1541" style="width:0;height:1.5pt" o:hralign="center" o:hrstd="t" o:hr="t" fillcolor="#a0a0a0" stroked="f"/>
+          <v:rect id="_x0000_i1073" style="width:0;height:1.5pt" o:hralign="center" o:hrstd="t" o:hr="t" fillcolor="#a0a0a0" stroked="f"/>
         </w:pict>
       </w:r>
     </w:p>
@@ -1856,6 +5643,7 @@
       <w:pPr>
         <w:pStyle w:val="Heading3"/>
       </w:pPr>
+      <w:bookmarkStart w:id="33" w:name="_Toc226735747"/>
       <w:r>
         <w:rPr>
           <w:rFonts w:ascii="Segoe UI Emoji" w:hAnsi="Segoe UI Emoji" w:cs="Segoe UI Emoji"/>
@@ -1865,16 +5653,22 @@
       <w:r>
         <w:t xml:space="preserve"> Tool</w:t>
       </w:r>
-    </w:p>
-    <w:p>
-      <w:r>
-        <w:t>httpx (async HTTP client)</w:t>
+      <w:bookmarkEnd w:id="33"/>
+    </w:p>
+    <w:p>
+      <w:proofErr w:type="spellStart"/>
+      <w:r>
+        <w:t>httpx</w:t>
+      </w:r>
+      <w:proofErr w:type="spellEnd"/>
+      <w:r>
+        <w:t xml:space="preserve"> (async HTTP client)</w:t>
       </w:r>
     </w:p>
     <w:p>
       <w:r>
         <w:pict w14:anchorId="7B103164">
-          <v:rect id="_x0000_i1542" style="width:0;height:1.5pt" o:hralign="center" o:hrstd="t" o:hr="t" fillcolor="#a0a0a0" stroked="f"/>
+          <v:rect id="_x0000_i1074" style="width:0;height:1.5pt" o:hralign="center" o:hrstd="t" o:hr="t" fillcolor="#a0a0a0" stroked="f"/>
         </w:pict>
       </w:r>
     </w:p>
@@ -1882,6 +5676,7 @@
       <w:pPr>
         <w:pStyle w:val="Heading3"/>
       </w:pPr>
+      <w:bookmarkStart w:id="34" w:name="_Toc226735748"/>
       <w:r>
         <w:rPr>
           <w:rFonts w:ascii="Segoe UI Emoji" w:hAnsi="Segoe UI Emoji" w:cs="Segoe UI Emoji"/>
@@ -1891,6 +5686,7 @@
       <w:r>
         <w:t xml:space="preserve"> Benefits</w:t>
       </w:r>
+      <w:bookmarkEnd w:id="34"/>
     </w:p>
     <w:p>
       <w:r>
@@ -1912,7 +5708,7 @@
     <w:p>
       <w:r>
         <w:pict w14:anchorId="3743D3A6">
-          <v:rect id="_x0000_i1543" style="width:0;height:1.5pt" o:hralign="center" o:hrstd="t" o:hr="t" fillcolor="#a0a0a0" stroked="f"/>
+          <v:rect id="_x0000_i1075" style="width:0;height:1.5pt" o:hralign="center" o:hrstd="t" o:hr="t" fillcolor="#a0a0a0" stroked="f"/>
         </w:pict>
       </w:r>
     </w:p>
@@ -1920,6 +5716,7 @@
       <w:pPr>
         <w:pStyle w:val="Heading3"/>
       </w:pPr>
+      <w:bookmarkStart w:id="35" w:name="_Toc226735749"/>
       <w:r>
         <w:rPr>
           <w:rFonts w:ascii="Segoe UI Emoji" w:hAnsi="Segoe UI Emoji" w:cs="Segoe UI Emoji"/>
@@ -1929,6 +5726,7 @@
       <w:r>
         <w:t xml:space="preserve"> Architecture</w:t>
       </w:r>
+      <w:bookmarkEnd w:id="35"/>
     </w:p>
     <w:p>
       <w:r>
@@ -1942,14 +5740,14 @@
     <w:p>
       <w:r>
         <w:pict w14:anchorId="401B46C5">
-          <v:rect id="_x0000_i1544" style="width:0;height:1.5pt" o:hralign="center" o:hrstd="t" o:hr="t" fillcolor="#a0a0a0" stroked="f"/>
+          <v:rect id="_x0000_i1076" style="width:0;height:1.5pt" o:hralign="center" o:hrstd="t" o:hr="t" fillcolor="#a0a0a0" stroked="f"/>
         </w:pict>
       </w:r>
     </w:p>
     <w:p>
       <w:r>
         <w:pict w14:anchorId="7176C7A2">
-          <v:rect id="_x0000_i1545" style="width:0;height:1.5pt" o:hralign="center" o:hrstd="t" o:hr="t" fillcolor="#a0a0a0" stroked="f"/>
+          <v:rect id="_x0000_i1077" style="width:0;height:1.5pt" o:hralign="center" o:hrstd="t" o:hr="t" fillcolor="#a0a0a0" stroked="f"/>
         </w:pict>
       </w:r>
     </w:p>
@@ -1957,21 +5755,22 @@
       <w:pPr>
         <w:pStyle w:val="Heading2"/>
       </w:pPr>
+      <w:bookmarkStart w:id="36" w:name="_Toc226735750"/>
       <w:r>
         <w:rPr>
           <w:rFonts w:ascii="Segoe UI Emoji" w:hAnsi="Segoe UI Emoji" w:cs="Segoe UI Emoji"/>
         </w:rPr>
-        <w:lastRenderedPageBreak/>
         <w:t>🔷</w:t>
       </w:r>
       <w:r>
         <w:t xml:space="preserve"> SECTION 9: PHASE 8 — MONITORING &amp; OBSERVABILITY</w:t>
       </w:r>
+      <w:bookmarkEnd w:id="36"/>
     </w:p>
     <w:p>
       <w:r>
         <w:pict w14:anchorId="74D58A69">
-          <v:rect id="_x0000_i1546" style="width:0;height:1.5pt" o:hralign="center" o:hrstd="t" o:hr="t" fillcolor="#a0a0a0" stroked="f"/>
+          <v:rect id="_x0000_i1078" style="width:0;height:1.5pt" o:hralign="center" o:hrstd="t" o:hr="t" fillcolor="#a0a0a0" stroked="f"/>
         </w:pict>
       </w:r>
     </w:p>
@@ -1979,6 +5778,7 @@
       <w:pPr>
         <w:pStyle w:val="Heading3"/>
       </w:pPr>
+      <w:bookmarkStart w:id="37" w:name="_Toc226735751"/>
       <w:r>
         <w:rPr>
           <w:rFonts w:ascii="Segoe UI Emoji" w:hAnsi="Segoe UI Emoji" w:cs="Segoe UI Emoji"/>
@@ -1988,16 +5788,25 @@
       <w:r>
         <w:t xml:space="preserve"> Purpose</w:t>
       </w:r>
-    </w:p>
-    <w:p>
-      <w:r>
-        <w:t>Understand system behavior in production</w:t>
+      <w:bookmarkEnd w:id="37"/>
+    </w:p>
+    <w:p>
+      <w:r>
+        <w:t xml:space="preserve">Understand system </w:t>
+      </w:r>
+      <w:proofErr w:type="spellStart"/>
+      <w:r>
+        <w:t>behavior</w:t>
+      </w:r>
+      <w:proofErr w:type="spellEnd"/>
+      <w:r>
+        <w:t xml:space="preserve"> in production</w:t>
       </w:r>
     </w:p>
     <w:p>
       <w:r>
         <w:pict w14:anchorId="3F2BC206">
-          <v:rect id="_x0000_i1547" style="width:0;height:1.5pt" o:hralign="center" o:hrstd="t" o:hr="t" fillcolor="#a0a0a0" stroked="f"/>
+          <v:rect id="_x0000_i1079" style="width:0;height:1.5pt" o:hralign="center" o:hrstd="t" o:hr="t" fillcolor="#a0a0a0" stroked="f"/>
         </w:pict>
       </w:r>
     </w:p>
@@ -2005,6 +5814,7 @@
       <w:pPr>
         <w:pStyle w:val="Heading3"/>
       </w:pPr>
+      <w:bookmarkStart w:id="38" w:name="_Toc226735752"/>
       <w:r>
         <w:rPr>
           <w:rFonts w:ascii="Segoe UI Emoji" w:hAnsi="Segoe UI Emoji" w:cs="Segoe UI Emoji"/>
@@ -2014,11 +5824,12 @@
       <w:r>
         <w:t xml:space="preserve"> 3 Pillars</w:t>
       </w:r>
+      <w:bookmarkEnd w:id="38"/>
     </w:p>
     <w:p>
       <w:r>
         <w:pict w14:anchorId="0CBF3EF8">
-          <v:rect id="_x0000_i1548" style="width:0;height:1.5pt" o:hralign="center" o:hrstd="t" o:hr="t" fillcolor="#a0a0a0" stroked="f"/>
+          <v:rect id="_x0000_i1080" style="width:0;height:1.5pt" o:hralign="center" o:hrstd="t" o:hr="t" fillcolor="#a0a0a0" stroked="f"/>
         </w:pict>
       </w:r>
     </w:p>
@@ -2045,7 +5856,7 @@
     <w:p>
       <w:r>
         <w:pict w14:anchorId="1FDF5AF4">
-          <v:rect id="_x0000_i1549" style="width:0;height:1.5pt" o:hralign="center" o:hrstd="t" o:hr="t" fillcolor="#a0a0a0" stroked="f"/>
+          <v:rect id="_x0000_i1081" style="width:0;height:1.5pt" o:hralign="center" o:hrstd="t" o:hr="t" fillcolor="#a0a0a0" stroked="f"/>
         </w:pict>
       </w:r>
     </w:p>
@@ -2084,7 +5895,7 @@
     <w:p>
       <w:r>
         <w:pict w14:anchorId="56B11895">
-          <v:rect id="_x0000_i1550" style="width:0;height:1.5pt" o:hralign="center" o:hrstd="t" o:hr="t" fillcolor="#a0a0a0" stroked="f"/>
+          <v:rect id="_x0000_i1082" style="width:0;height:1.5pt" o:hralign="center" o:hrstd="t" o:hr="t" fillcolor="#a0a0a0" stroked="f"/>
         </w:pict>
       </w:r>
     </w:p>
@@ -2100,6 +5911,7 @@
           <w:b/>
           <w:bCs/>
         </w:rPr>
+        <w:lastRenderedPageBreak/>
         <w:t>3. Tracing</w:t>
       </w:r>
     </w:p>
@@ -2111,7 +5923,7 @@
     <w:p>
       <w:r>
         <w:pict w14:anchorId="6308F314">
-          <v:rect id="_x0000_i1551" style="width:0;height:1.5pt" o:hralign="center" o:hrstd="t" o:hr="t" fillcolor="#a0a0a0" stroked="f"/>
+          <v:rect id="_x0000_i1083" style="width:0;height:1.5pt" o:hralign="center" o:hrstd="t" o:hr="t" fillcolor="#a0a0a0" stroked="f"/>
         </w:pict>
       </w:r>
     </w:p>
@@ -2119,6 +5931,7 @@
       <w:pPr>
         <w:pStyle w:val="Heading3"/>
       </w:pPr>
+      <w:bookmarkStart w:id="39" w:name="_Toc226735753"/>
       <w:r>
         <w:rPr>
           <w:rFonts w:ascii="Segoe UI Emoji" w:hAnsi="Segoe UI Emoji" w:cs="Segoe UI Emoji"/>
@@ -2128,6 +5941,7 @@
       <w:r>
         <w:t xml:space="preserve"> Flow</w:t>
       </w:r>
+      <w:bookmarkEnd w:id="39"/>
     </w:p>
     <w:p>
       <w:r>
@@ -2137,7 +5951,7 @@
     <w:p>
       <w:r>
         <w:pict w14:anchorId="69623622">
-          <v:rect id="_x0000_i1552" style="width:0;height:1.5pt" o:hralign="center" o:hrstd="t" o:hr="t" fillcolor="#a0a0a0" stroked="f"/>
+          <v:rect id="_x0000_i1084" style="width:0;height:1.5pt" o:hralign="center" o:hrstd="t" o:hr="t" fillcolor="#a0a0a0" stroked="f"/>
         </w:pict>
       </w:r>
     </w:p>
@@ -2145,6 +5959,7 @@
       <w:pPr>
         <w:pStyle w:val="Heading3"/>
       </w:pPr>
+      <w:bookmarkStart w:id="40" w:name="_Toc226735754"/>
       <w:r>
         <w:rPr>
           <w:rFonts w:ascii="Segoe UI Emoji" w:hAnsi="Segoe UI Emoji" w:cs="Segoe UI Emoji"/>
@@ -2154,6 +5969,7 @@
       <w:r>
         <w:t xml:space="preserve"> Tools</w:t>
       </w:r>
+      <w:bookmarkEnd w:id="40"/>
     </w:p>
     <w:p>
       <w:r>
@@ -2175,14 +5991,14 @@
     <w:p>
       <w:r>
         <w:pict w14:anchorId="77C39775">
-          <v:rect id="_x0000_i1553" style="width:0;height:1.5pt" o:hralign="center" o:hrstd="t" o:hr="t" fillcolor="#a0a0a0" stroked="f"/>
+          <v:rect id="_x0000_i1085" style="width:0;height:1.5pt" o:hralign="center" o:hrstd="t" o:hr="t" fillcolor="#a0a0a0" stroked="f"/>
         </w:pict>
       </w:r>
     </w:p>
     <w:p>
       <w:r>
         <w:pict w14:anchorId="25964CEE">
-          <v:rect id="_x0000_i1554" style="width:0;height:1.5pt" o:hralign="center" o:hrstd="t" o:hr="t" fillcolor="#a0a0a0" stroked="f"/>
+          <v:rect id="_x0000_i1086" style="width:0;height:1.5pt" o:hralign="center" o:hrstd="t" o:hr="t" fillcolor="#a0a0a0" stroked="f"/>
         </w:pict>
       </w:r>
     </w:p>
@@ -2190,6 +6006,7 @@
       <w:pPr>
         <w:pStyle w:val="Heading2"/>
       </w:pPr>
+      <w:bookmarkStart w:id="41" w:name="_Toc226735755"/>
       <w:r>
         <w:rPr>
           <w:rFonts w:ascii="Segoe UI Emoji" w:hAnsi="Segoe UI Emoji" w:cs="Segoe UI Emoji"/>
@@ -2199,11 +6016,12 @@
       <w:r>
         <w:t xml:space="preserve"> SECTION 10: PHASE 9 — DEPLOYMENT &amp; SCALING</w:t>
       </w:r>
+      <w:bookmarkEnd w:id="41"/>
     </w:p>
     <w:p>
       <w:r>
         <w:pict w14:anchorId="12120FD2">
-          <v:rect id="_x0000_i1555" style="width:0;height:1.5pt" o:hralign="center" o:hrstd="t" o:hr="t" fillcolor="#a0a0a0" stroked="f"/>
+          <v:rect id="_x0000_i1087" style="width:0;height:1.5pt" o:hralign="center" o:hrstd="t" o:hr="t" fillcolor="#a0a0a0" stroked="f"/>
         </w:pict>
       </w:r>
     </w:p>
@@ -2211,16 +6029,17 @@
       <w:pPr>
         <w:pStyle w:val="Heading3"/>
       </w:pPr>
+      <w:bookmarkStart w:id="42" w:name="_Toc226735756"/>
       <w:r>
         <w:rPr>
           <w:rFonts w:ascii="Segoe UI Emoji" w:hAnsi="Segoe UI Emoji" w:cs="Segoe UI Emoji"/>
         </w:rPr>
-        <w:lastRenderedPageBreak/>
         <w:t>📌</w:t>
       </w:r>
       <w:r>
         <w:t xml:space="preserve"> Purpose</w:t>
       </w:r>
+      <w:bookmarkEnd w:id="42"/>
     </w:p>
     <w:p>
       <w:r>
@@ -2230,7 +6049,7 @@
     <w:p>
       <w:r>
         <w:pict w14:anchorId="59F59818">
-          <v:rect id="_x0000_i1556" style="width:0;height:1.5pt" o:hralign="center" o:hrstd="t" o:hr="t" fillcolor="#a0a0a0" stroked="f"/>
+          <v:rect id="_x0000_i1088" style="width:0;height:1.5pt" o:hralign="center" o:hrstd="t" o:hr="t" fillcolor="#a0a0a0" stroked="f"/>
         </w:pict>
       </w:r>
     </w:p>
@@ -2238,6 +6057,7 @@
       <w:pPr>
         <w:pStyle w:val="Heading3"/>
       </w:pPr>
+      <w:bookmarkStart w:id="43" w:name="_Toc226735757"/>
       <w:r>
         <w:rPr>
           <w:rFonts w:ascii="Segoe UI Emoji" w:hAnsi="Segoe UI Emoji" w:cs="Segoe UI Emoji"/>
@@ -2247,11 +6067,12 @@
       <w:r>
         <w:t xml:space="preserve"> Steps</w:t>
       </w:r>
+      <w:bookmarkEnd w:id="43"/>
     </w:p>
     <w:p>
       <w:r>
         <w:pict w14:anchorId="3DD8C263">
-          <v:rect id="_x0000_i1557" style="width:0;height:1.5pt" o:hralign="center" o:hrstd="t" o:hr="t" fillcolor="#a0a0a0" stroked="f"/>
+          <v:rect id="_x0000_i1089" style="width:0;height:1.5pt" o:hralign="center" o:hrstd="t" o:hr="t" fillcolor="#a0a0a0" stroked="f"/>
         </w:pict>
       </w:r>
     </w:p>
@@ -2278,7 +6099,7 @@
     <w:p>
       <w:r>
         <w:pict w14:anchorId="3FA6187F">
-          <v:rect id="_x0000_i1558" style="width:0;height:1.5pt" o:hralign="center" o:hrstd="t" o:hr="t" fillcolor="#a0a0a0" stroked="f"/>
+          <v:rect id="_x0000_i1090" style="width:0;height:1.5pt" o:hralign="center" o:hrstd="t" o:hr="t" fillcolor="#a0a0a0" stroked="f"/>
         </w:pict>
       </w:r>
     </w:p>
@@ -2305,7 +6126,7 @@
     <w:p>
       <w:r>
         <w:pict w14:anchorId="62069361">
-          <v:rect id="_x0000_i1559" style="width:0;height:1.5pt" o:hralign="center" o:hrstd="t" o:hr="t" fillcolor="#a0a0a0" stroked="f"/>
+          <v:rect id="_x0000_i1091" style="width:0;height:1.5pt" o:hralign="center" o:hrstd="t" o:hr="t" fillcolor="#a0a0a0" stroked="f"/>
         </w:pict>
       </w:r>
     </w:p>
@@ -2321,33 +6142,42 @@
           <w:b/>
           <w:bCs/>
         </w:rPr>
-        <w:t>3. Gunicorn</w:t>
-      </w:r>
-    </w:p>
-    <w:p>
-      <w:r>
-        <w:t>Production server</w:t>
-      </w:r>
-    </w:p>
-    <w:p>
-      <w:r>
-        <w:pict w14:anchorId="3150E8E0">
-          <v:rect id="_x0000_i1560" style="width:0;height:1.5pt" o:hralign="center" o:hrstd="t" o:hr="t" fillcolor="#a0a0a0" stroked="f"/>
-        </w:pict>
-      </w:r>
-    </w:p>
-    <w:p>
-      <w:pPr>
+        <w:t xml:space="preserve">3. </w:t>
+      </w:r>
+      <w:proofErr w:type="spellStart"/>
+      <w:r>
         <w:rPr>
           <w:b/>
           <w:bCs/>
         </w:rPr>
-      </w:pPr>
-      <w:r>
+        <w:t>Gunicorn</w:t>
+      </w:r>
+      <w:proofErr w:type="spellEnd"/>
+    </w:p>
+    <w:p>
+      <w:r>
+        <w:t>Production server</w:t>
+      </w:r>
+    </w:p>
+    <w:p>
+      <w:r>
+        <w:pict w14:anchorId="3150E8E0">
+          <v:rect id="_x0000_i1092" style="width:0;height:1.5pt" o:hralign="center" o:hrstd="t" o:hr="t" fillcolor="#a0a0a0" stroked="f"/>
+        </w:pict>
+      </w:r>
+    </w:p>
+    <w:p>
+      <w:pPr>
         <w:rPr>
           <w:b/>
           <w:bCs/>
         </w:rPr>
+      </w:pPr>
+      <w:r>
+        <w:rPr>
+          <w:b/>
+          <w:bCs/>
+        </w:rPr>
         <w:t>4. Kubernetes</w:t>
       </w:r>
     </w:p>
@@ -2362,8 +6192,9 @@
     </w:p>
     <w:p>
       <w:r>
+        <w:lastRenderedPageBreak/>
         <w:pict w14:anchorId="08029DCA">
-          <v:rect id="_x0000_i1561" style="width:0;height:1.5pt" o:hralign="center" o:hrstd="t" o:hr="t" fillcolor="#a0a0a0" stroked="f"/>
+          <v:rect id="_x0000_i1093" style="width:0;height:1.5pt" o:hralign="center" o:hrstd="t" o:hr="t" fillcolor="#a0a0a0" stroked="f"/>
         </w:pict>
       </w:r>
     </w:p>
@@ -2390,7 +6221,7 @@
     <w:p>
       <w:r>
         <w:pict w14:anchorId="676BFBA3">
-          <v:rect id="_x0000_i1562" style="width:0;height:1.5pt" o:hralign="center" o:hrstd="t" o:hr="t" fillcolor="#a0a0a0" stroked="f"/>
+          <v:rect id="_x0000_i1094" style="width:0;height:1.5pt" o:hralign="center" o:hrstd="t" o:hr="t" fillcolor="#a0a0a0" stroked="f"/>
         </w:pict>
       </w:r>
     </w:p>
@@ -2417,14 +6248,14 @@
     <w:p>
       <w:r>
         <w:pict w14:anchorId="34A19154">
-          <v:rect id="_x0000_i1563" style="width:0;height:1.5pt" o:hralign="center" o:hrstd="t" o:hr="t" fillcolor="#a0a0a0" stroked="f"/>
+          <v:rect id="_x0000_i1095" style="width:0;height:1.5pt" o:hralign="center" o:hrstd="t" o:hr="t" fillcolor="#a0a0a0" stroked="f"/>
         </w:pict>
       </w:r>
     </w:p>
     <w:p>
       <w:r>
         <w:pict w14:anchorId="355119AF">
-          <v:rect id="_x0000_i1564" style="width:0;height:1.5pt" o:hralign="center" o:hrstd="t" o:hr="t" fillcolor="#a0a0a0" stroked="f"/>
+          <v:rect id="_x0000_i1096" style="width:0;height:1.5pt" o:hralign="center" o:hrstd="t" o:hr="t" fillcolor="#a0a0a0" stroked="f"/>
         </w:pict>
       </w:r>
     </w:p>
@@ -2432,6 +6263,7 @@
       <w:pPr>
         <w:pStyle w:val="Heading1"/>
       </w:pPr>
+      <w:bookmarkStart w:id="44" w:name="_Toc226735758"/>
       <w:r>
         <w:rPr>
           <w:rFonts w:ascii="Segoe UI Emoji" w:hAnsi="Segoe UI Emoji" w:cs="Segoe UI Emoji"/>
@@ -2441,6 +6273,7 @@
       <w:r>
         <w:t xml:space="preserve"> FINAL PRODUCTION ARCHITECTURE</w:t>
       </w:r>
+      <w:bookmarkEnd w:id="44"/>
     </w:p>
     <w:p>
       <w:r>
@@ -2460,7 +6293,15 @@
       </w:r>
       <w:r>
         <w:br/>
-        <w:t xml:space="preserve">            Main API (FastAPI)</w:t>
+        <w:t xml:space="preserve">            Main API (</w:t>
+      </w:r>
+      <w:proofErr w:type="spellStart"/>
+      <w:r>
+        <w:t>FastAPI</w:t>
+      </w:r>
+      <w:proofErr w:type="spellEnd"/>
+      <w:r>
+        <w:t>)</w:t>
       </w:r>
       <w:r>
         <w:br/>
@@ -2468,9 +6309,6 @@
       </w:r>
       <w:r>
         <w:br/>
-      </w:r>
-      <w:r>
-        <w:lastRenderedPageBreak/>
         <w:t xml:space="preserve">        ┌──────────</w:t>
       </w:r>
       <w:r>
@@ -2510,7 +6348,30 @@
       </w:r>
       <w:r>
         <w:br/>
-        <w:t xml:space="preserve">   (CPU scaled)            (GPU scaled)</w:t>
+      </w:r>
+      <w:proofErr w:type="gramStart"/>
+      <w:r>
+        <w:t xml:space="preserve">   (</w:t>
+      </w:r>
+      <w:proofErr w:type="gramEnd"/>
+      <w:r>
+        <w:t xml:space="preserve">CPU </w:t>
+      </w:r>
+      <w:proofErr w:type="gramStart"/>
+      <w:r>
+        <w:t xml:space="preserve">scaled)   </w:t>
+      </w:r>
+      <w:proofErr w:type="gramEnd"/>
+      <w:r>
+        <w:t xml:space="preserve">      </w:t>
+      </w:r>
+      <w:proofErr w:type="gramStart"/>
+      <w:r>
+        <w:t xml:space="preserve">   (</w:t>
+      </w:r>
+      <w:proofErr w:type="gramEnd"/>
+      <w:r>
+        <w:t>GPU scaled)</w:t>
       </w:r>
       <w:r>
         <w:br/>
@@ -2533,7 +6394,7 @@
     <w:p>
       <w:r>
         <w:pict w14:anchorId="03532412">
-          <v:rect id="_x0000_i1565" style="width:0;height:1.5pt" o:hralign="center" o:hrstd="t" o:hr="t" fillcolor="#a0a0a0" stroked="f"/>
+          <v:rect id="_x0000_i1097" style="width:0;height:1.5pt" o:hralign="center" o:hrstd="t" o:hr="t" fillcolor="#a0a0a0" stroked="f"/>
         </w:pict>
       </w:r>
     </w:p>
@@ -2541,6 +6402,7 @@
       <w:pPr>
         <w:pStyle w:val="Heading1"/>
       </w:pPr>
+      <w:bookmarkStart w:id="45" w:name="_Toc226735759"/>
       <w:r>
         <w:rPr>
           <w:rFonts w:ascii="Segoe UI Emoji" w:hAnsi="Segoe UI Emoji" w:cs="Segoe UI Emoji"/>
@@ -2550,11 +6412,12 @@
       <w:r>
         <w:t xml:space="preserve"> FINAL SUMMARY (IMPORTANT)</w:t>
       </w:r>
+      <w:bookmarkEnd w:id="45"/>
     </w:p>
     <w:p>
       <w:r>
         <w:pict w14:anchorId="279B83AF">
-          <v:rect id="_x0000_i1566" style="width:0;height:1.5pt" o:hralign="center" o:hrstd="t" o:hr="t" fillcolor="#a0a0a0" stroked="f"/>
+          <v:rect id="_x0000_i1098" style="width:0;height:1.5pt" o:hralign="center" o:hrstd="t" o:hr="t" fillcolor="#a0a0a0" stroked="f"/>
         </w:pict>
       </w:r>
     </w:p>
@@ -2605,7 +6468,7 @@
     <w:p>
       <w:r>
         <w:pict w14:anchorId="14178C73">
-          <v:rect id="_x0000_i1567" style="width:0;height:1.5pt" o:hralign="center" o:hrstd="t" o:hr="t" fillcolor="#a0a0a0" stroked="f"/>
+          <v:rect id="_x0000_i1099" style="width:0;height:1.5pt" o:hralign="center" o:hrstd="t" o:hr="t" fillcolor="#a0a0a0" stroked="f"/>
         </w:pict>
       </w:r>
     </w:p>
@@ -2642,6 +6505,9 @@
       </w:r>
       <w:r>
         <w:br/>
+      </w:r>
+      <w:r>
+        <w:lastRenderedPageBreak/>
         <w:t>Kubernetes → auto scaling</w:t>
       </w:r>
       <w:r>
@@ -2652,7 +6518,7 @@
     <w:p>
       <w:r>
         <w:pict w14:anchorId="6673C0E9">
-          <v:rect id="_x0000_i1568" style="width:0;height:1.5pt" o:hralign="center" o:hrstd="t" o:hr="t" fillcolor="#a0a0a0" stroked="f"/>
+          <v:rect id="_x0000_i1100" style="width:0;height:1.5pt" o:hralign="center" o:hrstd="t" o:hr="t" fillcolor="#a0a0a0" stroked="f"/>
         </w:pict>
       </w:r>
     </w:p>
@@ -2699,7 +6565,7 @@
     <w:p>
       <w:r>
         <w:pict w14:anchorId="01BCA023">
-          <v:rect id="_x0000_i1569" style="width:0;height:1.5pt" o:hralign="center" o:hrstd="t" o:hr="t" fillcolor="#a0a0a0" stroked="f"/>
+          <v:rect id="_x0000_i1101" style="width:0;height:1.5pt" o:hralign="center" o:hrstd="t" o:hr="t" fillcolor="#a0a0a0" stroked="f"/>
         </w:pict>
       </w:r>
     </w:p>
@@ -2732,8 +6598,13 @@
       </w:r>
     </w:p>
     <w:p>
-      <w:r>
-        <w:t>FastAPI API Layer</w:t>
+      <w:proofErr w:type="spellStart"/>
+      <w:r>
+        <w:t>FastAPI</w:t>
+      </w:r>
+      <w:proofErr w:type="spellEnd"/>
+      <w:r>
+        <w:t xml:space="preserve"> API Layer</w:t>
       </w:r>
       <w:r>
         <w:br/>
@@ -2758,9 +6629,8 @@
     </w:p>
     <w:p>
       <w:r>
-        <w:lastRenderedPageBreak/>
         <w:pict w14:anchorId="3C580AFF">
-          <v:rect id="_x0000_i1570" style="width:0;height:1.5pt" o:hralign="center" o:hrstd="t" o:hr="t" fillcolor="#a0a0a0" stroked="f"/>
+          <v:rect id="_x0000_i1102" style="width:0;height:1.5pt" o:hralign="center" o:hrstd="t" o:hr="t" fillcolor="#a0a0a0" stroked="f"/>
         </w:pict>
       </w:r>
     </w:p>
@@ -5080,6 +8950,7 @@
   <w:style w:type="character" w:default="1" w:styleId="DefaultParagraphFont">
     <w:name w:val="Default Paragraph Font"/>
     <w:uiPriority w:val="1"/>
+    <w:semiHidden/>
     <w:unhideWhenUsed/>
   </w:style>
   <w:style w:type="table" w:default="1" w:styleId="TableNormal">
@@ -5391,6 +9262,75 @@
       <w:spacing w:val="5"/>
     </w:rPr>
   </w:style>
+  <w:style w:type="paragraph" w:styleId="TOCHeading">
+    <w:name w:val="TOC Heading"/>
+    <w:basedOn w:val="Heading1"/>
+    <w:next w:val="Normal"/>
+    <w:uiPriority w:val="39"/>
+    <w:unhideWhenUsed/>
+    <w:qFormat/>
+    <w:rsid w:val="0086376D"/>
+    <w:pPr>
+      <w:spacing w:before="240" w:after="0"/>
+      <w:outlineLvl w:val="9"/>
+    </w:pPr>
+    <w:rPr>
+      <w:kern w:val="0"/>
+      <w:sz w:val="32"/>
+      <w:szCs w:val="32"/>
+      <w:lang w:val="en-US"/>
+      <w14:ligatures w14:val="none"/>
+    </w:rPr>
+  </w:style>
+  <w:style w:type="paragraph" w:styleId="TOC1">
+    <w:name w:val="toc 1"/>
+    <w:basedOn w:val="Normal"/>
+    <w:next w:val="Normal"/>
+    <w:autoRedefine/>
+    <w:uiPriority w:val="39"/>
+    <w:unhideWhenUsed/>
+    <w:rsid w:val="0086376D"/>
+    <w:pPr>
+      <w:spacing w:after="100"/>
+    </w:pPr>
+  </w:style>
+  <w:style w:type="paragraph" w:styleId="TOC2">
+    <w:name w:val="toc 2"/>
+    <w:basedOn w:val="Normal"/>
+    <w:next w:val="Normal"/>
+    <w:autoRedefine/>
+    <w:uiPriority w:val="39"/>
+    <w:unhideWhenUsed/>
+    <w:rsid w:val="0086376D"/>
+    <w:pPr>
+      <w:spacing w:after="100"/>
+      <w:ind w:left="220"/>
+    </w:pPr>
+  </w:style>
+  <w:style w:type="paragraph" w:styleId="TOC3">
+    <w:name w:val="toc 3"/>
+    <w:basedOn w:val="Normal"/>
+    <w:next w:val="Normal"/>
+    <w:autoRedefine/>
+    <w:uiPriority w:val="39"/>
+    <w:unhideWhenUsed/>
+    <w:rsid w:val="0086376D"/>
+    <w:pPr>
+      <w:spacing w:after="100"/>
+      <w:ind w:left="440"/>
+    </w:pPr>
+  </w:style>
+  <w:style w:type="character" w:styleId="Hyperlink">
+    <w:name w:val="Hyperlink"/>
+    <w:basedOn w:val="DefaultParagraphFont"/>
+    <w:uiPriority w:val="99"/>
+    <w:unhideWhenUsed/>
+    <w:rsid w:val="0086376D"/>
+    <w:rPr>
+      <w:color w:val="0563C1" w:themeColor="hyperlink"/>
+      <w:u w:val="single"/>
+    </w:rPr>
+  </w:style>
 </w:styles>
 </file>
 
@@ -5687,4 +9627,16 @@
     </a:ext>
   </a:extLst>
 </a:theme>
+</file>
+
+<file path=customXml/item1.xml><?xml version="1.0" encoding="utf-8"?>
+<b:Sources xmlns:b="http://schemas.openxmlformats.org/officeDocument/2006/bibliography" xmlns="http://schemas.openxmlformats.org/officeDocument/2006/bibliography" SelectedStyle="\APASixthEditionOfficeOnline.xsl" StyleName="APA" Version="6"/>
+</file>
+
+<file path=customXml/itemProps1.xml><?xml version="1.0" encoding="utf-8"?>
+<ds:datastoreItem xmlns:ds="http://schemas.openxmlformats.org/officeDocument/2006/customXml" ds:itemID="{0C077E59-0186-4581-A624-9CF46E8B6256}">
+  <ds:schemaRefs>
+    <ds:schemaRef ds:uri="http://schemas.openxmlformats.org/officeDocument/2006/bibliography"/>
+  </ds:schemaRefs>
+</ds:datastoreItem>
 </file>